--- a/Analysis/USA/USA_Market_News.docx
+++ b/Analysis/USA/USA_Market_News.docx
@@ -266,7 +266,32 @@
         <w:rPr>
           <w:lang w:val="en-US"/>
         </w:rPr>
-        <w:t>Focus on actionable opportunities with clear catalysts for potential growth. Include both large-cap and mid-cap opportunities across different sectors."</w:t>
+        <w:t>Focus on actionable opportunities with clear catalysts for potential growth. Include both large-cap and mid-cap opportunities across different sectors.</w:t>
+      </w:r>
+      <w:r>
+        <w:rPr>
+          <w:lang w:val="en-US"/>
+        </w:rPr>
+        <w:t xml:space="preserve"> </w:t>
+      </w:r>
+      <w:r>
+        <w:rPr>
+          <w:lang w:val="en-US"/>
+        </w:rPr>
+        <w:br/>
+      </w:r>
+      <w:r>
+        <w:rPr>
+          <w:lang w:val="en-US"/>
+        </w:rPr>
+        <w:br/>
+        <w:t>Present in tabular form to understand easily</w:t>
+      </w:r>
+      <w:r>
+        <w:rPr>
+          <w:lang w:val="en-US"/>
+        </w:rPr>
+        <w:t>"</w:t>
       </w:r>
     </w:p>
     <w:p>

--- a/Analysis/USA/USA_Market_News.docx
+++ b/Analysis/USA/USA_Market_News.docx
@@ -5,293 +5,3957 @@
     <w:p>
       <w:pPr>
         <w:rPr>
-          <w:lang w:val="en-US"/>
-        </w:rPr>
-      </w:pPr>
-      <w:r>
-        <w:rPr>
-          <w:b/>
-          <w:bCs/>
-          <w:lang w:val="en-US"/>
-        </w:rPr>
-        <w:t>Stock Analysis Prompt:</w:t>
-      </w:r>
-    </w:p>
-    <w:p>
-      <w:pPr>
-        <w:rPr>
-          <w:lang w:val="en-US"/>
-        </w:rPr>
-      </w:pPr>
-      <w:r>
-        <w:rPr>
-          <w:lang w:val="en-US"/>
-        </w:rPr>
-        <w:t>"Please identify and analyze stocks that have recently experienced or are likely to experience positive developments. Specifically, I'm looking for companies with:</w:t>
+          <w:b/>
+          <w:bCs/>
+          <w:lang w:val="en-US"/>
+        </w:rPr>
+      </w:pPr>
+      <w:r>
+        <w:rPr>
+          <w:b/>
+          <w:bCs/>
+          <w:lang w:val="en-US"/>
+        </w:rPr>
+        <w:t xml:space="preserve">Here's your fully updated USA Stock Analysis Prompt, mirroring the same enhanced structure as the Indian </w:t>
+      </w:r>
+      <w:proofErr w:type="gramStart"/>
+      <w:r>
+        <w:rPr>
+          <w:b/>
+          <w:bCs/>
+          <w:lang w:val="en-US"/>
+        </w:rPr>
+        <w:t>markets</w:t>
+      </w:r>
+      <w:proofErr w:type="gramEnd"/>
+      <w:r>
+        <w:rPr>
+          <w:b/>
+          <w:bCs/>
+          <w:lang w:val="en-US"/>
+        </w:rPr>
+        <w:t xml:space="preserve"> version:</w:t>
+      </w:r>
+    </w:p>
+    <w:p>
+      <w:pPr>
+        <w:rPr>
+          <w:b/>
+          <w:bCs/>
+          <w:lang w:val="en-US"/>
+        </w:rPr>
+      </w:pPr>
+      <w:r>
+        <w:rPr>
+          <w:b/>
+          <w:bCs/>
+          <w:lang w:val="en-US"/>
+        </w:rPr>
+        <w:pict w14:anchorId="2EDE9EF2">
+          <v:rect id="_x0000_i1091" style="width:0;height:1.5pt" o:hralign="center" o:hrstd="t" o:hr="t" fillcolor="#a0a0a0" stroked="f"/>
+        </w:pict>
+      </w:r>
+    </w:p>
+    <w:p>
+      <w:pPr>
+        <w:rPr>
+          <w:b/>
+          <w:bCs/>
+          <w:lang w:val="en-US"/>
+        </w:rPr>
+      </w:pPr>
+      <w:r>
+        <w:rPr>
+          <w:rFonts w:ascii="Segoe UI Emoji" w:hAnsi="Segoe UI Emoji" w:cs="Segoe UI Emoji"/>
+          <w:b/>
+          <w:bCs/>
+          <w:lang w:val="en-US"/>
+        </w:rPr>
+        <w:t>🇺🇸</w:t>
+      </w:r>
+      <w:r>
+        <w:rPr>
+          <w:b/>
+          <w:bCs/>
+          <w:lang w:val="en-US"/>
+        </w:rPr>
+        <w:t xml:space="preserve"> USA Stock Market Deep Analysis Prompt (Enhanced Edition)</w:t>
+      </w:r>
+    </w:p>
+    <w:p>
+      <w:pPr>
+        <w:rPr>
+          <w:b/>
+          <w:bCs/>
+          <w:lang w:val="en-US"/>
+        </w:rPr>
+      </w:pPr>
+      <w:r>
+        <w:rPr>
+          <w:b/>
+          <w:bCs/>
+          <w:lang w:val="en-US"/>
+        </w:rPr>
+        <w:pict w14:anchorId="2D84882D">
+          <v:rect id="_x0000_i1092" style="width:0;height:1.5pt" o:hralign="center" o:hrstd="t" o:hr="t" fillcolor="#a0a0a0" stroked="f"/>
+        </w:pict>
+      </w:r>
+    </w:p>
+    <w:p>
+      <w:pPr>
+        <w:rPr>
+          <w:b/>
+          <w:bCs/>
+          <w:lang w:val="en-US"/>
+        </w:rPr>
+      </w:pPr>
+      <w:r>
+        <w:rPr>
+          <w:b/>
+          <w:bCs/>
+          <w:lang w:val="en-US"/>
+        </w:rPr>
+        <w:t>"Analyze NYSE/NASDAQ-listed US stocks with strong positive catalysts across all major and emerging sectors. Identify companies with high-probability growth triggers using the criteria below. Present findings in a clean, structured table format with all specified data points."</w:t>
+      </w:r>
+    </w:p>
+    <w:p>
+      <w:pPr>
+        <w:rPr>
+          <w:b/>
+          <w:bCs/>
+          <w:lang w:val="en-US"/>
+        </w:rPr>
+      </w:pPr>
+      <w:r>
+        <w:rPr>
+          <w:b/>
+          <w:bCs/>
+          <w:lang w:val="en-US"/>
+        </w:rPr>
+        <w:pict w14:anchorId="5068ED27">
+          <v:rect id="_x0000_i1093" style="width:0;height:1.5pt" o:hralign="center" o:hrstd="t" o:hr="t" fillcolor="#a0a0a0" stroked="f"/>
+        </w:pict>
+      </w:r>
+    </w:p>
+    <w:p>
+      <w:pPr>
+        <w:rPr>
+          <w:b/>
+          <w:bCs/>
+          <w:lang w:val="en-US"/>
+        </w:rPr>
+      </w:pPr>
+      <w:r>
+        <w:rPr>
+          <w:rFonts w:ascii="Segoe UI Emoji" w:hAnsi="Segoe UI Emoji" w:cs="Segoe UI Emoji"/>
+          <w:b/>
+          <w:bCs/>
+          <w:lang w:val="en-US"/>
+        </w:rPr>
+        <w:t>📌</w:t>
+      </w:r>
+      <w:r>
+        <w:rPr>
+          <w:b/>
+          <w:bCs/>
+          <w:lang w:val="en-US"/>
+        </w:rPr>
+        <w:t xml:space="preserve"> SECTION 1 — SCREENING CRITERIA (Identify stocks with ANY of the following)</w:t>
+      </w:r>
+    </w:p>
+    <w:p>
+      <w:pPr>
+        <w:rPr>
+          <w:b/>
+          <w:bCs/>
+          <w:lang w:val="en-US"/>
+        </w:rPr>
+      </w:pPr>
+      <w:r>
+        <w:rPr>
+          <w:b/>
+          <w:bCs/>
+          <w:lang w:val="en-US"/>
+        </w:rPr>
+        <w:t>A. Contract Wins &amp; Major Project Awards</w:t>
       </w:r>
     </w:p>
     <w:p>
       <w:pPr>
         <w:numPr>
           <w:ilvl w:val="0"/>
-          <w:numId w:val="24"/>
+          <w:numId w:val="26"/>
         </w:numPr>
         <w:rPr>
-          <w:lang w:val="en-US"/>
-        </w:rPr>
-      </w:pPr>
-      <w:r>
-        <w:rPr>
-          <w:b/>
-          <w:bCs/>
-          <w:lang w:val="en-US"/>
-        </w:rPr>
-        <w:t>High probability of winning major projects or contracts</w:t>
+          <w:b/>
+          <w:bCs/>
+          <w:lang w:val="en-US"/>
+        </w:rPr>
+      </w:pPr>
+      <w:r>
+        <w:rPr>
+          <w:b/>
+          <w:bCs/>
+          <w:lang w:val="en-US"/>
+        </w:rPr>
+        <w:t>Federal government contracts (DoD, NASA, DHS, DOE, GSA)</w:t>
       </w:r>
     </w:p>
     <w:p>
       <w:pPr>
         <w:numPr>
           <w:ilvl w:val="0"/>
-          <w:numId w:val="24"/>
+          <w:numId w:val="26"/>
         </w:numPr>
         <w:rPr>
-          <w:lang w:val="en-US"/>
-        </w:rPr>
-      </w:pPr>
-      <w:r>
-        <w:rPr>
-          <w:b/>
-          <w:bCs/>
-          <w:lang w:val="en-US"/>
-        </w:rPr>
-        <w:t>Recent or announced acquisitions</w:t>
-      </w:r>
-      <w:r>
-        <w:rPr>
-          <w:lang w:val="en-US"/>
-        </w:rPr>
-        <w:t xml:space="preserve"> that could drive growth</w:t>
+          <w:b/>
+          <w:bCs/>
+          <w:lang w:val="en-US"/>
+        </w:rPr>
+      </w:pPr>
+      <w:r>
+        <w:rPr>
+          <w:b/>
+          <w:bCs/>
+          <w:lang w:val="en-US"/>
+        </w:rPr>
+        <w:t>Large enterprise or commercial contract wins</w:t>
       </w:r>
     </w:p>
     <w:p>
       <w:pPr>
         <w:numPr>
           <w:ilvl w:val="0"/>
-          <w:numId w:val="24"/>
+          <w:numId w:val="26"/>
         </w:numPr>
         <w:rPr>
-          <w:lang w:val="en-US"/>
-        </w:rPr>
-      </w:pPr>
-      <w:r>
-        <w:rPr>
-          <w:b/>
-          <w:bCs/>
-          <w:lang w:val="en-US"/>
-        </w:rPr>
-        <w:t>New strategic investments</w:t>
-      </w:r>
-      <w:r>
-        <w:rPr>
-          <w:lang w:val="en-US"/>
-        </w:rPr>
-        <w:t xml:space="preserve"> (either investing in others or receiving investments)</w:t>
+          <w:b/>
+          <w:bCs/>
+          <w:lang w:val="en-US"/>
+        </w:rPr>
+      </w:pPr>
+      <w:r>
+        <w:rPr>
+          <w:b/>
+          <w:bCs/>
+          <w:lang w:val="en-US"/>
+        </w:rPr>
+        <w:t>Multi-year SaaS/cloud deals, defense procurement awards</w:t>
       </w:r>
     </w:p>
     <w:p>
       <w:pPr>
         <w:numPr>
           <w:ilvl w:val="0"/>
-          <w:numId w:val="24"/>
+          <w:numId w:val="26"/>
         </w:numPr>
         <w:rPr>
-          <w:lang w:val="en-US"/>
-        </w:rPr>
-      </w:pPr>
-      <w:r>
-        <w:rPr>
-          <w:b/>
-          <w:bCs/>
-          <w:lang w:val="en-US"/>
-        </w:rPr>
-        <w:t>Strong revenue growth</w:t>
-      </w:r>
-      <w:r>
-        <w:rPr>
-          <w:lang w:val="en-US"/>
-        </w:rPr>
-        <w:t xml:space="preserve"> trends or positive revenue guidance</w:t>
+          <w:b/>
+          <w:bCs/>
+          <w:lang w:val="en-US"/>
+        </w:rPr>
+      </w:pPr>
+      <w:r>
+        <w:rPr>
+          <w:b/>
+          <w:bCs/>
+          <w:lang w:val="en-US"/>
+        </w:rPr>
+        <w:t>Infrastructure project awards (CHIPS Act, IRA, BIL beneficiaries)</w:t>
+      </w:r>
+    </w:p>
+    <w:p>
+      <w:pPr>
+        <w:rPr>
+          <w:b/>
+          <w:bCs/>
+          <w:lang w:val="en-US"/>
+        </w:rPr>
+      </w:pPr>
+      <w:r>
+        <w:rPr>
+          <w:b/>
+          <w:bCs/>
+          <w:lang w:val="en-US"/>
+        </w:rPr>
+        <w:t>B. M&amp;A, Acquisitions &amp; Strategic Deals</w:t>
       </w:r>
     </w:p>
     <w:p>
       <w:pPr>
         <w:numPr>
           <w:ilvl w:val="0"/>
-          <w:numId w:val="24"/>
+          <w:numId w:val="27"/>
         </w:numPr>
         <w:rPr>
-          <w:lang w:val="en-US"/>
-        </w:rPr>
-      </w:pPr>
-      <w:r>
-        <w:rPr>
-          <w:b/>
-          <w:bCs/>
-          <w:lang w:val="en-US"/>
-        </w:rPr>
-        <w:t>Any other significant positive news</w:t>
-      </w:r>
-      <w:r>
-        <w:rPr>
-          <w:lang w:val="en-US"/>
-        </w:rPr>
-        <w:t xml:space="preserve"> (partnerships, product launches, regulatory approvals, etc.)</w:t>
-      </w:r>
-    </w:p>
-    <w:p>
-      <w:pPr>
-        <w:rPr>
-          <w:lang w:val="en-US"/>
-        </w:rPr>
-      </w:pPr>
-      <w:r>
-        <w:rPr>
-          <w:lang w:val="en-US"/>
-        </w:rPr>
-        <w:t>For each stock recommendation, please provide:</w:t>
+          <w:b/>
+          <w:bCs/>
+          <w:lang w:val="en-US"/>
+        </w:rPr>
+      </w:pPr>
+      <w:r>
+        <w:rPr>
+          <w:b/>
+          <w:bCs/>
+          <w:lang w:val="en-US"/>
+        </w:rPr>
+        <w:t>Announced or completed mergers, acquisitions, or stake purchases</w:t>
       </w:r>
     </w:p>
     <w:p>
       <w:pPr>
         <w:numPr>
           <w:ilvl w:val="0"/>
-          <w:numId w:val="25"/>
+          <w:numId w:val="27"/>
         </w:numPr>
         <w:rPr>
-          <w:lang w:val="en-US"/>
-        </w:rPr>
-      </w:pPr>
-      <w:r>
-        <w:rPr>
-          <w:b/>
-          <w:bCs/>
-          <w:lang w:val="en-US"/>
-        </w:rPr>
-        <w:t>Stock Name &amp; Ticker Symbol</w:t>
+          <w:b/>
+          <w:bCs/>
+          <w:lang w:val="en-US"/>
+        </w:rPr>
+      </w:pPr>
+      <w:r>
+        <w:rPr>
+          <w:b/>
+          <w:bCs/>
+          <w:lang w:val="en-US"/>
+        </w:rPr>
+        <w:t>Hostile takeover bids or activist investor-driven restructuring</w:t>
       </w:r>
     </w:p>
     <w:p>
       <w:pPr>
         <w:numPr>
           <w:ilvl w:val="0"/>
-          <w:numId w:val="25"/>
+          <w:numId w:val="27"/>
         </w:numPr>
         <w:rPr>
-          <w:lang w:val="en-US"/>
-        </w:rPr>
-      </w:pPr>
-      <w:r>
-        <w:rPr>
-          <w:b/>
-          <w:bCs/>
-          <w:lang w:val="en-US"/>
-        </w:rPr>
-        <w:t>Specific News/Development</w:t>
-      </w:r>
-      <w:r>
-        <w:rPr>
-          <w:lang w:val="en-US"/>
-        </w:rPr>
-        <w:t xml:space="preserve"> (with brief explanation)</w:t>
+          <w:b/>
+          <w:bCs/>
+          <w:lang w:val="en-US"/>
+        </w:rPr>
+      </w:pPr>
+      <w:r>
+        <w:rPr>
+          <w:b/>
+          <w:bCs/>
+          <w:lang w:val="en-US"/>
+        </w:rPr>
+        <w:t>Spin-offs, divestitures, or carve-outs unlocking shareholder value</w:t>
       </w:r>
     </w:p>
     <w:p>
       <w:pPr>
         <w:numPr>
           <w:ilvl w:val="0"/>
-          <w:numId w:val="25"/>
+          <w:numId w:val="27"/>
         </w:numPr>
         <w:rPr>
-          <w:lang w:val="en-US"/>
-        </w:rPr>
-      </w:pPr>
-      <w:r>
-        <w:rPr>
-          <w:b/>
-          <w:bCs/>
-          <w:lang w:val="en-US"/>
-        </w:rPr>
-        <w:t>Potential Impact</w:t>
-      </w:r>
-      <w:r>
-        <w:rPr>
-          <w:lang w:val="en-US"/>
-        </w:rPr>
-        <w:t xml:space="preserve"> on stock performance</w:t>
+          <w:b/>
+          <w:bCs/>
+          <w:lang w:val="en-US"/>
+        </w:rPr>
+      </w:pPr>
+      <w:r>
+        <w:rPr>
+          <w:b/>
+          <w:bCs/>
+          <w:lang w:val="en-US"/>
+        </w:rPr>
+        <w:t>Joint ventures with strategic or international partners</w:t>
+      </w:r>
+    </w:p>
+    <w:p>
+      <w:pPr>
+        <w:rPr>
+          <w:b/>
+          <w:bCs/>
+          <w:lang w:val="en-US"/>
+        </w:rPr>
+      </w:pPr>
+      <w:r>
+        <w:rPr>
+          <w:b/>
+          <w:bCs/>
+          <w:lang w:val="en-US"/>
+        </w:rPr>
+        <w:t>C. Investments &amp; Capital Inflows</w:t>
       </w:r>
     </w:p>
     <w:p>
       <w:pPr>
         <w:numPr>
           <w:ilvl w:val="0"/>
-          <w:numId w:val="25"/>
+          <w:numId w:val="28"/>
         </w:numPr>
         <w:rPr>
-          <w:lang w:val="en-US"/>
-        </w:rPr>
-      </w:pPr>
-      <w:r>
-        <w:rPr>
-          <w:b/>
-          <w:bCs/>
-          <w:lang w:val="en-US"/>
-        </w:rPr>
-        <w:t>Recent Price Movement</w:t>
-      </w:r>
-      <w:r>
-        <w:rPr>
-          <w:lang w:val="en-US"/>
-        </w:rPr>
-        <w:t xml:space="preserve"> context if relevant</w:t>
-      </w:r>
-    </w:p>
-    <w:p>
-      <w:pPr>
-        <w:rPr>
-          <w:lang w:val="en-US"/>
-        </w:rPr>
-      </w:pPr>
-      <w:r>
-        <w:rPr>
-          <w:lang w:val="en-US"/>
-        </w:rPr>
-        <w:t>Focus on actionable opportunities with clear catalysts for potential growth. Include both large-cap and mid-cap opportunities across different sectors.</w:t>
-      </w:r>
-      <w:r>
-        <w:rPr>
-          <w:lang w:val="en-US"/>
-        </w:rPr>
-        <w:t xml:space="preserve"> </w:t>
-      </w:r>
-      <w:r>
-        <w:rPr>
-          <w:lang w:val="en-US"/>
-        </w:rPr>
-        <w:br/>
-      </w:r>
-      <w:r>
-        <w:rPr>
-          <w:lang w:val="en-US"/>
-        </w:rPr>
-        <w:br/>
-        <w:t>Present in tabular form to understand easily</w:t>
-      </w:r>
-      <w:r>
-        <w:rPr>
-          <w:lang w:val="en-US"/>
-        </w:rPr>
-        <w:t>"</w:t>
+          <w:b/>
+          <w:bCs/>
+          <w:lang w:val="en-US"/>
+        </w:rPr>
+      </w:pPr>
+      <w:r>
+        <w:rPr>
+          <w:b/>
+          <w:bCs/>
+          <w:lang w:val="en-US"/>
+        </w:rPr>
+        <w:t>Large institutional investments (Berkshire, SoftBank, sovereign wealth funds)</w:t>
+      </w:r>
+    </w:p>
+    <w:p>
+      <w:pPr>
+        <w:numPr>
+          <w:ilvl w:val="0"/>
+          <w:numId w:val="28"/>
+        </w:numPr>
+        <w:rPr>
+          <w:b/>
+          <w:bCs/>
+          <w:lang w:val="en-US"/>
+        </w:rPr>
+      </w:pPr>
+      <w:r>
+        <w:rPr>
+          <w:b/>
+          <w:bCs/>
+          <w:lang w:val="en-US"/>
+        </w:rPr>
+        <w:t>PE/VC backing for publicly listed growth companies</w:t>
+      </w:r>
+    </w:p>
+    <w:p>
+      <w:pPr>
+        <w:numPr>
+          <w:ilvl w:val="0"/>
+          <w:numId w:val="28"/>
+        </w:numPr>
+        <w:rPr>
+          <w:b/>
+          <w:bCs/>
+          <w:lang w:val="en-US"/>
+        </w:rPr>
+      </w:pPr>
+      <w:r>
+        <w:rPr>
+          <w:b/>
+          <w:bCs/>
+          <w:lang w:val="en-US"/>
+        </w:rPr>
+        <w:t>Secondary offerings or ATM programs funding aggressive expansion</w:t>
+      </w:r>
+    </w:p>
+    <w:p>
+      <w:pPr>
+        <w:numPr>
+          <w:ilvl w:val="0"/>
+          <w:numId w:val="28"/>
+        </w:numPr>
+        <w:rPr>
+          <w:b/>
+          <w:bCs/>
+          <w:lang w:val="en-US"/>
+        </w:rPr>
+      </w:pPr>
+      <w:r>
+        <w:rPr>
+          <w:b/>
+          <w:bCs/>
+          <w:lang w:val="en-US"/>
+        </w:rPr>
+        <w:t xml:space="preserve">Share </w:t>
+      </w:r>
+      <w:proofErr w:type="gramStart"/>
+      <w:r>
+        <w:rPr>
+          <w:b/>
+          <w:bCs/>
+          <w:lang w:val="en-US"/>
+        </w:rPr>
+        <w:t>buyback</w:t>
+      </w:r>
+      <w:proofErr w:type="gramEnd"/>
+      <w:r>
+        <w:rPr>
+          <w:b/>
+          <w:bCs/>
+          <w:lang w:val="en-US"/>
+        </w:rPr>
+        <w:t xml:space="preserve"> programs signaling management confidence</w:t>
+      </w:r>
+    </w:p>
+    <w:p>
+      <w:pPr>
+        <w:rPr>
+          <w:b/>
+          <w:bCs/>
+          <w:lang w:val="en-US"/>
+        </w:rPr>
+      </w:pPr>
+      <w:r>
+        <w:rPr>
+          <w:b/>
+          <w:bCs/>
+          <w:lang w:val="en-US"/>
+        </w:rPr>
+        <w:t>D. Financial Performance &amp; Guidance</w:t>
+      </w:r>
+    </w:p>
+    <w:p>
+      <w:pPr>
+        <w:numPr>
+          <w:ilvl w:val="0"/>
+          <w:numId w:val="29"/>
+        </w:numPr>
+        <w:rPr>
+          <w:b/>
+          <w:bCs/>
+          <w:lang w:val="en-US"/>
+        </w:rPr>
+      </w:pPr>
+      <w:r>
+        <w:rPr>
+          <w:b/>
+          <w:bCs/>
+          <w:lang w:val="en-US"/>
+        </w:rPr>
+        <w:t>Strong quarterly earnings (EPS beat &gt;10%, revenue beat &gt;5%)</w:t>
+      </w:r>
+    </w:p>
+    <w:p>
+      <w:pPr>
+        <w:numPr>
+          <w:ilvl w:val="0"/>
+          <w:numId w:val="29"/>
+        </w:numPr>
+        <w:rPr>
+          <w:b/>
+          <w:bCs/>
+          <w:lang w:val="en-US"/>
+        </w:rPr>
+      </w:pPr>
+      <w:r>
+        <w:rPr>
+          <w:b/>
+          <w:bCs/>
+          <w:lang w:val="en-US"/>
+        </w:rPr>
+        <w:t>Raised full-year revenue or EPS guidance</w:t>
+      </w:r>
+    </w:p>
+    <w:p>
+      <w:pPr>
+        <w:numPr>
+          <w:ilvl w:val="0"/>
+          <w:numId w:val="29"/>
+        </w:numPr>
+        <w:rPr>
+          <w:b/>
+          <w:bCs/>
+          <w:lang w:val="en-US"/>
+        </w:rPr>
+      </w:pPr>
+      <w:r>
+        <w:rPr>
+          <w:b/>
+          <w:bCs/>
+          <w:lang w:val="en-US"/>
+        </w:rPr>
+        <w:lastRenderedPageBreak/>
+        <w:t>Margin expansion (gross, operating, or net) trends</w:t>
+      </w:r>
+    </w:p>
+    <w:p>
+      <w:pPr>
+        <w:numPr>
+          <w:ilvl w:val="0"/>
+          <w:numId w:val="29"/>
+        </w:numPr>
+        <w:rPr>
+          <w:b/>
+          <w:bCs/>
+          <w:lang w:val="en-US"/>
+        </w:rPr>
+      </w:pPr>
+      <w:r>
+        <w:rPr>
+          <w:b/>
+          <w:bCs/>
+          <w:lang w:val="en-US"/>
+        </w:rPr>
+        <w:t>Free cash flow acceleration or debt paydown milestones</w:t>
+      </w:r>
+    </w:p>
+    <w:p>
+      <w:pPr>
+        <w:numPr>
+          <w:ilvl w:val="0"/>
+          <w:numId w:val="29"/>
+        </w:numPr>
+        <w:rPr>
+          <w:b/>
+          <w:bCs/>
+          <w:lang w:val="en-US"/>
+        </w:rPr>
+      </w:pPr>
+      <w:r>
+        <w:rPr>
+          <w:b/>
+          <w:bCs/>
+          <w:lang w:val="en-US"/>
+        </w:rPr>
+        <w:t>Dividend initiations, hikes, or special dividends</w:t>
+      </w:r>
+    </w:p>
+    <w:p>
+      <w:pPr>
+        <w:rPr>
+          <w:b/>
+          <w:bCs/>
+          <w:lang w:val="en-US"/>
+        </w:rPr>
+      </w:pPr>
+      <w:r>
+        <w:rPr>
+          <w:b/>
+          <w:bCs/>
+          <w:lang w:val="en-US"/>
+        </w:rPr>
+        <w:t>E. Policy, Regulatory &amp; Macro Tailwinds</w:t>
+      </w:r>
+    </w:p>
+    <w:p>
+      <w:pPr>
+        <w:numPr>
+          <w:ilvl w:val="0"/>
+          <w:numId w:val="30"/>
+        </w:numPr>
+        <w:rPr>
+          <w:b/>
+          <w:bCs/>
+          <w:lang w:val="en-US"/>
+        </w:rPr>
+      </w:pPr>
+      <w:r>
+        <w:rPr>
+          <w:b/>
+          <w:bCs/>
+          <w:lang w:val="en-US"/>
+        </w:rPr>
+        <w:t>FDA approvals (NDA, BLA, 510k), EMA clearances</w:t>
+      </w:r>
+    </w:p>
+    <w:p>
+      <w:pPr>
+        <w:numPr>
+          <w:ilvl w:val="0"/>
+          <w:numId w:val="30"/>
+        </w:numPr>
+        <w:rPr>
+          <w:b/>
+          <w:bCs/>
+          <w:lang w:val="en-US"/>
+        </w:rPr>
+      </w:pPr>
+      <w:r>
+        <w:rPr>
+          <w:b/>
+          <w:bCs/>
+          <w:lang w:val="en-US"/>
+        </w:rPr>
+        <w:t>FCC, FTC, DOJ regulatory green lights for mergers</w:t>
+      </w:r>
+    </w:p>
+    <w:p>
+      <w:pPr>
+        <w:numPr>
+          <w:ilvl w:val="0"/>
+          <w:numId w:val="30"/>
+        </w:numPr>
+        <w:rPr>
+          <w:b/>
+          <w:bCs/>
+          <w:lang w:val="en-US"/>
+        </w:rPr>
+      </w:pPr>
+      <w:r>
+        <w:rPr>
+          <w:b/>
+          <w:bCs/>
+          <w:lang w:val="en-US"/>
+        </w:rPr>
+        <w:t>CHIPS Act, Inflation Reduction Act (IRA), or IIJA grant recipients</w:t>
+      </w:r>
+    </w:p>
+    <w:p>
+      <w:pPr>
+        <w:numPr>
+          <w:ilvl w:val="0"/>
+          <w:numId w:val="30"/>
+        </w:numPr>
+        <w:rPr>
+          <w:b/>
+          <w:bCs/>
+          <w:lang w:val="en-US"/>
+        </w:rPr>
+      </w:pPr>
+      <w:r>
+        <w:rPr>
+          <w:b/>
+          <w:bCs/>
+          <w:lang w:val="en-US"/>
+        </w:rPr>
+        <w:t>Export license approvals or tariff exemptions</w:t>
+      </w:r>
+    </w:p>
+    <w:p>
+      <w:pPr>
+        <w:numPr>
+          <w:ilvl w:val="0"/>
+          <w:numId w:val="30"/>
+        </w:numPr>
+        <w:rPr>
+          <w:b/>
+          <w:bCs/>
+          <w:lang w:val="en-US"/>
+        </w:rPr>
+      </w:pPr>
+      <w:r>
+        <w:rPr>
+          <w:b/>
+          <w:bCs/>
+          <w:lang w:val="en-US"/>
+        </w:rPr>
+        <w:t>SEC approval of new financial products (ETFs, crypto instruments)</w:t>
+      </w:r>
+    </w:p>
+    <w:p>
+      <w:pPr>
+        <w:rPr>
+          <w:b/>
+          <w:bCs/>
+          <w:lang w:val="en-US"/>
+        </w:rPr>
+      </w:pPr>
+      <w:r>
+        <w:rPr>
+          <w:b/>
+          <w:bCs/>
+          <w:lang w:val="en-US"/>
+        </w:rPr>
+        <w:t>F. Sectoral &amp; Thematic Catalysts</w:t>
+      </w:r>
+    </w:p>
+    <w:p>
+      <w:pPr>
+        <w:numPr>
+          <w:ilvl w:val="0"/>
+          <w:numId w:val="31"/>
+        </w:numPr>
+        <w:rPr>
+          <w:b/>
+          <w:bCs/>
+          <w:lang w:val="en-US"/>
+        </w:rPr>
+      </w:pPr>
+      <w:r>
+        <w:rPr>
+          <w:b/>
+          <w:bCs/>
+          <w:lang w:val="en-US"/>
+        </w:rPr>
+        <w:t>AI model launches, GPU/chip capacity expansions</w:t>
+      </w:r>
+    </w:p>
+    <w:p>
+      <w:pPr>
+        <w:numPr>
+          <w:ilvl w:val="0"/>
+          <w:numId w:val="31"/>
+        </w:numPr>
+        <w:rPr>
+          <w:b/>
+          <w:bCs/>
+          <w:lang w:val="en-US"/>
+        </w:rPr>
+      </w:pPr>
+      <w:r>
+        <w:rPr>
+          <w:b/>
+          <w:bCs/>
+          <w:lang w:val="en-US"/>
+        </w:rPr>
+        <w:t>New drug/therapy approvals or positive Phase 2/3 trial data</w:t>
+      </w:r>
+    </w:p>
+    <w:p>
+      <w:pPr>
+        <w:numPr>
+          <w:ilvl w:val="0"/>
+          <w:numId w:val="31"/>
+        </w:numPr>
+        <w:rPr>
+          <w:b/>
+          <w:bCs/>
+          <w:lang w:val="en-US"/>
+        </w:rPr>
+      </w:pPr>
+      <w:r>
+        <w:rPr>
+          <w:b/>
+          <w:bCs/>
+          <w:lang w:val="en-US"/>
+        </w:rPr>
+        <w:t xml:space="preserve">Capacity expansions, new fab or gigafactory </w:t>
+      </w:r>
+      <w:proofErr w:type="spellStart"/>
+      <w:r>
+        <w:rPr>
+          <w:b/>
+          <w:bCs/>
+          <w:lang w:val="en-US"/>
+        </w:rPr>
+        <w:t>commissionings</w:t>
+      </w:r>
+      <w:proofErr w:type="spellEnd"/>
+    </w:p>
+    <w:p>
+      <w:pPr>
+        <w:numPr>
+          <w:ilvl w:val="0"/>
+          <w:numId w:val="31"/>
+        </w:numPr>
+        <w:rPr>
+          <w:b/>
+          <w:bCs/>
+          <w:lang w:val="en-US"/>
+        </w:rPr>
+      </w:pPr>
+      <w:r>
+        <w:rPr>
+          <w:b/>
+          <w:bCs/>
+          <w:lang w:val="en-US"/>
+        </w:rPr>
+        <w:t>Strategic partnerships, licensing deals, technology transfers</w:t>
+      </w:r>
+    </w:p>
+    <w:p>
+      <w:pPr>
+        <w:numPr>
+          <w:ilvl w:val="0"/>
+          <w:numId w:val="31"/>
+        </w:numPr>
+        <w:rPr>
+          <w:b/>
+          <w:bCs/>
+          <w:lang w:val="en-US"/>
+        </w:rPr>
+      </w:pPr>
+      <w:r>
+        <w:rPr>
+          <w:b/>
+          <w:bCs/>
+          <w:lang w:val="en-US"/>
+        </w:rPr>
+        <w:t>Credit rating upgrades, debt-free milestones</w:t>
+      </w:r>
+    </w:p>
+    <w:p>
+      <w:pPr>
+        <w:numPr>
+          <w:ilvl w:val="0"/>
+          <w:numId w:val="31"/>
+        </w:numPr>
+        <w:rPr>
+          <w:b/>
+          <w:bCs/>
+          <w:lang w:val="en-US"/>
+        </w:rPr>
+      </w:pPr>
+      <w:r>
+        <w:rPr>
+          <w:b/>
+          <w:bCs/>
+          <w:lang w:val="en-US"/>
+        </w:rPr>
+        <w:t>Turnaround stories with improving fundamentals</w:t>
+      </w:r>
+    </w:p>
+    <w:p>
+      <w:pPr>
+        <w:rPr>
+          <w:b/>
+          <w:bCs/>
+          <w:lang w:val="en-US"/>
+        </w:rPr>
+      </w:pPr>
+      <w:r>
+        <w:rPr>
+          <w:b/>
+          <w:bCs/>
+          <w:lang w:val="en-US"/>
+        </w:rPr>
+        <w:pict w14:anchorId="645EE3F5">
+          <v:rect id="_x0000_i1094" style="width:0;height:1.5pt" o:hralign="center" o:hrstd="t" o:hr="t" fillcolor="#a0a0a0" stroked="f"/>
+        </w:pict>
+      </w:r>
+    </w:p>
+    <w:p>
+      <w:pPr>
+        <w:rPr>
+          <w:b/>
+          <w:bCs/>
+          <w:lang w:val="en-US"/>
+        </w:rPr>
+      </w:pPr>
+      <w:r>
+        <w:rPr>
+          <w:rFonts w:ascii="Segoe UI Emoji" w:hAnsi="Segoe UI Emoji" w:cs="Segoe UI Emoji"/>
+          <w:b/>
+          <w:bCs/>
+          <w:lang w:val="en-US"/>
+        </w:rPr>
+        <w:t>📌</w:t>
+      </w:r>
+      <w:r>
+        <w:rPr>
+          <w:b/>
+          <w:bCs/>
+          <w:lang w:val="en-US"/>
+        </w:rPr>
+        <w:t xml:space="preserve"> SECTION 2 — SECTORS TO COVER (Comprehensive Universe)</w:t>
+      </w:r>
+    </w:p>
+    <w:p>
+      <w:pPr>
+        <w:rPr>
+          <w:b/>
+          <w:bCs/>
+          <w:lang w:val="en-US"/>
+        </w:rPr>
+      </w:pPr>
+      <w:r>
+        <w:rPr>
+          <w:b/>
+          <w:bCs/>
+          <w:lang w:val="en-US"/>
+        </w:rPr>
+        <w:t>Core Sectors:</w:t>
+      </w:r>
+    </w:p>
+    <w:p>
+      <w:pPr>
+        <w:numPr>
+          <w:ilvl w:val="0"/>
+          <w:numId w:val="32"/>
+        </w:numPr>
+        <w:rPr>
+          <w:b/>
+          <w:bCs/>
+          <w:lang w:val="en-US"/>
+        </w:rPr>
+      </w:pPr>
+      <w:r>
+        <w:rPr>
+          <w:b/>
+          <w:bCs/>
+          <w:lang w:val="en-US"/>
+        </w:rPr>
+        <w:t>Technology (Software, SaaS, Cloud, Cybersecurity, Enterprise AI)</w:t>
+      </w:r>
+    </w:p>
+    <w:p>
+      <w:pPr>
+        <w:numPr>
+          <w:ilvl w:val="0"/>
+          <w:numId w:val="32"/>
+        </w:numPr>
+        <w:rPr>
+          <w:b/>
+          <w:bCs/>
+          <w:lang w:val="en-US"/>
+        </w:rPr>
+      </w:pPr>
+      <w:r>
+        <w:rPr>
+          <w:b/>
+          <w:bCs/>
+          <w:lang w:val="en-US"/>
+        </w:rPr>
+        <w:t>Banking, Financial Services &amp; Insurance (BFSI)</w:t>
+      </w:r>
+    </w:p>
+    <w:p>
+      <w:pPr>
+        <w:numPr>
+          <w:ilvl w:val="0"/>
+          <w:numId w:val="32"/>
+        </w:numPr>
+        <w:rPr>
+          <w:b/>
+          <w:bCs/>
+          <w:lang w:val="en-US"/>
+        </w:rPr>
+      </w:pPr>
+      <w:r>
+        <w:rPr>
+          <w:b/>
+          <w:bCs/>
+          <w:lang w:val="en-US"/>
+        </w:rPr>
+        <w:t>Pharmaceuticals, Biotech &amp; MedTech</w:t>
+      </w:r>
+    </w:p>
+    <w:p>
+      <w:pPr>
+        <w:numPr>
+          <w:ilvl w:val="0"/>
+          <w:numId w:val="32"/>
+        </w:numPr>
+        <w:rPr>
+          <w:b/>
+          <w:bCs/>
+          <w:lang w:val="en-US"/>
+        </w:rPr>
+      </w:pPr>
+      <w:r>
+        <w:rPr>
+          <w:b/>
+          <w:bCs/>
+          <w:lang w:val="en-US"/>
+        </w:rPr>
+        <w:t>Industrials, Defense &amp; Aerospace</w:t>
+      </w:r>
+    </w:p>
+    <w:p>
+      <w:pPr>
+        <w:numPr>
+          <w:ilvl w:val="0"/>
+          <w:numId w:val="32"/>
+        </w:numPr>
+        <w:rPr>
+          <w:b/>
+          <w:bCs/>
+          <w:lang w:val="en-US"/>
+        </w:rPr>
+      </w:pPr>
+      <w:r>
+        <w:rPr>
+          <w:b/>
+          <w:bCs/>
+          <w:lang w:val="en-US"/>
+        </w:rPr>
+        <w:t>Energy (Oil &amp; Gas, LNG, Pipelines)</w:t>
+      </w:r>
+    </w:p>
+    <w:p>
+      <w:pPr>
+        <w:numPr>
+          <w:ilvl w:val="0"/>
+          <w:numId w:val="32"/>
+        </w:numPr>
+        <w:rPr>
+          <w:b/>
+          <w:bCs/>
+          <w:lang w:val="en-US"/>
+        </w:rPr>
+      </w:pPr>
+      <w:r>
+        <w:rPr>
+          <w:b/>
+          <w:bCs/>
+          <w:lang w:val="en-US"/>
+        </w:rPr>
+        <w:t>Consumer Discretionary &amp; Retail</w:t>
+      </w:r>
+    </w:p>
+    <w:p>
+      <w:pPr>
+        <w:numPr>
+          <w:ilvl w:val="0"/>
+          <w:numId w:val="32"/>
+        </w:numPr>
+        <w:rPr>
+          <w:b/>
+          <w:bCs/>
+          <w:lang w:val="en-US"/>
+        </w:rPr>
+      </w:pPr>
+      <w:r>
+        <w:rPr>
+          <w:b/>
+          <w:bCs/>
+          <w:lang w:val="en-US"/>
+        </w:rPr>
+        <w:t>Consumer Staples &amp; Packaged Foods</w:t>
+      </w:r>
+    </w:p>
+    <w:p>
+      <w:pPr>
+        <w:numPr>
+          <w:ilvl w:val="0"/>
+          <w:numId w:val="32"/>
+        </w:numPr>
+        <w:rPr>
+          <w:b/>
+          <w:bCs/>
+          <w:lang w:val="en-US"/>
+        </w:rPr>
+      </w:pPr>
+      <w:r>
+        <w:rPr>
+          <w:b/>
+          <w:bCs/>
+          <w:lang w:val="en-US"/>
+        </w:rPr>
+        <w:t>Real Estate &amp; REITs</w:t>
+      </w:r>
+    </w:p>
+    <w:p>
+      <w:pPr>
+        <w:rPr>
+          <w:b/>
+          <w:bCs/>
+          <w:lang w:val="en-US"/>
+        </w:rPr>
+      </w:pPr>
+      <w:r>
+        <w:rPr>
+          <w:b/>
+          <w:bCs/>
+          <w:lang w:val="en-US"/>
+        </w:rPr>
+        <w:lastRenderedPageBreak/>
+        <w:t>Emerging &amp; Trending Sectors (Must Include):</w:t>
+      </w:r>
+    </w:p>
+    <w:p>
+      <w:pPr>
+        <w:numPr>
+          <w:ilvl w:val="0"/>
+          <w:numId w:val="33"/>
+        </w:numPr>
+        <w:rPr>
+          <w:b/>
+          <w:bCs/>
+          <w:lang w:val="en-US"/>
+        </w:rPr>
+      </w:pPr>
+      <w:r>
+        <w:rPr>
+          <w:rFonts w:ascii="Segoe UI Emoji" w:hAnsi="Segoe UI Emoji" w:cs="Segoe UI Emoji"/>
+          <w:b/>
+          <w:bCs/>
+          <w:lang w:val="en-US"/>
+        </w:rPr>
+        <w:t>🤖</w:t>
+      </w:r>
+      <w:r>
+        <w:rPr>
+          <w:b/>
+          <w:bCs/>
+          <w:lang w:val="en-US"/>
+        </w:rPr>
+        <w:t xml:space="preserve"> Artificial Intelligence &amp; LLM Infrastructure (GPU makers, AI software, agents)</w:t>
+      </w:r>
+    </w:p>
+    <w:p>
+      <w:pPr>
+        <w:numPr>
+          <w:ilvl w:val="0"/>
+          <w:numId w:val="33"/>
+        </w:numPr>
+        <w:rPr>
+          <w:b/>
+          <w:bCs/>
+          <w:lang w:val="en-US"/>
+        </w:rPr>
+      </w:pPr>
+      <w:r>
+        <w:rPr>
+          <w:rFonts w:ascii="Segoe UI Emoji" w:hAnsi="Segoe UI Emoji" w:cs="Segoe UI Emoji"/>
+          <w:b/>
+          <w:bCs/>
+          <w:lang w:val="en-US"/>
+        </w:rPr>
+        <w:t>🔬</w:t>
+      </w:r>
+      <w:r>
+        <w:rPr>
+          <w:b/>
+          <w:bCs/>
+          <w:lang w:val="en-US"/>
+        </w:rPr>
+        <w:t xml:space="preserve"> Semiconductors &amp; Advanced Chips (leading-edge </w:t>
+      </w:r>
+      <w:proofErr w:type="gramStart"/>
+      <w:r>
+        <w:rPr>
+          <w:b/>
+          <w:bCs/>
+          <w:lang w:val="en-US"/>
+        </w:rPr>
+        <w:t>fabs</w:t>
+      </w:r>
+      <w:proofErr w:type="gramEnd"/>
+      <w:r>
+        <w:rPr>
+          <w:b/>
+          <w:bCs/>
+          <w:lang w:val="en-US"/>
+        </w:rPr>
+        <w:t>, packaging, EDA tools)</w:t>
+      </w:r>
+    </w:p>
+    <w:p>
+      <w:pPr>
+        <w:numPr>
+          <w:ilvl w:val="0"/>
+          <w:numId w:val="33"/>
+        </w:numPr>
+        <w:rPr>
+          <w:b/>
+          <w:bCs/>
+          <w:lang w:val="en-US"/>
+        </w:rPr>
+      </w:pPr>
+      <w:r>
+        <w:rPr>
+          <w:rFonts w:ascii="Segoe UI Emoji" w:hAnsi="Segoe UI Emoji" w:cs="Segoe UI Emoji"/>
+          <w:b/>
+          <w:bCs/>
+          <w:lang w:val="en-US"/>
+        </w:rPr>
+        <w:t>⚡</w:t>
+      </w:r>
+      <w:r>
+        <w:rPr>
+          <w:b/>
+          <w:bCs/>
+          <w:lang w:val="en-US"/>
+        </w:rPr>
+        <w:t xml:space="preserve"> Electric Vehicles &amp; Clean Mobility (OEMs, battery tech, charging networks)</w:t>
+      </w:r>
+    </w:p>
+    <w:p>
+      <w:pPr>
+        <w:numPr>
+          <w:ilvl w:val="0"/>
+          <w:numId w:val="33"/>
+        </w:numPr>
+        <w:rPr>
+          <w:b/>
+          <w:bCs/>
+          <w:lang w:val="en-US"/>
+        </w:rPr>
+      </w:pPr>
+      <w:r>
+        <w:rPr>
+          <w:rFonts w:ascii="Segoe UI Emoji" w:hAnsi="Segoe UI Emoji" w:cs="Segoe UI Emoji"/>
+          <w:b/>
+          <w:bCs/>
+          <w:lang w:val="en-US"/>
+        </w:rPr>
+        <w:t>🚀</w:t>
+      </w:r>
+      <w:r>
+        <w:rPr>
+          <w:b/>
+          <w:bCs/>
+          <w:lang w:val="en-US"/>
+        </w:rPr>
+        <w:t xml:space="preserve"> Space, Defense-Tech &amp; Drones (commercial launch, satellite, UAV, autonomy)</w:t>
+      </w:r>
+    </w:p>
+    <w:p>
+      <w:pPr>
+        <w:numPr>
+          <w:ilvl w:val="0"/>
+          <w:numId w:val="33"/>
+        </w:numPr>
+        <w:rPr>
+          <w:b/>
+          <w:bCs/>
+          <w:lang w:val="en-US"/>
+        </w:rPr>
+      </w:pPr>
+      <w:r>
+        <w:rPr>
+          <w:rFonts w:ascii="Segoe UI Emoji" w:hAnsi="Segoe UI Emoji" w:cs="Segoe UI Emoji"/>
+          <w:b/>
+          <w:bCs/>
+          <w:lang w:val="en-US"/>
+        </w:rPr>
+        <w:t>☢️</w:t>
+      </w:r>
+      <w:r>
+        <w:rPr>
+          <w:b/>
+          <w:bCs/>
+          <w:lang w:val="en-US"/>
+        </w:rPr>
+        <w:t xml:space="preserve"> Nuclear Energy &amp; SMRs (Small Modular Reactors, uranium supply chain)</w:t>
+      </w:r>
+    </w:p>
+    <w:p>
+      <w:pPr>
+        <w:numPr>
+          <w:ilvl w:val="0"/>
+          <w:numId w:val="33"/>
+        </w:numPr>
+        <w:rPr>
+          <w:b/>
+          <w:bCs/>
+          <w:lang w:val="en-US"/>
+        </w:rPr>
+      </w:pPr>
+      <w:r>
+        <w:rPr>
+          <w:rFonts w:ascii="Segoe UI Emoji" w:hAnsi="Segoe UI Emoji" w:cs="Segoe UI Emoji"/>
+          <w:b/>
+          <w:bCs/>
+          <w:lang w:val="en-US"/>
+        </w:rPr>
+        <w:t>💳</w:t>
+      </w:r>
+      <w:r>
+        <w:rPr>
+          <w:b/>
+          <w:bCs/>
+          <w:lang w:val="en-US"/>
+        </w:rPr>
+        <w:t xml:space="preserve"> Fintech, Digital Payments &amp; Crypto Infrastructure</w:t>
+      </w:r>
+    </w:p>
+    <w:p>
+      <w:pPr>
+        <w:numPr>
+          <w:ilvl w:val="0"/>
+          <w:numId w:val="33"/>
+        </w:numPr>
+        <w:rPr>
+          <w:b/>
+          <w:bCs/>
+          <w:lang w:val="en-US"/>
+        </w:rPr>
+      </w:pPr>
+      <w:r>
+        <w:rPr>
+          <w:rFonts w:ascii="Segoe UI Emoji" w:hAnsi="Segoe UI Emoji" w:cs="Segoe UI Emoji"/>
+          <w:b/>
+          <w:bCs/>
+          <w:lang w:val="en-US"/>
+        </w:rPr>
+        <w:t>🧬</w:t>
+      </w:r>
+      <w:r>
+        <w:rPr>
+          <w:b/>
+          <w:bCs/>
+          <w:lang w:val="en-US"/>
+        </w:rPr>
+        <w:t xml:space="preserve"> Genomics, Precision Medicine &amp; Longevity Biotech</w:t>
+      </w:r>
+    </w:p>
+    <w:p>
+      <w:pPr>
+        <w:numPr>
+          <w:ilvl w:val="0"/>
+          <w:numId w:val="33"/>
+        </w:numPr>
+        <w:rPr>
+          <w:b/>
+          <w:bCs/>
+          <w:lang w:val="fr-FR"/>
+        </w:rPr>
+      </w:pPr>
+      <w:r>
+        <w:rPr>
+          <w:rFonts w:ascii="Segoe UI Emoji" w:hAnsi="Segoe UI Emoji" w:cs="Segoe UI Emoji"/>
+          <w:b/>
+          <w:bCs/>
+          <w:lang w:val="en-US"/>
+        </w:rPr>
+        <w:t>📡</w:t>
+      </w:r>
+      <w:r>
+        <w:rPr>
+          <w:b/>
+          <w:bCs/>
+          <w:lang w:val="fr-FR"/>
+        </w:rPr>
+        <w:t xml:space="preserve"> Telecom, 5G &amp; Satellite Internet (LEO constellations)</w:t>
+      </w:r>
+    </w:p>
+    <w:p>
+      <w:pPr>
+        <w:numPr>
+          <w:ilvl w:val="0"/>
+          <w:numId w:val="33"/>
+        </w:numPr>
+        <w:rPr>
+          <w:b/>
+          <w:bCs/>
+          <w:lang w:val="en-US"/>
+        </w:rPr>
+      </w:pPr>
+      <w:r>
+        <w:rPr>
+          <w:rFonts w:ascii="Segoe UI Emoji" w:hAnsi="Segoe UI Emoji" w:cs="Segoe UI Emoji"/>
+          <w:b/>
+          <w:bCs/>
+          <w:lang w:val="en-US"/>
+        </w:rPr>
+        <w:t>🌱</w:t>
+      </w:r>
+      <w:r>
+        <w:rPr>
+          <w:b/>
+          <w:bCs/>
+          <w:lang w:val="en-US"/>
+        </w:rPr>
+        <w:t xml:space="preserve"> Clean Energy &amp; Green Hydrogen (solar, wind, storage, carbon capture)</w:t>
+      </w:r>
+    </w:p>
+    <w:p>
+      <w:pPr>
+        <w:numPr>
+          <w:ilvl w:val="0"/>
+          <w:numId w:val="33"/>
+        </w:numPr>
+        <w:rPr>
+          <w:b/>
+          <w:bCs/>
+          <w:lang w:val="en-US"/>
+        </w:rPr>
+      </w:pPr>
+      <w:r>
+        <w:rPr>
+          <w:rFonts w:ascii="Segoe UI Emoji" w:hAnsi="Segoe UI Emoji" w:cs="Segoe UI Emoji"/>
+          <w:b/>
+          <w:bCs/>
+          <w:lang w:val="en-US"/>
+        </w:rPr>
+        <w:t>🌾</w:t>
+      </w:r>
+      <w:r>
+        <w:rPr>
+          <w:b/>
+          <w:bCs/>
+          <w:lang w:val="en-US"/>
+        </w:rPr>
+        <w:t xml:space="preserve"> Agri-tech, Food Innovation &amp; Alternative Proteins</w:t>
+      </w:r>
+    </w:p>
+    <w:p>
+      <w:pPr>
+        <w:numPr>
+          <w:ilvl w:val="0"/>
+          <w:numId w:val="33"/>
+        </w:numPr>
+        <w:rPr>
+          <w:b/>
+          <w:bCs/>
+          <w:lang w:val="en-US"/>
+        </w:rPr>
+      </w:pPr>
+      <w:r>
+        <w:rPr>
+          <w:rFonts w:ascii="Segoe UI Emoji" w:hAnsi="Segoe UI Emoji" w:cs="Segoe UI Emoji"/>
+          <w:b/>
+          <w:bCs/>
+          <w:lang w:val="en-US"/>
+        </w:rPr>
+        <w:t>🏗️</w:t>
+      </w:r>
+      <w:r>
+        <w:rPr>
+          <w:b/>
+          <w:bCs/>
+          <w:lang w:val="en-US"/>
+        </w:rPr>
+        <w:t xml:space="preserve"> Infrastructure &amp; Construction (IRA/IIJA direct beneficiaries)</w:t>
+      </w:r>
+    </w:p>
+    <w:p>
+      <w:pPr>
+        <w:numPr>
+          <w:ilvl w:val="0"/>
+          <w:numId w:val="33"/>
+        </w:numPr>
+        <w:rPr>
+          <w:b/>
+          <w:bCs/>
+          <w:lang w:val="en-US"/>
+        </w:rPr>
+      </w:pPr>
+      <w:r>
+        <w:rPr>
+          <w:rFonts w:ascii="Segoe UI Emoji" w:hAnsi="Segoe UI Emoji" w:cs="Segoe UI Emoji"/>
+          <w:b/>
+          <w:bCs/>
+          <w:lang w:val="en-US"/>
+        </w:rPr>
+        <w:t>🏥</w:t>
+      </w:r>
+      <w:r>
+        <w:rPr>
+          <w:b/>
+          <w:bCs/>
+          <w:lang w:val="en-US"/>
+        </w:rPr>
+        <w:t xml:space="preserve"> Healthcare Services, Diagnostics &amp; Health Insurance</w:t>
+      </w:r>
+    </w:p>
+    <w:p>
+      <w:pPr>
+        <w:numPr>
+          <w:ilvl w:val="0"/>
+          <w:numId w:val="33"/>
+        </w:numPr>
+        <w:rPr>
+          <w:b/>
+          <w:bCs/>
+          <w:lang w:val="en-US"/>
+        </w:rPr>
+      </w:pPr>
+      <w:r>
+        <w:rPr>
+          <w:rFonts w:ascii="Segoe UI Emoji" w:hAnsi="Segoe UI Emoji" w:cs="Segoe UI Emoji"/>
+          <w:b/>
+          <w:bCs/>
+          <w:lang w:val="en-US"/>
+        </w:rPr>
+        <w:t>⛏️</w:t>
+      </w:r>
+      <w:r>
+        <w:rPr>
+          <w:b/>
+          <w:bCs/>
+          <w:lang w:val="en-US"/>
+        </w:rPr>
+        <w:t xml:space="preserve"> Critical Minerals, Mining &amp; Rare Earths</w:t>
+      </w:r>
+    </w:p>
+    <w:p>
+      <w:pPr>
+        <w:numPr>
+          <w:ilvl w:val="0"/>
+          <w:numId w:val="33"/>
+        </w:numPr>
+        <w:rPr>
+          <w:b/>
+          <w:bCs/>
+          <w:lang w:val="en-US"/>
+        </w:rPr>
+      </w:pPr>
+      <w:r>
+        <w:rPr>
+          <w:rFonts w:ascii="Segoe UI Emoji" w:hAnsi="Segoe UI Emoji" w:cs="Segoe UI Emoji"/>
+          <w:b/>
+          <w:bCs/>
+          <w:lang w:val="en-US"/>
+        </w:rPr>
+        <w:t>🛳️</w:t>
+      </w:r>
+      <w:r>
+        <w:rPr>
+          <w:b/>
+          <w:bCs/>
+          <w:lang w:val="en-US"/>
+        </w:rPr>
+        <w:t xml:space="preserve"> Logistics, Supply Chain &amp; Freight Tech</w:t>
+      </w:r>
+    </w:p>
+    <w:p>
+      <w:pPr>
+        <w:numPr>
+          <w:ilvl w:val="0"/>
+          <w:numId w:val="33"/>
+        </w:numPr>
+        <w:rPr>
+          <w:b/>
+          <w:bCs/>
+          <w:lang w:val="en-US"/>
+        </w:rPr>
+      </w:pPr>
+      <w:r>
+        <w:rPr>
+          <w:rFonts w:ascii="Segoe UI Emoji" w:hAnsi="Segoe UI Emoji" w:cs="Segoe UI Emoji"/>
+          <w:b/>
+          <w:bCs/>
+          <w:lang w:val="en-US"/>
+        </w:rPr>
+        <w:t>🎮</w:t>
+      </w:r>
+      <w:r>
+        <w:rPr>
+          <w:b/>
+          <w:bCs/>
+          <w:lang w:val="en-US"/>
+        </w:rPr>
+        <w:t xml:space="preserve"> Gaming, AR/VR &amp; Immersive Media</w:t>
+      </w:r>
+    </w:p>
+    <w:p>
+      <w:pPr>
+        <w:rPr>
+          <w:b/>
+          <w:bCs/>
+          <w:lang w:val="en-US"/>
+        </w:rPr>
+      </w:pPr>
+      <w:r>
+        <w:rPr>
+          <w:b/>
+          <w:bCs/>
+          <w:lang w:val="en-US"/>
+        </w:rPr>
+        <w:pict w14:anchorId="275C1256">
+          <v:rect id="_x0000_i1095" style="width:0;height:1.5pt" o:hralign="center" o:hrstd="t" o:hr="t" fillcolor="#a0a0a0" stroked="f"/>
+        </w:pict>
+      </w:r>
+    </w:p>
+    <w:p>
+      <w:pPr>
+        <w:rPr>
+          <w:b/>
+          <w:bCs/>
+          <w:lang w:val="en-US"/>
+        </w:rPr>
+      </w:pPr>
+      <w:r>
+        <w:rPr>
+          <w:rFonts w:ascii="Segoe UI Emoji" w:hAnsi="Segoe UI Emoji" w:cs="Segoe UI Emoji"/>
+          <w:b/>
+          <w:bCs/>
+          <w:lang w:val="en-US"/>
+        </w:rPr>
+        <w:t>📌</w:t>
+      </w:r>
+      <w:r>
+        <w:rPr>
+          <w:b/>
+          <w:bCs/>
+          <w:lang w:val="en-US"/>
+        </w:rPr>
+        <w:t xml:space="preserve"> SECTION 3 — OUTPUT FORMAT</w:t>
+      </w:r>
+    </w:p>
+    <w:p>
+      <w:pPr>
+        <w:rPr>
+          <w:b/>
+          <w:bCs/>
+          <w:lang w:val="en-US"/>
+        </w:rPr>
+      </w:pPr>
+      <w:r>
+        <w:rPr>
+          <w:b/>
+          <w:bCs/>
+          <w:lang w:val="en-US"/>
+        </w:rPr>
+        <w:t xml:space="preserve">Present results </w:t>
+      </w:r>
+      <w:proofErr w:type="gramStart"/>
+      <w:r>
+        <w:rPr>
+          <w:b/>
+          <w:bCs/>
+          <w:lang w:val="en-US"/>
+        </w:rPr>
+        <w:t>in</w:t>
+      </w:r>
+      <w:proofErr w:type="gramEnd"/>
+      <w:r>
+        <w:rPr>
+          <w:b/>
+          <w:bCs/>
+          <w:lang w:val="en-US"/>
+        </w:rPr>
+        <w:t xml:space="preserve"> TWO TABLES:</w:t>
+      </w:r>
+    </w:p>
+    <w:p>
+      <w:pPr>
+        <w:rPr>
+          <w:b/>
+          <w:bCs/>
+          <w:lang w:val="en-US"/>
+        </w:rPr>
+      </w:pPr>
+      <w:r>
+        <w:rPr>
+          <w:b/>
+          <w:bCs/>
+          <w:lang w:val="en-US"/>
+        </w:rPr>
+        <w:t>TABLE 1 — STOCK OPPORTUNITY SUMMARY</w:t>
+      </w:r>
+    </w:p>
+    <w:tbl>
+      <w:tblPr>
+        <w:tblW w:w="0" w:type="auto"/>
+        <w:tblCellSpacing w:w="15" w:type="dxa"/>
+        <w:tblCellMar>
+          <w:top w:w="15" w:type="dxa"/>
+          <w:left w:w="15" w:type="dxa"/>
+          <w:bottom w:w="15" w:type="dxa"/>
+          <w:right w:w="15" w:type="dxa"/>
+        </w:tblCellMar>
+        <w:tblLook w:val="04A0" w:firstRow="1" w:lastRow="0" w:firstColumn="1" w:lastColumn="0" w:noHBand="0" w:noVBand="1"/>
+      </w:tblPr>
+      <w:tblGrid>
+        <w:gridCol w:w="185"/>
+        <w:gridCol w:w="1030"/>
+        <w:gridCol w:w="1676"/>
+        <w:gridCol w:w="640"/>
+        <w:gridCol w:w="1608"/>
+        <w:gridCol w:w="1174"/>
+        <w:gridCol w:w="1771"/>
+        <w:gridCol w:w="1032"/>
+      </w:tblGrid>
+      <w:tr>
+        <w:trPr>
+          <w:tblHeader/>
+          <w:tblCellSpacing w:w="15" w:type="dxa"/>
+        </w:trPr>
+        <w:tc>
+          <w:tcPr>
+            <w:tcW w:w="0" w:type="auto"/>
+            <w:vAlign w:val="center"/>
+            <w:hideMark/>
+          </w:tcPr>
+          <w:p>
+            <w:pPr>
+              <w:rPr>
+                <w:b/>
+                <w:bCs/>
+                <w:lang w:val="en-US"/>
+              </w:rPr>
+            </w:pPr>
+            <w:r>
+              <w:rPr>
+                <w:b/>
+                <w:bCs/>
+                <w:lang w:val="en-US"/>
+              </w:rPr>
+              <w:t>#</w:t>
+            </w:r>
+          </w:p>
+        </w:tc>
+        <w:tc>
+          <w:tcPr>
+            <w:tcW w:w="0" w:type="auto"/>
+            <w:vAlign w:val="center"/>
+            <w:hideMark/>
+          </w:tcPr>
+          <w:p>
+            <w:pPr>
+              <w:rPr>
+                <w:b/>
+                <w:bCs/>
+                <w:lang w:val="en-US"/>
+              </w:rPr>
+            </w:pPr>
+            <w:r>
+              <w:rPr>
+                <w:b/>
+                <w:bCs/>
+                <w:lang w:val="en-US"/>
+              </w:rPr>
+              <w:t>Company Name</w:t>
+            </w:r>
+          </w:p>
+        </w:tc>
+        <w:tc>
+          <w:tcPr>
+            <w:tcW w:w="0" w:type="auto"/>
+            <w:vAlign w:val="center"/>
+            <w:hideMark/>
+          </w:tcPr>
+          <w:p>
+            <w:pPr>
+              <w:rPr>
+                <w:b/>
+                <w:bCs/>
+                <w:lang w:val="en-US"/>
+              </w:rPr>
+            </w:pPr>
+            <w:r>
+              <w:rPr>
+                <w:b/>
+                <w:bCs/>
+                <w:lang w:val="en-US"/>
+              </w:rPr>
+              <w:t>Ticker (NYSE/NASDAQ)</w:t>
+            </w:r>
+          </w:p>
+        </w:tc>
+        <w:tc>
+          <w:tcPr>
+            <w:tcW w:w="0" w:type="auto"/>
+            <w:vAlign w:val="center"/>
+            <w:hideMark/>
+          </w:tcPr>
+          <w:p>
+            <w:pPr>
+              <w:rPr>
+                <w:b/>
+                <w:bCs/>
+                <w:lang w:val="en-US"/>
+              </w:rPr>
+            </w:pPr>
+            <w:r>
+              <w:rPr>
+                <w:b/>
+                <w:bCs/>
+                <w:lang w:val="en-US"/>
+              </w:rPr>
+              <w:t>Sector</w:t>
+            </w:r>
+          </w:p>
+        </w:tc>
+        <w:tc>
+          <w:tcPr>
+            <w:tcW w:w="0" w:type="auto"/>
+            <w:vAlign w:val="center"/>
+            <w:hideMark/>
+          </w:tcPr>
+          <w:p>
+            <w:pPr>
+              <w:rPr>
+                <w:b/>
+                <w:bCs/>
+                <w:lang w:val="en-US"/>
+              </w:rPr>
+            </w:pPr>
+            <w:r>
+              <w:rPr>
+                <w:b/>
+                <w:bCs/>
+                <w:lang w:val="en-US"/>
+              </w:rPr>
+              <w:t>Cap Size</w:t>
+            </w:r>
+          </w:p>
+        </w:tc>
+        <w:tc>
+          <w:tcPr>
+            <w:tcW w:w="0" w:type="auto"/>
+            <w:vAlign w:val="center"/>
+            <w:hideMark/>
+          </w:tcPr>
+          <w:p>
+            <w:pPr>
+              <w:rPr>
+                <w:b/>
+                <w:bCs/>
+                <w:lang w:val="en-US"/>
+              </w:rPr>
+            </w:pPr>
+            <w:r>
+              <w:rPr>
+                <w:b/>
+                <w:bCs/>
+                <w:lang w:val="en-US"/>
+              </w:rPr>
+              <w:t>Key Catalyst</w:t>
+            </w:r>
+          </w:p>
+        </w:tc>
+        <w:tc>
+          <w:tcPr>
+            <w:tcW w:w="0" w:type="auto"/>
+            <w:vAlign w:val="center"/>
+            <w:hideMark/>
+          </w:tcPr>
+          <w:p>
+            <w:pPr>
+              <w:rPr>
+                <w:b/>
+                <w:bCs/>
+                <w:lang w:val="en-US"/>
+              </w:rPr>
+            </w:pPr>
+            <w:r>
+              <w:rPr>
+                <w:b/>
+                <w:bCs/>
+                <w:lang w:val="en-US"/>
+              </w:rPr>
+              <w:t>Catalyst Type</w:t>
+            </w:r>
+          </w:p>
+        </w:tc>
+        <w:tc>
+          <w:tcPr>
+            <w:tcW w:w="0" w:type="auto"/>
+            <w:vAlign w:val="center"/>
+            <w:hideMark/>
+          </w:tcPr>
+          <w:p>
+            <w:pPr>
+              <w:rPr>
+                <w:b/>
+                <w:bCs/>
+                <w:lang w:val="en-US"/>
+              </w:rPr>
+            </w:pPr>
+            <w:r>
+              <w:rPr>
+                <w:b/>
+                <w:bCs/>
+                <w:lang w:val="en-US"/>
+              </w:rPr>
+              <w:t>Potential Impact</w:t>
+            </w:r>
+          </w:p>
+        </w:tc>
+      </w:tr>
+      <w:tr>
+        <w:trPr>
+          <w:tblCellSpacing w:w="15" w:type="dxa"/>
+        </w:trPr>
+        <w:tc>
+          <w:tcPr>
+            <w:tcW w:w="0" w:type="auto"/>
+            <w:vAlign w:val="center"/>
+            <w:hideMark/>
+          </w:tcPr>
+          <w:p>
+            <w:pPr>
+              <w:rPr>
+                <w:b/>
+                <w:bCs/>
+                <w:lang w:val="en-US"/>
+              </w:rPr>
+            </w:pPr>
+          </w:p>
+        </w:tc>
+        <w:tc>
+          <w:tcPr>
+            <w:tcW w:w="0" w:type="auto"/>
+            <w:vAlign w:val="center"/>
+            <w:hideMark/>
+          </w:tcPr>
+          <w:p>
+            <w:pPr>
+              <w:rPr>
+                <w:b/>
+                <w:bCs/>
+                <w:lang w:val="en-US"/>
+              </w:rPr>
+            </w:pPr>
+          </w:p>
+        </w:tc>
+        <w:tc>
+          <w:tcPr>
+            <w:tcW w:w="0" w:type="auto"/>
+            <w:vAlign w:val="center"/>
+            <w:hideMark/>
+          </w:tcPr>
+          <w:p>
+            <w:pPr>
+              <w:rPr>
+                <w:b/>
+                <w:bCs/>
+                <w:lang w:val="en-US"/>
+              </w:rPr>
+            </w:pPr>
+          </w:p>
+        </w:tc>
+        <w:tc>
+          <w:tcPr>
+            <w:tcW w:w="0" w:type="auto"/>
+            <w:vAlign w:val="center"/>
+            <w:hideMark/>
+          </w:tcPr>
+          <w:p>
+            <w:pPr>
+              <w:rPr>
+                <w:b/>
+                <w:bCs/>
+                <w:lang w:val="en-US"/>
+              </w:rPr>
+            </w:pPr>
+          </w:p>
+        </w:tc>
+        <w:tc>
+          <w:tcPr>
+            <w:tcW w:w="0" w:type="auto"/>
+            <w:vAlign w:val="center"/>
+            <w:hideMark/>
+          </w:tcPr>
+          <w:p>
+            <w:pPr>
+              <w:rPr>
+                <w:b/>
+                <w:bCs/>
+                <w:lang w:val="en-US"/>
+              </w:rPr>
+            </w:pPr>
+            <w:r>
+              <w:rPr>
+                <w:b/>
+                <w:bCs/>
+                <w:lang w:val="en-US"/>
+              </w:rPr>
+              <w:t>Large/Mid/Small</w:t>
+            </w:r>
+          </w:p>
+        </w:tc>
+        <w:tc>
+          <w:tcPr>
+            <w:tcW w:w="0" w:type="auto"/>
+            <w:vAlign w:val="center"/>
+            <w:hideMark/>
+          </w:tcPr>
+          <w:p>
+            <w:pPr>
+              <w:rPr>
+                <w:b/>
+                <w:bCs/>
+                <w:lang w:val="en-US"/>
+              </w:rPr>
+            </w:pPr>
+            <w:r>
+              <w:rPr>
+                <w:b/>
+                <w:bCs/>
+                <w:lang w:val="en-US"/>
+              </w:rPr>
+              <w:t>Brief description</w:t>
+            </w:r>
+          </w:p>
+        </w:tc>
+        <w:tc>
+          <w:tcPr>
+            <w:tcW w:w="0" w:type="auto"/>
+            <w:vAlign w:val="center"/>
+            <w:hideMark/>
+          </w:tcPr>
+          <w:p>
+            <w:pPr>
+              <w:rPr>
+                <w:b/>
+                <w:bCs/>
+                <w:lang w:val="en-US"/>
+              </w:rPr>
+            </w:pPr>
+            <w:r>
+              <w:rPr>
+                <w:b/>
+                <w:bCs/>
+                <w:lang w:val="en-US"/>
+              </w:rPr>
+              <w:t>Contract / M&amp;A / Earnings / FDA / Policy / AI / Expansion</w:t>
+            </w:r>
+          </w:p>
+        </w:tc>
+        <w:tc>
+          <w:tcPr>
+            <w:tcW w:w="0" w:type="auto"/>
+            <w:vAlign w:val="center"/>
+            <w:hideMark/>
+          </w:tcPr>
+          <w:p>
+            <w:pPr>
+              <w:rPr>
+                <w:b/>
+                <w:bCs/>
+                <w:lang w:val="en-US"/>
+              </w:rPr>
+            </w:pPr>
+            <w:r>
+              <w:rPr>
+                <w:b/>
+                <w:bCs/>
+                <w:lang w:val="en-US"/>
+              </w:rPr>
+              <w:t>High / Medium</w:t>
+            </w:r>
+          </w:p>
+        </w:tc>
+      </w:tr>
+    </w:tbl>
+    <w:p>
+      <w:pPr>
+        <w:rPr>
+          <w:b/>
+          <w:bCs/>
+          <w:lang w:val="en-US"/>
+        </w:rPr>
+      </w:pPr>
+      <w:r>
+        <w:rPr>
+          <w:b/>
+          <w:bCs/>
+          <w:lang w:val="en-US"/>
+        </w:rPr>
+        <w:t>TABLE 2 — TECHNICAL &amp; FUNDAMENTAL DATA</w:t>
+      </w:r>
+    </w:p>
+    <w:tbl>
+      <w:tblPr>
+        <w:tblW w:w="0" w:type="auto"/>
+        <w:tblCellSpacing w:w="15" w:type="dxa"/>
+        <w:tblCellMar>
+          <w:top w:w="15" w:type="dxa"/>
+          <w:left w:w="15" w:type="dxa"/>
+          <w:bottom w:w="15" w:type="dxa"/>
+          <w:right w:w="15" w:type="dxa"/>
+        </w:tblCellMar>
+        <w:tblLook w:val="04A0" w:firstRow="1" w:lastRow="0" w:firstColumn="1" w:lastColumn="0" w:noHBand="0" w:noVBand="1"/>
+      </w:tblPr>
+      <w:tblGrid>
+        <w:gridCol w:w="185"/>
+        <w:gridCol w:w="610"/>
+        <w:gridCol w:w="526"/>
+        <w:gridCol w:w="662"/>
+        <w:gridCol w:w="869"/>
+        <w:gridCol w:w="721"/>
+        <w:gridCol w:w="1461"/>
+        <w:gridCol w:w="878"/>
+        <w:gridCol w:w="1398"/>
+        <w:gridCol w:w="1806"/>
+      </w:tblGrid>
+      <w:tr>
+        <w:trPr>
+          <w:tblHeader/>
+          <w:tblCellSpacing w:w="15" w:type="dxa"/>
+        </w:trPr>
+        <w:tc>
+          <w:tcPr>
+            <w:tcW w:w="0" w:type="auto"/>
+            <w:vAlign w:val="center"/>
+            <w:hideMark/>
+          </w:tcPr>
+          <w:p>
+            <w:pPr>
+              <w:rPr>
+                <w:b/>
+                <w:bCs/>
+                <w:lang w:val="en-US"/>
+              </w:rPr>
+            </w:pPr>
+            <w:r>
+              <w:rPr>
+                <w:b/>
+                <w:bCs/>
+                <w:lang w:val="en-US"/>
+              </w:rPr>
+              <w:lastRenderedPageBreak/>
+              <w:t>#</w:t>
+            </w:r>
+          </w:p>
+        </w:tc>
+        <w:tc>
+          <w:tcPr>
+            <w:tcW w:w="0" w:type="auto"/>
+            <w:vAlign w:val="center"/>
+            <w:hideMark/>
+          </w:tcPr>
+          <w:p>
+            <w:pPr>
+              <w:rPr>
+                <w:b/>
+                <w:bCs/>
+                <w:lang w:val="en-US"/>
+              </w:rPr>
+            </w:pPr>
+            <w:r>
+              <w:rPr>
+                <w:b/>
+                <w:bCs/>
+                <w:lang w:val="en-US"/>
+              </w:rPr>
+              <w:t>Ticker</w:t>
+            </w:r>
+          </w:p>
+        </w:tc>
+        <w:tc>
+          <w:tcPr>
+            <w:tcW w:w="0" w:type="auto"/>
+            <w:vAlign w:val="center"/>
+            <w:hideMark/>
+          </w:tcPr>
+          <w:p>
+            <w:pPr>
+              <w:rPr>
+                <w:b/>
+                <w:bCs/>
+                <w:lang w:val="en-US"/>
+              </w:rPr>
+            </w:pPr>
+            <w:r>
+              <w:rPr>
+                <w:b/>
+                <w:bCs/>
+                <w:lang w:val="en-US"/>
+              </w:rPr>
+              <w:t>CMP ($)</w:t>
+            </w:r>
+          </w:p>
+        </w:tc>
+        <w:tc>
+          <w:tcPr>
+            <w:tcW w:w="0" w:type="auto"/>
+            <w:vAlign w:val="center"/>
+            <w:hideMark/>
+          </w:tcPr>
+          <w:p>
+            <w:pPr>
+              <w:rPr>
+                <w:b/>
+                <w:bCs/>
+                <w:lang w:val="en-US"/>
+              </w:rPr>
+            </w:pPr>
+            <w:r>
+              <w:rPr>
+                <w:b/>
+                <w:bCs/>
+                <w:lang w:val="en-US"/>
+              </w:rPr>
+              <w:t>52W High / Low ($)</w:t>
+            </w:r>
+          </w:p>
+        </w:tc>
+        <w:tc>
+          <w:tcPr>
+            <w:tcW w:w="0" w:type="auto"/>
+            <w:vAlign w:val="center"/>
+            <w:hideMark/>
+          </w:tcPr>
+          <w:p>
+            <w:pPr>
+              <w:rPr>
+                <w:b/>
+                <w:bCs/>
+                <w:lang w:val="en-US"/>
+              </w:rPr>
+            </w:pPr>
+            <w:r>
+              <w:rPr>
+                <w:b/>
+                <w:bCs/>
+                <w:lang w:val="en-US"/>
+              </w:rPr>
+              <w:t>Analyst Target ($)</w:t>
+            </w:r>
+          </w:p>
+        </w:tc>
+        <w:tc>
+          <w:tcPr>
+            <w:tcW w:w="0" w:type="auto"/>
+            <w:vAlign w:val="center"/>
+            <w:hideMark/>
+          </w:tcPr>
+          <w:p>
+            <w:pPr>
+              <w:rPr>
+                <w:b/>
+                <w:bCs/>
+                <w:lang w:val="en-US"/>
+              </w:rPr>
+            </w:pPr>
+            <w:r>
+              <w:rPr>
+                <w:b/>
+                <w:bCs/>
+                <w:lang w:val="en-US"/>
+              </w:rPr>
+              <w:t>Upside %</w:t>
+            </w:r>
+          </w:p>
+        </w:tc>
+        <w:tc>
+          <w:tcPr>
+            <w:tcW w:w="0" w:type="auto"/>
+            <w:vAlign w:val="center"/>
+            <w:hideMark/>
+          </w:tcPr>
+          <w:p>
+            <w:pPr>
+              <w:rPr>
+                <w:b/>
+                <w:bCs/>
+                <w:lang w:val="en-US"/>
+              </w:rPr>
+            </w:pPr>
+            <w:r>
+              <w:rPr>
+                <w:b/>
+                <w:bCs/>
+                <w:lang w:val="en-US"/>
+              </w:rPr>
+              <w:t>Risk Level</w:t>
+            </w:r>
+          </w:p>
+        </w:tc>
+        <w:tc>
+          <w:tcPr>
+            <w:tcW w:w="0" w:type="auto"/>
+            <w:vAlign w:val="center"/>
+            <w:hideMark/>
+          </w:tcPr>
+          <w:p>
+            <w:pPr>
+              <w:rPr>
+                <w:b/>
+                <w:bCs/>
+                <w:lang w:val="en-US"/>
+              </w:rPr>
+            </w:pPr>
+            <w:r>
+              <w:rPr>
+                <w:b/>
+                <w:bCs/>
+                <w:lang w:val="en-US"/>
+              </w:rPr>
+              <w:t>Short Interest %</w:t>
+            </w:r>
+          </w:p>
+        </w:tc>
+        <w:tc>
+          <w:tcPr>
+            <w:tcW w:w="0" w:type="auto"/>
+            <w:vAlign w:val="center"/>
+            <w:hideMark/>
+          </w:tcPr>
+          <w:p>
+            <w:pPr>
+              <w:rPr>
+                <w:b/>
+                <w:bCs/>
+                <w:lang w:val="en-US"/>
+              </w:rPr>
+            </w:pPr>
+            <w:r>
+              <w:rPr>
+                <w:b/>
+                <w:bCs/>
+                <w:lang w:val="en-US"/>
+              </w:rPr>
+              <w:t>Institutional Ownership Trend</w:t>
+            </w:r>
+          </w:p>
+        </w:tc>
+        <w:tc>
+          <w:tcPr>
+            <w:tcW w:w="0" w:type="auto"/>
+            <w:vAlign w:val="center"/>
+            <w:hideMark/>
+          </w:tcPr>
+          <w:p>
+            <w:pPr>
+              <w:rPr>
+                <w:b/>
+                <w:bCs/>
+                <w:lang w:val="en-US"/>
+              </w:rPr>
+            </w:pPr>
+            <w:r>
+              <w:rPr>
+                <w:b/>
+                <w:bCs/>
+                <w:lang w:val="en-US"/>
+              </w:rPr>
+              <w:t>Recommendation</w:t>
+            </w:r>
+          </w:p>
+        </w:tc>
+      </w:tr>
+      <w:tr>
+        <w:trPr>
+          <w:tblCellSpacing w:w="15" w:type="dxa"/>
+        </w:trPr>
+        <w:tc>
+          <w:tcPr>
+            <w:tcW w:w="0" w:type="auto"/>
+            <w:vAlign w:val="center"/>
+            <w:hideMark/>
+          </w:tcPr>
+          <w:p>
+            <w:pPr>
+              <w:rPr>
+                <w:b/>
+                <w:bCs/>
+                <w:lang w:val="en-US"/>
+              </w:rPr>
+            </w:pPr>
+          </w:p>
+        </w:tc>
+        <w:tc>
+          <w:tcPr>
+            <w:tcW w:w="0" w:type="auto"/>
+            <w:vAlign w:val="center"/>
+            <w:hideMark/>
+          </w:tcPr>
+          <w:p>
+            <w:pPr>
+              <w:rPr>
+                <w:b/>
+                <w:bCs/>
+                <w:lang w:val="en-US"/>
+              </w:rPr>
+            </w:pPr>
+          </w:p>
+        </w:tc>
+        <w:tc>
+          <w:tcPr>
+            <w:tcW w:w="0" w:type="auto"/>
+            <w:vAlign w:val="center"/>
+            <w:hideMark/>
+          </w:tcPr>
+          <w:p>
+            <w:pPr>
+              <w:rPr>
+                <w:b/>
+                <w:bCs/>
+                <w:lang w:val="en-US"/>
+              </w:rPr>
+            </w:pPr>
+          </w:p>
+        </w:tc>
+        <w:tc>
+          <w:tcPr>
+            <w:tcW w:w="0" w:type="auto"/>
+            <w:vAlign w:val="center"/>
+            <w:hideMark/>
+          </w:tcPr>
+          <w:p>
+            <w:pPr>
+              <w:rPr>
+                <w:b/>
+                <w:bCs/>
+                <w:lang w:val="en-US"/>
+              </w:rPr>
+            </w:pPr>
+          </w:p>
+        </w:tc>
+        <w:tc>
+          <w:tcPr>
+            <w:tcW w:w="0" w:type="auto"/>
+            <w:vAlign w:val="center"/>
+            <w:hideMark/>
+          </w:tcPr>
+          <w:p>
+            <w:pPr>
+              <w:rPr>
+                <w:b/>
+                <w:bCs/>
+                <w:lang w:val="en-US"/>
+              </w:rPr>
+            </w:pPr>
+          </w:p>
+        </w:tc>
+        <w:tc>
+          <w:tcPr>
+            <w:tcW w:w="0" w:type="auto"/>
+            <w:vAlign w:val="center"/>
+            <w:hideMark/>
+          </w:tcPr>
+          <w:p>
+            <w:pPr>
+              <w:rPr>
+                <w:b/>
+                <w:bCs/>
+                <w:lang w:val="en-US"/>
+              </w:rPr>
+            </w:pPr>
+          </w:p>
+        </w:tc>
+        <w:tc>
+          <w:tcPr>
+            <w:tcW w:w="0" w:type="auto"/>
+            <w:vAlign w:val="center"/>
+            <w:hideMark/>
+          </w:tcPr>
+          <w:p>
+            <w:pPr>
+              <w:rPr>
+                <w:b/>
+                <w:bCs/>
+                <w:lang w:val="en-US"/>
+              </w:rPr>
+            </w:pPr>
+            <w:r>
+              <w:rPr>
+                <w:b/>
+                <w:bCs/>
+                <w:lang w:val="en-US"/>
+              </w:rPr>
+              <w:t>Low/Med/High</w:t>
+            </w:r>
+          </w:p>
+        </w:tc>
+        <w:tc>
+          <w:tcPr>
+            <w:tcW w:w="0" w:type="auto"/>
+            <w:vAlign w:val="center"/>
+            <w:hideMark/>
+          </w:tcPr>
+          <w:p>
+            <w:pPr>
+              <w:rPr>
+                <w:b/>
+                <w:bCs/>
+                <w:lang w:val="en-US"/>
+              </w:rPr>
+            </w:pPr>
+          </w:p>
+        </w:tc>
+        <w:tc>
+          <w:tcPr>
+            <w:tcW w:w="0" w:type="auto"/>
+            <w:vAlign w:val="center"/>
+            <w:hideMark/>
+          </w:tcPr>
+          <w:p>
+            <w:pPr>
+              <w:rPr>
+                <w:b/>
+                <w:bCs/>
+                <w:lang w:val="en-US"/>
+              </w:rPr>
+            </w:pPr>
+            <w:r>
+              <w:rPr>
+                <w:b/>
+                <w:bCs/>
+                <w:lang w:val="en-US"/>
+              </w:rPr>
+              <w:t>Inst. ↑↓</w:t>
+            </w:r>
+          </w:p>
+        </w:tc>
+        <w:tc>
+          <w:tcPr>
+            <w:tcW w:w="0" w:type="auto"/>
+            <w:vAlign w:val="center"/>
+            <w:hideMark/>
+          </w:tcPr>
+          <w:p>
+            <w:pPr>
+              <w:rPr>
+                <w:b/>
+                <w:bCs/>
+                <w:lang w:val="en-US"/>
+              </w:rPr>
+            </w:pPr>
+            <w:r>
+              <w:rPr>
+                <w:b/>
+                <w:bCs/>
+                <w:lang w:val="en-US"/>
+              </w:rPr>
+              <w:t>Buy / Accumulate / Watch</w:t>
+            </w:r>
+          </w:p>
+        </w:tc>
+      </w:tr>
+    </w:tbl>
+    <w:p>
+      <w:pPr>
+        <w:rPr>
+          <w:b/>
+          <w:bCs/>
+          <w:lang w:val="en-US"/>
+        </w:rPr>
+      </w:pPr>
+      <w:r>
+        <w:rPr>
+          <w:b/>
+          <w:bCs/>
+          <w:lang w:val="en-US"/>
+        </w:rPr>
+        <w:pict w14:anchorId="1238290A">
+          <v:rect id="_x0000_i1096" style="width:0;height:1.5pt" o:hralign="center" o:hrstd="t" o:hr="t" fillcolor="#a0a0a0" stroked="f"/>
+        </w:pict>
+      </w:r>
+    </w:p>
+    <w:p>
+      <w:pPr>
+        <w:rPr>
+          <w:b/>
+          <w:bCs/>
+          <w:lang w:val="en-US"/>
+        </w:rPr>
+      </w:pPr>
+      <w:r>
+        <w:rPr>
+          <w:rFonts w:ascii="Segoe UI Emoji" w:hAnsi="Segoe UI Emoji" w:cs="Segoe UI Emoji"/>
+          <w:b/>
+          <w:bCs/>
+          <w:lang w:val="en-US"/>
+        </w:rPr>
+        <w:t>📌</w:t>
+      </w:r>
+      <w:r>
+        <w:rPr>
+          <w:b/>
+          <w:bCs/>
+          <w:lang w:val="en-US"/>
+        </w:rPr>
+        <w:t xml:space="preserve"> SECTION 4 — ANALYSIS DEPTH (For Top 5 High-Conviction Picks)</w:t>
+      </w:r>
+    </w:p>
+    <w:p>
+      <w:pPr>
+        <w:rPr>
+          <w:b/>
+          <w:bCs/>
+          <w:lang w:val="en-US"/>
+        </w:rPr>
+      </w:pPr>
+      <w:r>
+        <w:rPr>
+          <w:b/>
+          <w:bCs/>
+          <w:lang w:val="en-US"/>
+        </w:rPr>
+        <w:t>For the top 5 highest-conviction opportunities, provide a brief paragraph covering:</w:t>
+      </w:r>
+    </w:p>
+    <w:p>
+      <w:pPr>
+        <w:numPr>
+          <w:ilvl w:val="0"/>
+          <w:numId w:val="34"/>
+        </w:numPr>
+        <w:rPr>
+          <w:b/>
+          <w:bCs/>
+          <w:lang w:val="en-US"/>
+        </w:rPr>
+      </w:pPr>
+      <w:r>
+        <w:rPr>
+          <w:b/>
+          <w:bCs/>
+          <w:lang w:val="en-US"/>
+        </w:rPr>
+        <w:t>Why NOW — specific recent trigger or news event</w:t>
+      </w:r>
+    </w:p>
+    <w:p>
+      <w:pPr>
+        <w:numPr>
+          <w:ilvl w:val="0"/>
+          <w:numId w:val="34"/>
+        </w:numPr>
+        <w:rPr>
+          <w:b/>
+          <w:bCs/>
+          <w:lang w:val="en-US"/>
+        </w:rPr>
+      </w:pPr>
+      <w:r>
+        <w:rPr>
+          <w:b/>
+          <w:bCs/>
+          <w:lang w:val="en-US"/>
+        </w:rPr>
+        <w:t>Bull Case — what makes this a compelling opportunity</w:t>
+      </w:r>
+    </w:p>
+    <w:p>
+      <w:pPr>
+        <w:numPr>
+          <w:ilvl w:val="0"/>
+          <w:numId w:val="34"/>
+        </w:numPr>
+        <w:rPr>
+          <w:b/>
+          <w:bCs/>
+          <w:lang w:val="en-US"/>
+        </w:rPr>
+      </w:pPr>
+      <w:r>
+        <w:rPr>
+          <w:b/>
+          <w:bCs/>
+          <w:lang w:val="en-US"/>
+        </w:rPr>
+        <w:t>Risk Factor — key downside risk to monitor (macro, competition, regulation)</w:t>
+      </w:r>
+    </w:p>
+    <w:p>
+      <w:pPr>
+        <w:numPr>
+          <w:ilvl w:val="0"/>
+          <w:numId w:val="34"/>
+        </w:numPr>
+        <w:rPr>
+          <w:b/>
+          <w:bCs/>
+          <w:lang w:val="en-US"/>
+        </w:rPr>
+      </w:pPr>
+      <w:r>
+        <w:rPr>
+          <w:b/>
+          <w:bCs/>
+          <w:lang w:val="en-US"/>
+        </w:rPr>
+        <w:t>Options Activity — notable unusual options flow if available (calls/puts, open interest)</w:t>
+      </w:r>
+    </w:p>
+    <w:p>
+      <w:pPr>
+        <w:numPr>
+          <w:ilvl w:val="0"/>
+          <w:numId w:val="34"/>
+        </w:numPr>
+        <w:rPr>
+          <w:b/>
+          <w:bCs/>
+          <w:lang w:val="en-US"/>
+        </w:rPr>
+      </w:pPr>
+      <w:r>
+        <w:rPr>
+          <w:b/>
+          <w:bCs/>
+          <w:lang w:val="en-US"/>
+        </w:rPr>
+        <w:t>Time Horizon — short-term (1–3M), medium-term (3–12M), or long-term (1–3Y)</w:t>
+      </w:r>
+    </w:p>
+    <w:p>
+      <w:pPr>
+        <w:rPr>
+          <w:b/>
+          <w:bCs/>
+          <w:lang w:val="en-US"/>
+        </w:rPr>
+      </w:pPr>
+      <w:r>
+        <w:rPr>
+          <w:b/>
+          <w:bCs/>
+          <w:lang w:val="en-US"/>
+        </w:rPr>
+        <w:pict w14:anchorId="0F8B162A">
+          <v:rect id="_x0000_i1097" style="width:0;height:1.5pt" o:hralign="center" o:hrstd="t" o:hr="t" fillcolor="#a0a0a0" stroked="f"/>
+        </w:pict>
+      </w:r>
+    </w:p>
+    <w:p>
+      <w:pPr>
+        <w:rPr>
+          <w:b/>
+          <w:bCs/>
+          <w:lang w:val="en-US"/>
+        </w:rPr>
+      </w:pPr>
+      <w:r>
+        <w:rPr>
+          <w:rFonts w:ascii="Segoe UI Emoji" w:hAnsi="Segoe UI Emoji" w:cs="Segoe UI Emoji"/>
+          <w:b/>
+          <w:bCs/>
+          <w:lang w:val="en-US"/>
+        </w:rPr>
+        <w:t>📌</w:t>
+      </w:r>
+      <w:r>
+        <w:rPr>
+          <w:b/>
+          <w:bCs/>
+          <w:lang w:val="en-US"/>
+        </w:rPr>
+        <w:t xml:space="preserve"> SECTION 5 — MARKET CONTEXT SNAPSHOT</w:t>
+      </w:r>
+    </w:p>
+    <w:p>
+      <w:pPr>
+        <w:rPr>
+          <w:b/>
+          <w:bCs/>
+          <w:lang w:val="en-US"/>
+        </w:rPr>
+      </w:pPr>
+      <w:r>
+        <w:rPr>
+          <w:b/>
+          <w:bCs/>
+          <w:lang w:val="en-US"/>
+        </w:rPr>
+        <w:t xml:space="preserve">Include a brief </w:t>
+      </w:r>
+      <w:proofErr w:type="gramStart"/>
+      <w:r>
+        <w:rPr>
+          <w:b/>
+          <w:bCs/>
+          <w:lang w:val="en-US"/>
+        </w:rPr>
+        <w:t>macro overview</w:t>
+      </w:r>
+      <w:proofErr w:type="gramEnd"/>
+      <w:r>
+        <w:rPr>
+          <w:b/>
+          <w:bCs/>
+          <w:lang w:val="en-US"/>
+        </w:rPr>
+        <w:t xml:space="preserve"> covering:</w:t>
+      </w:r>
+    </w:p>
+    <w:p>
+      <w:pPr>
+        <w:numPr>
+          <w:ilvl w:val="0"/>
+          <w:numId w:val="35"/>
+        </w:numPr>
+        <w:rPr>
+          <w:b/>
+          <w:bCs/>
+          <w:lang w:val="en-US"/>
+        </w:rPr>
+      </w:pPr>
+      <w:r>
+        <w:rPr>
+          <w:b/>
+          <w:bCs/>
+          <w:lang w:val="en-US"/>
+        </w:rPr>
+        <w:t>Current S&amp;P 500 / NASDAQ / Dow levels and trend</w:t>
+      </w:r>
+    </w:p>
+    <w:p>
+      <w:pPr>
+        <w:numPr>
+          <w:ilvl w:val="0"/>
+          <w:numId w:val="35"/>
+        </w:numPr>
+        <w:rPr>
+          <w:b/>
+          <w:bCs/>
+          <w:lang w:val="en-US"/>
+        </w:rPr>
+      </w:pPr>
+      <w:r>
+        <w:rPr>
+          <w:b/>
+          <w:bCs/>
+          <w:lang w:val="en-US"/>
+        </w:rPr>
+        <w:t>Fed interest rate stance &amp; next FOMC expectations</w:t>
+      </w:r>
+    </w:p>
+    <w:p>
+      <w:pPr>
+        <w:numPr>
+          <w:ilvl w:val="0"/>
+          <w:numId w:val="35"/>
+        </w:numPr>
+        <w:rPr>
+          <w:b/>
+          <w:bCs/>
+          <w:lang w:val="en-US"/>
+        </w:rPr>
+      </w:pPr>
+      <w:r>
+        <w:rPr>
+          <w:b/>
+          <w:bCs/>
+          <w:lang w:val="en-US"/>
+        </w:rPr>
+        <w:t>US Dollar Index (DXY) &amp; Treasury yield (10Y) outlook</w:t>
+      </w:r>
+    </w:p>
+    <w:p>
+      <w:pPr>
+        <w:numPr>
+          <w:ilvl w:val="0"/>
+          <w:numId w:val="35"/>
+        </w:numPr>
+        <w:rPr>
+          <w:b/>
+          <w:bCs/>
+          <w:lang w:val="en-US"/>
+        </w:rPr>
+      </w:pPr>
+      <w:r>
+        <w:rPr>
+          <w:b/>
+          <w:bCs/>
+          <w:lang w:val="en-US"/>
+        </w:rPr>
+        <w:t>Top performing sectors this month (sector rotation map)</w:t>
+      </w:r>
+    </w:p>
+    <w:p>
+      <w:pPr>
+        <w:numPr>
+          <w:ilvl w:val="0"/>
+          <w:numId w:val="35"/>
+        </w:numPr>
+        <w:rPr>
+          <w:b/>
+          <w:bCs/>
+          <w:lang w:val="en-US"/>
+        </w:rPr>
+      </w:pPr>
+      <w:r>
+        <w:rPr>
+          <w:b/>
+          <w:bCs/>
+          <w:lang w:val="en-US"/>
+        </w:rPr>
+        <w:t>Institutional (hedge fund / ETF) net buying/selling trend</w:t>
+      </w:r>
+    </w:p>
+    <w:p>
+      <w:pPr>
+        <w:numPr>
+          <w:ilvl w:val="0"/>
+          <w:numId w:val="35"/>
+        </w:numPr>
+        <w:rPr>
+          <w:b/>
+          <w:bCs/>
+          <w:lang w:val="en-US"/>
+        </w:rPr>
+      </w:pPr>
+      <w:r>
+        <w:rPr>
+          <w:b/>
+          <w:bCs/>
+          <w:lang w:val="en-US"/>
+        </w:rPr>
+        <w:t>Key domestic &amp; geopolitical risk factors to watch</w:t>
+      </w:r>
+    </w:p>
+    <w:p>
+      <w:pPr>
+        <w:numPr>
+          <w:ilvl w:val="0"/>
+          <w:numId w:val="35"/>
+        </w:numPr>
+        <w:rPr>
+          <w:b/>
+          <w:bCs/>
+          <w:lang w:val="en-US"/>
+        </w:rPr>
+      </w:pPr>
+      <w:r>
+        <w:rPr>
+          <w:b/>
+          <w:bCs/>
+          <w:lang w:val="en-US"/>
+        </w:rPr>
+        <w:t>Earnings season calendar — major upcoming reports</w:t>
+      </w:r>
+    </w:p>
+    <w:p>
+      <w:pPr>
+        <w:rPr>
+          <w:b/>
+          <w:bCs/>
+          <w:lang w:val="en-US"/>
+        </w:rPr>
+      </w:pPr>
+      <w:r>
+        <w:rPr>
+          <w:b/>
+          <w:bCs/>
+          <w:lang w:val="en-US"/>
+        </w:rPr>
+        <w:pict w14:anchorId="65DDFF34">
+          <v:rect id="_x0000_i1098" style="width:0;height:1.5pt" o:hralign="center" o:hrstd="t" o:hr="t" fillcolor="#a0a0a0" stroked="f"/>
+        </w:pict>
+      </w:r>
+    </w:p>
+    <w:p>
+      <w:pPr>
+        <w:rPr>
+          <w:b/>
+          <w:bCs/>
+          <w:lang w:val="en-US"/>
+        </w:rPr>
+      </w:pPr>
+      <w:r>
+        <w:rPr>
+          <w:rFonts w:ascii="Segoe UI Emoji" w:hAnsi="Segoe UI Emoji" w:cs="Segoe UI Emoji"/>
+          <w:b/>
+          <w:bCs/>
+          <w:lang w:val="en-US"/>
+        </w:rPr>
+        <w:t>📌</w:t>
+      </w:r>
+      <w:r>
+        <w:rPr>
+          <w:b/>
+          <w:bCs/>
+          <w:lang w:val="en-US"/>
+        </w:rPr>
+        <w:t xml:space="preserve"> SECTION 6 — THEMATIC WATCHLISTS (Quick Reference)</w:t>
+      </w:r>
+    </w:p>
+    <w:p>
+      <w:pPr>
+        <w:rPr>
+          <w:b/>
+          <w:bCs/>
+          <w:lang w:val="en-US"/>
+        </w:rPr>
+      </w:pPr>
+      <w:r>
+        <w:rPr>
+          <w:b/>
+          <w:bCs/>
+          <w:lang w:val="en-US"/>
+        </w:rPr>
+        <w:t xml:space="preserve">After the main tables, provide 3 curated </w:t>
+      </w:r>
+      <w:proofErr w:type="gramStart"/>
+      <w:r>
+        <w:rPr>
+          <w:b/>
+          <w:bCs/>
+          <w:lang w:val="en-US"/>
+        </w:rPr>
+        <w:t>mini-watchlists</w:t>
+      </w:r>
+      <w:proofErr w:type="gramEnd"/>
+      <w:r>
+        <w:rPr>
+          <w:b/>
+          <w:bCs/>
+          <w:lang w:val="en-US"/>
+        </w:rPr>
+        <w:t>:</w:t>
+      </w:r>
+    </w:p>
+    <w:p>
+      <w:pPr>
+        <w:rPr>
+          <w:b/>
+          <w:bCs/>
+          <w:lang w:val="en-US"/>
+        </w:rPr>
+      </w:pPr>
+      <w:r>
+        <w:rPr>
+          <w:rFonts w:ascii="Segoe UI Emoji" w:hAnsi="Segoe UI Emoji" w:cs="Segoe UI Emoji"/>
+          <w:b/>
+          <w:bCs/>
+          <w:lang w:val="en-US"/>
+        </w:rPr>
+        <w:t>🔥</w:t>
+      </w:r>
+      <w:r>
+        <w:rPr>
+          <w:b/>
+          <w:bCs/>
+          <w:lang w:val="en-US"/>
+        </w:rPr>
+        <w:t xml:space="preserve"> Momentum Plays — Stocks with strong price action + fundamental backing (3–5 names)</w:t>
+      </w:r>
+    </w:p>
+    <w:p>
+      <w:pPr>
+        <w:rPr>
+          <w:b/>
+          <w:bCs/>
+          <w:lang w:val="en-US"/>
+        </w:rPr>
+      </w:pPr>
+      <w:r>
+        <w:rPr>
+          <w:rFonts w:ascii="Segoe UI Emoji" w:hAnsi="Segoe UI Emoji" w:cs="Segoe UI Emoji"/>
+          <w:b/>
+          <w:bCs/>
+          <w:lang w:val="en-US"/>
+        </w:rPr>
+        <w:lastRenderedPageBreak/>
+        <w:t>💎</w:t>
+      </w:r>
+      <w:r>
+        <w:rPr>
+          <w:b/>
+          <w:bCs/>
+          <w:lang w:val="en-US"/>
+        </w:rPr>
+        <w:t xml:space="preserve"> Value with Catalyst — Undervalued stocks with an upcoming re-rating trigger (3–5 names)</w:t>
+      </w:r>
+    </w:p>
+    <w:p>
+      <w:pPr>
+        <w:rPr>
+          <w:b/>
+          <w:bCs/>
+          <w:lang w:val="en-US"/>
+        </w:rPr>
+      </w:pPr>
+      <w:r>
+        <w:rPr>
+          <w:rFonts w:ascii="Segoe UI Emoji" w:hAnsi="Segoe UI Emoji" w:cs="Segoe UI Emoji"/>
+          <w:b/>
+          <w:bCs/>
+          <w:lang w:val="en-US"/>
+        </w:rPr>
+        <w:t>🌱</w:t>
+      </w:r>
+      <w:r>
+        <w:rPr>
+          <w:b/>
+          <w:bCs/>
+          <w:lang w:val="en-US"/>
+        </w:rPr>
+        <w:t xml:space="preserve"> Long-Term Compounders — Structural growth stories for 2–</w:t>
+      </w:r>
+      <w:proofErr w:type="gramStart"/>
+      <w:r>
+        <w:rPr>
+          <w:b/>
+          <w:bCs/>
+          <w:lang w:val="en-US"/>
+        </w:rPr>
+        <w:t>3 year</w:t>
+      </w:r>
+      <w:proofErr w:type="gramEnd"/>
+      <w:r>
+        <w:rPr>
+          <w:b/>
+          <w:bCs/>
+          <w:lang w:val="en-US"/>
+        </w:rPr>
+        <w:t xml:space="preserve"> hold (3–5 names)</w:t>
+      </w:r>
+    </w:p>
+    <w:p>
+      <w:pPr>
+        <w:rPr>
+          <w:b/>
+          <w:bCs/>
+          <w:lang w:val="en-US"/>
+        </w:rPr>
+      </w:pPr>
+      <w:r>
+        <w:rPr>
+          <w:b/>
+          <w:bCs/>
+          <w:lang w:val="en-US"/>
+        </w:rPr>
+        <w:pict w14:anchorId="109465B4">
+          <v:rect id="_x0000_i1099" style="width:0;height:1.5pt" o:hralign="center" o:hrstd="t" o:hr="t" fillcolor="#a0a0a0" stroked="f"/>
+        </w:pict>
+      </w:r>
+    </w:p>
+    <w:p>
+      <w:pPr>
+        <w:rPr>
+          <w:b/>
+          <w:bCs/>
+          <w:lang w:val="en-US"/>
+        </w:rPr>
+      </w:pPr>
+      <w:r>
+        <w:rPr>
+          <w:rFonts w:ascii="Segoe UI Emoji" w:hAnsi="Segoe UI Emoji" w:cs="Segoe UI Emoji"/>
+          <w:b/>
+          <w:bCs/>
+          <w:lang w:val="en-US"/>
+        </w:rPr>
+        <w:t>⚠️</w:t>
+      </w:r>
+      <w:r>
+        <w:rPr>
+          <w:b/>
+          <w:bCs/>
+          <w:lang w:val="en-US"/>
+        </w:rPr>
+        <w:t xml:space="preserve"> DISCLAIMERS TO INCLUDE</w:t>
+      </w:r>
+    </w:p>
+    <w:p>
+      <w:pPr>
+        <w:numPr>
+          <w:ilvl w:val="0"/>
+          <w:numId w:val="36"/>
+        </w:numPr>
+        <w:rPr>
+          <w:b/>
+          <w:bCs/>
+          <w:lang w:val="en-US"/>
+        </w:rPr>
+      </w:pPr>
+      <w:r>
+        <w:rPr>
+          <w:b/>
+          <w:bCs/>
+          <w:lang w:val="en-US"/>
+        </w:rPr>
+        <w:t>All data should reference the most recent available (within last 30 days)</w:t>
+      </w:r>
+    </w:p>
+    <w:p>
+      <w:pPr>
+        <w:numPr>
+          <w:ilvl w:val="0"/>
+          <w:numId w:val="36"/>
+        </w:numPr>
+        <w:rPr>
+          <w:b/>
+          <w:bCs/>
+          <w:lang w:val="en-US"/>
+        </w:rPr>
+      </w:pPr>
+      <w:r>
+        <w:rPr>
+          <w:b/>
+          <w:bCs/>
+          <w:lang w:val="en-US"/>
+        </w:rPr>
+        <w:t>Flag if data is estimated vs. confirmed</w:t>
+      </w:r>
+    </w:p>
+    <w:p>
+      <w:pPr>
+        <w:numPr>
+          <w:ilvl w:val="0"/>
+          <w:numId w:val="36"/>
+        </w:numPr>
+        <w:rPr>
+          <w:b/>
+          <w:bCs/>
+          <w:lang w:val="en-US"/>
+        </w:rPr>
+      </w:pPr>
+      <w:r>
+        <w:rPr>
+          <w:b/>
+          <w:bCs/>
+          <w:lang w:val="en-US"/>
+        </w:rPr>
+        <w:t xml:space="preserve">Clearly state: </w:t>
+      </w:r>
+      <w:r>
+        <w:rPr>
+          <w:b/>
+          <w:bCs/>
+          <w:i/>
+          <w:iCs/>
+          <w:lang w:val="en-US"/>
+        </w:rPr>
+        <w:t>"This analysis is for informational purposes only and does not constitute licensed investment advice. Consult a registered financial advisor or broker before making investment decisions."</w:t>
+      </w:r>
+    </w:p>
+    <w:p>
+      <w:pPr>
+        <w:numPr>
+          <w:ilvl w:val="0"/>
+          <w:numId w:val="36"/>
+        </w:numPr>
+        <w:rPr>
+          <w:b/>
+          <w:bCs/>
+          <w:lang w:val="en-US"/>
+        </w:rPr>
+      </w:pPr>
+      <w:r>
+        <w:rPr>
+          <w:b/>
+          <w:bCs/>
+          <w:lang w:val="en-US"/>
+        </w:rPr>
+        <w:t>Risk Level definitions: Low = Large-cap, profitable, S&amp;P 500 member | Medium = Mid-cap or high-growth with positive cash flow | High = Small-cap, pre-profit, binary event (FDA/contract) driven</w:t>
+      </w:r>
+    </w:p>
+    <w:p>
+      <w:pPr>
+        <w:numPr>
+          <w:ilvl w:val="0"/>
+          <w:numId w:val="36"/>
+        </w:numPr>
+        <w:rPr>
+          <w:b/>
+          <w:bCs/>
+          <w:lang w:val="en-US"/>
+        </w:rPr>
+      </w:pPr>
+      <w:r>
+        <w:rPr>
+          <w:b/>
+          <w:bCs/>
+          <w:lang w:val="en-US"/>
+        </w:rPr>
+        <w:t>Short Interest &gt;20% = elevated squeeze or negative sentiment risk — flag clearly</w:t>
+      </w:r>
+    </w:p>
+    <w:p>
+      <w:pPr>
+        <w:rPr>
+          <w:b/>
+          <w:bCs/>
+          <w:lang w:val="en-US"/>
+        </w:rPr>
+      </w:pPr>
+      <w:r>
+        <w:rPr>
+          <w:b/>
+          <w:bCs/>
+          <w:lang w:val="en-US"/>
+        </w:rPr>
+        <w:pict w14:anchorId="280E6EE0">
+          <v:rect id="_x0000_i1100" style="width:0;height:1.5pt" o:hralign="center" o:hrstd="t" o:hr="t" fillcolor="#a0a0a0" stroked="f"/>
+        </w:pict>
+      </w:r>
+    </w:p>
+    <w:p>
+      <w:pPr>
+        <w:rPr>
+          <w:b/>
+          <w:bCs/>
+          <w:lang w:val="en-US"/>
+        </w:rPr>
+      </w:pPr>
+      <w:r>
+        <w:rPr>
+          <w:rFonts w:ascii="Segoe UI Emoji" w:hAnsi="Segoe UI Emoji" w:cs="Segoe UI Emoji"/>
+          <w:b/>
+          <w:bCs/>
+          <w:lang w:val="en-US"/>
+        </w:rPr>
+        <w:t>🔁</w:t>
+      </w:r>
+      <w:r>
+        <w:rPr>
+          <w:b/>
+          <w:bCs/>
+          <w:lang w:val="en-US"/>
+        </w:rPr>
+        <w:t xml:space="preserve"> KEY DIFFERENCES vs. INDIA PROMPT</w:t>
+      </w:r>
+    </w:p>
+    <w:tbl>
+      <w:tblPr>
+        <w:tblW w:w="0" w:type="auto"/>
+        <w:tblCellSpacing w:w="15" w:type="dxa"/>
+        <w:tblCellMar>
+          <w:top w:w="15" w:type="dxa"/>
+          <w:left w:w="15" w:type="dxa"/>
+          <w:bottom w:w="15" w:type="dxa"/>
+          <w:right w:w="15" w:type="dxa"/>
+        </w:tblCellMar>
+        <w:tblLook w:val="04A0" w:firstRow="1" w:lastRow="0" w:firstColumn="1" w:lastColumn="0" w:noHBand="0" w:noVBand="1"/>
+      </w:tblPr>
+      <w:tblGrid>
+        <w:gridCol w:w="1579"/>
+        <w:gridCol w:w="2570"/>
+        <w:gridCol w:w="4967"/>
+      </w:tblGrid>
+      <w:tr>
+        <w:trPr>
+          <w:tblHeader/>
+          <w:tblCellSpacing w:w="15" w:type="dxa"/>
+        </w:trPr>
+        <w:tc>
+          <w:tcPr>
+            <w:tcW w:w="0" w:type="auto"/>
+            <w:vAlign w:val="center"/>
+            <w:hideMark/>
+          </w:tcPr>
+          <w:p>
+            <w:pPr>
+              <w:rPr>
+                <w:b/>
+                <w:bCs/>
+                <w:lang w:val="en-US"/>
+              </w:rPr>
+            </w:pPr>
+            <w:r>
+              <w:rPr>
+                <w:b/>
+                <w:bCs/>
+                <w:lang w:val="en-US"/>
+              </w:rPr>
+              <w:t>Feature</w:t>
+            </w:r>
+          </w:p>
+        </w:tc>
+        <w:tc>
+          <w:tcPr>
+            <w:tcW w:w="0" w:type="auto"/>
+            <w:vAlign w:val="center"/>
+            <w:hideMark/>
+          </w:tcPr>
+          <w:p>
+            <w:pPr>
+              <w:rPr>
+                <w:b/>
+                <w:bCs/>
+                <w:lang w:val="en-US"/>
+              </w:rPr>
+            </w:pPr>
+            <w:r>
+              <w:rPr>
+                <w:b/>
+                <w:bCs/>
+                <w:lang w:val="en-US"/>
+              </w:rPr>
+              <w:t>India Prompt</w:t>
+            </w:r>
+          </w:p>
+        </w:tc>
+        <w:tc>
+          <w:tcPr>
+            <w:tcW w:w="0" w:type="auto"/>
+            <w:vAlign w:val="center"/>
+            <w:hideMark/>
+          </w:tcPr>
+          <w:p>
+            <w:pPr>
+              <w:rPr>
+                <w:b/>
+                <w:bCs/>
+                <w:lang w:val="en-US"/>
+              </w:rPr>
+            </w:pPr>
+            <w:r>
+              <w:rPr>
+                <w:b/>
+                <w:bCs/>
+                <w:lang w:val="en-US"/>
+              </w:rPr>
+              <w:t>USA Prompt</w:t>
+            </w:r>
+          </w:p>
+        </w:tc>
+      </w:tr>
+      <w:tr>
+        <w:trPr>
+          <w:tblCellSpacing w:w="15" w:type="dxa"/>
+        </w:trPr>
+        <w:tc>
+          <w:tcPr>
+            <w:tcW w:w="0" w:type="auto"/>
+            <w:vAlign w:val="center"/>
+            <w:hideMark/>
+          </w:tcPr>
+          <w:p>
+            <w:pPr>
+              <w:rPr>
+                <w:b/>
+                <w:bCs/>
+                <w:lang w:val="en-US"/>
+              </w:rPr>
+            </w:pPr>
+            <w:r>
+              <w:rPr>
+                <w:b/>
+                <w:bCs/>
+                <w:lang w:val="en-US"/>
+              </w:rPr>
+              <w:t>Exchange</w:t>
+            </w:r>
+          </w:p>
+        </w:tc>
+        <w:tc>
+          <w:tcPr>
+            <w:tcW w:w="0" w:type="auto"/>
+            <w:vAlign w:val="center"/>
+            <w:hideMark/>
+          </w:tcPr>
+          <w:p>
+            <w:pPr>
+              <w:rPr>
+                <w:b/>
+                <w:bCs/>
+                <w:lang w:val="en-US"/>
+              </w:rPr>
+            </w:pPr>
+            <w:r>
+              <w:rPr>
+                <w:b/>
+                <w:bCs/>
+                <w:lang w:val="en-US"/>
+              </w:rPr>
+              <w:t>NSE / BSE</w:t>
+            </w:r>
+          </w:p>
+        </w:tc>
+        <w:tc>
+          <w:tcPr>
+            <w:tcW w:w="0" w:type="auto"/>
+            <w:vAlign w:val="center"/>
+            <w:hideMark/>
+          </w:tcPr>
+          <w:p>
+            <w:pPr>
+              <w:rPr>
+                <w:b/>
+                <w:bCs/>
+                <w:lang w:val="en-US"/>
+              </w:rPr>
+            </w:pPr>
+            <w:r>
+              <w:rPr>
+                <w:b/>
+                <w:bCs/>
+                <w:lang w:val="en-US"/>
+              </w:rPr>
+              <w:t>NYSE / NASDAQ</w:t>
+            </w:r>
+          </w:p>
+        </w:tc>
+      </w:tr>
+      <w:tr>
+        <w:trPr>
+          <w:tblCellSpacing w:w="15" w:type="dxa"/>
+        </w:trPr>
+        <w:tc>
+          <w:tcPr>
+            <w:tcW w:w="0" w:type="auto"/>
+            <w:vAlign w:val="center"/>
+            <w:hideMark/>
+          </w:tcPr>
+          <w:p>
+            <w:pPr>
+              <w:rPr>
+                <w:b/>
+                <w:bCs/>
+                <w:lang w:val="en-US"/>
+              </w:rPr>
+            </w:pPr>
+            <w:r>
+              <w:rPr>
+                <w:b/>
+                <w:bCs/>
+                <w:lang w:val="en-US"/>
+              </w:rPr>
+              <w:t>Gov. Contracts</w:t>
+            </w:r>
+          </w:p>
+        </w:tc>
+        <w:tc>
+          <w:tcPr>
+            <w:tcW w:w="0" w:type="auto"/>
+            <w:vAlign w:val="center"/>
+            <w:hideMark/>
+          </w:tcPr>
+          <w:p>
+            <w:pPr>
+              <w:rPr>
+                <w:b/>
+                <w:bCs/>
+                <w:lang w:val="en-US"/>
+              </w:rPr>
+            </w:pPr>
+            <w:r>
+              <w:rPr>
+                <w:b/>
+                <w:bCs/>
+                <w:lang w:val="en-US"/>
+              </w:rPr>
+              <w:t xml:space="preserve">Railway, </w:t>
+            </w:r>
+            <w:proofErr w:type="spellStart"/>
+            <w:r>
+              <w:rPr>
+                <w:b/>
+                <w:bCs/>
+                <w:lang w:val="en-US"/>
+              </w:rPr>
+              <w:t>Defence</w:t>
+            </w:r>
+            <w:proofErr w:type="spellEnd"/>
+            <w:r>
+              <w:rPr>
+                <w:b/>
+                <w:bCs/>
+                <w:lang w:val="en-US"/>
+              </w:rPr>
+              <w:t xml:space="preserve"> PSUs, PLI</w:t>
+            </w:r>
+          </w:p>
+        </w:tc>
+        <w:tc>
+          <w:tcPr>
+            <w:tcW w:w="0" w:type="auto"/>
+            <w:vAlign w:val="center"/>
+            <w:hideMark/>
+          </w:tcPr>
+          <w:p>
+            <w:pPr>
+              <w:rPr>
+                <w:b/>
+                <w:bCs/>
+                <w:lang w:val="en-US"/>
+              </w:rPr>
+            </w:pPr>
+            <w:r>
+              <w:rPr>
+                <w:b/>
+                <w:bCs/>
+                <w:lang w:val="en-US"/>
+              </w:rPr>
+              <w:t>DoD, NASA, CHIPS Act, IRA</w:t>
+            </w:r>
+          </w:p>
+        </w:tc>
+      </w:tr>
+      <w:tr>
+        <w:trPr>
+          <w:tblCellSpacing w:w="15" w:type="dxa"/>
+        </w:trPr>
+        <w:tc>
+          <w:tcPr>
+            <w:tcW w:w="0" w:type="auto"/>
+            <w:vAlign w:val="center"/>
+            <w:hideMark/>
+          </w:tcPr>
+          <w:p>
+            <w:pPr>
+              <w:rPr>
+                <w:b/>
+                <w:bCs/>
+                <w:lang w:val="en-US"/>
+              </w:rPr>
+            </w:pPr>
+            <w:r>
+              <w:rPr>
+                <w:b/>
+                <w:bCs/>
+                <w:lang w:val="en-US"/>
+              </w:rPr>
+              <w:t>Regulatory Body</w:t>
+            </w:r>
+          </w:p>
+        </w:tc>
+        <w:tc>
+          <w:tcPr>
+            <w:tcW w:w="0" w:type="auto"/>
+            <w:vAlign w:val="center"/>
+            <w:hideMark/>
+          </w:tcPr>
+          <w:p>
+            <w:pPr>
+              <w:rPr>
+                <w:b/>
+                <w:bCs/>
+                <w:lang w:val="en-US"/>
+              </w:rPr>
+            </w:pPr>
+            <w:r>
+              <w:rPr>
+                <w:b/>
+                <w:bCs/>
+                <w:lang w:val="en-US"/>
+              </w:rPr>
+              <w:t xml:space="preserve">SEBI, RBI, </w:t>
+            </w:r>
+            <w:proofErr w:type="spellStart"/>
+            <w:r>
+              <w:rPr>
+                <w:b/>
+                <w:bCs/>
+                <w:lang w:val="en-US"/>
+              </w:rPr>
+              <w:t>MoCI</w:t>
+            </w:r>
+            <w:proofErr w:type="spellEnd"/>
+          </w:p>
+        </w:tc>
+        <w:tc>
+          <w:tcPr>
+            <w:tcW w:w="0" w:type="auto"/>
+            <w:vAlign w:val="center"/>
+            <w:hideMark/>
+          </w:tcPr>
+          <w:p>
+            <w:pPr>
+              <w:rPr>
+                <w:b/>
+                <w:bCs/>
+                <w:lang w:val="en-US"/>
+              </w:rPr>
+            </w:pPr>
+            <w:r>
+              <w:rPr>
+                <w:b/>
+                <w:bCs/>
+                <w:lang w:val="en-US"/>
+              </w:rPr>
+              <w:t>SEC, FDA, FCC, FTC, CFTC</w:t>
+            </w:r>
+          </w:p>
+        </w:tc>
+      </w:tr>
+      <w:tr>
+        <w:trPr>
+          <w:tblCellSpacing w:w="15" w:type="dxa"/>
+        </w:trPr>
+        <w:tc>
+          <w:tcPr>
+            <w:tcW w:w="0" w:type="auto"/>
+            <w:vAlign w:val="center"/>
+            <w:hideMark/>
+          </w:tcPr>
+          <w:p>
+            <w:pPr>
+              <w:rPr>
+                <w:b/>
+                <w:bCs/>
+                <w:lang w:val="en-US"/>
+              </w:rPr>
+            </w:pPr>
+            <w:r>
+              <w:rPr>
+                <w:b/>
+                <w:bCs/>
+                <w:lang w:val="en-US"/>
+              </w:rPr>
+              <w:t>Holding Data</w:t>
+            </w:r>
+          </w:p>
+        </w:tc>
+        <w:tc>
+          <w:tcPr>
+            <w:tcW w:w="0" w:type="auto"/>
+            <w:vAlign w:val="center"/>
+            <w:hideMark/>
+          </w:tcPr>
+          <w:p>
+            <w:pPr>
+              <w:rPr>
+                <w:b/>
+                <w:bCs/>
+                <w:lang w:val="en-US"/>
+              </w:rPr>
+            </w:pPr>
+            <w:r>
+              <w:rPr>
+                <w:b/>
+                <w:bCs/>
+                <w:lang w:val="en-US"/>
+              </w:rPr>
+              <w:t>Promoter % + FII/DII</w:t>
+            </w:r>
+          </w:p>
+        </w:tc>
+        <w:tc>
+          <w:tcPr>
+            <w:tcW w:w="0" w:type="auto"/>
+            <w:vAlign w:val="center"/>
+            <w:hideMark/>
+          </w:tcPr>
+          <w:p>
+            <w:pPr>
+              <w:rPr>
+                <w:b/>
+                <w:bCs/>
+                <w:lang w:val="en-US"/>
+              </w:rPr>
+            </w:pPr>
+            <w:r>
+              <w:rPr>
+                <w:b/>
+                <w:bCs/>
+                <w:lang w:val="en-US"/>
+              </w:rPr>
+              <w:t>Institutional Ownership + Short Interest %</w:t>
+            </w:r>
+          </w:p>
+        </w:tc>
+      </w:tr>
+      <w:tr>
+        <w:trPr>
+          <w:tblCellSpacing w:w="15" w:type="dxa"/>
+        </w:trPr>
+        <w:tc>
+          <w:tcPr>
+            <w:tcW w:w="0" w:type="auto"/>
+            <w:vAlign w:val="center"/>
+            <w:hideMark/>
+          </w:tcPr>
+          <w:p>
+            <w:pPr>
+              <w:rPr>
+                <w:b/>
+                <w:bCs/>
+                <w:lang w:val="en-US"/>
+              </w:rPr>
+            </w:pPr>
+            <w:r>
+              <w:rPr>
+                <w:b/>
+                <w:bCs/>
+                <w:lang w:val="en-US"/>
+              </w:rPr>
+              <w:t>Extra Section</w:t>
+            </w:r>
+          </w:p>
+        </w:tc>
+        <w:tc>
+          <w:tcPr>
+            <w:tcW w:w="0" w:type="auto"/>
+            <w:vAlign w:val="center"/>
+            <w:hideMark/>
+          </w:tcPr>
+          <w:p>
+            <w:pPr>
+              <w:rPr>
+                <w:b/>
+                <w:bCs/>
+                <w:lang w:val="en-US"/>
+              </w:rPr>
+            </w:pPr>
+            <w:r>
+              <w:rPr>
+                <w:b/>
+                <w:bCs/>
+                <w:lang w:val="en-US"/>
+              </w:rPr>
+              <w:t>Macro (RBI, INR)</w:t>
+            </w:r>
+          </w:p>
+        </w:tc>
+        <w:tc>
+          <w:tcPr>
+            <w:tcW w:w="0" w:type="auto"/>
+            <w:vAlign w:val="center"/>
+            <w:hideMark/>
+          </w:tcPr>
+          <w:p>
+            <w:pPr>
+              <w:rPr>
+                <w:b/>
+                <w:bCs/>
+                <w:lang w:val="en-US"/>
+              </w:rPr>
+            </w:pPr>
+            <w:r>
+              <w:rPr>
+                <w:b/>
+                <w:bCs/>
+                <w:lang w:val="en-US"/>
+              </w:rPr>
+              <w:t>Options Activity + Thematic Watchlists</w:t>
+            </w:r>
+          </w:p>
+        </w:tc>
+      </w:tr>
+      <w:tr>
+        <w:trPr>
+          <w:tblCellSpacing w:w="15" w:type="dxa"/>
+        </w:trPr>
+        <w:tc>
+          <w:tcPr>
+            <w:tcW w:w="0" w:type="auto"/>
+            <w:vAlign w:val="center"/>
+            <w:hideMark/>
+          </w:tcPr>
+          <w:p>
+            <w:pPr>
+              <w:rPr>
+                <w:b/>
+                <w:bCs/>
+                <w:lang w:val="en-US"/>
+              </w:rPr>
+            </w:pPr>
+            <w:r>
+              <w:rPr>
+                <w:b/>
+                <w:bCs/>
+                <w:lang w:val="en-US"/>
+              </w:rPr>
+              <w:t>Unique Sectors</w:t>
+            </w:r>
+          </w:p>
+        </w:tc>
+        <w:tc>
+          <w:tcPr>
+            <w:tcW w:w="0" w:type="auto"/>
+            <w:vAlign w:val="center"/>
+            <w:hideMark/>
+          </w:tcPr>
+          <w:p>
+            <w:pPr>
+              <w:rPr>
+                <w:b/>
+                <w:bCs/>
+                <w:lang w:val="fr-FR"/>
+              </w:rPr>
+            </w:pPr>
+            <w:r>
+              <w:rPr>
+                <w:b/>
+                <w:bCs/>
+                <w:lang w:val="fr-FR"/>
+              </w:rPr>
+              <w:t xml:space="preserve">Space </w:t>
+            </w:r>
+            <w:proofErr w:type="spellStart"/>
+            <w:r>
+              <w:rPr>
+                <w:b/>
+                <w:bCs/>
+                <w:lang w:val="fr-FR"/>
+              </w:rPr>
+              <w:t>PSUs</w:t>
+            </w:r>
+            <w:proofErr w:type="spellEnd"/>
+            <w:r>
+              <w:rPr>
+                <w:b/>
+                <w:bCs/>
+                <w:lang w:val="fr-FR"/>
+              </w:rPr>
+              <w:t>, Agri PLI, CDMO</w:t>
+            </w:r>
+          </w:p>
+        </w:tc>
+        <w:tc>
+          <w:tcPr>
+            <w:tcW w:w="0" w:type="auto"/>
+            <w:vAlign w:val="center"/>
+            <w:hideMark/>
+          </w:tcPr>
+          <w:p>
+            <w:pPr>
+              <w:rPr>
+                <w:b/>
+                <w:bCs/>
+                <w:lang w:val="en-US"/>
+              </w:rPr>
+            </w:pPr>
+            <w:r>
+              <w:rPr>
+                <w:b/>
+                <w:bCs/>
+                <w:lang w:val="en-US"/>
+              </w:rPr>
+              <w:t>SMR/Nuclear, Crypto Infra, Alt Proteins, LEO Satellites</w:t>
+            </w:r>
+          </w:p>
+        </w:tc>
+      </w:tr>
+    </w:tbl>
+    <w:p>
+      <w:pPr>
+        <w:rPr>
+          <w:b/>
+          <w:bCs/>
+          <w:lang w:val="en-US"/>
+        </w:rPr>
+      </w:pPr>
+      <w:r>
+        <w:rPr>
+          <w:b/>
+          <w:bCs/>
+          <w:lang w:val="en-US"/>
+        </w:rPr>
+        <w:pict w14:anchorId="4CC061F6">
+          <v:rect id="_x0000_i1101" style="width:0;height:1.5pt" o:hralign="center" o:hrstd="t" o:hr="t" fillcolor="#a0a0a0" stroked="f"/>
+        </w:pict>
       </w:r>
     </w:p>
     <w:p>
@@ -314,6 +3978,304 @@
 <file path=word/numbering.xml><?xml version="1.0" encoding="utf-8"?>
 <w:numbering xmlns:wpc="http://schemas.microsoft.com/office/word/2010/wordprocessingCanvas" xmlns:cx="http://schemas.microsoft.com/office/drawing/2014/chartex" xmlns:cx1="http://schemas.microsoft.com/office/drawing/2015/9/8/chartex" xmlns:cx2="http://schemas.microsoft.com/office/drawing/2015/10/21/chartex" xmlns:cx3="http://schemas.microsoft.com/office/drawing/2016/5/9/chartex" xmlns:cx4="http://schemas.microsoft.com/office/drawing/2016/5/10/chartex" xmlns:cx5="http://schemas.microsoft.com/office/drawing/2016/5/11/chartex" xmlns:cx6="http://schemas.microsoft.com/office/drawing/2016/5/12/chartex" xmlns:cx7="http://schemas.microsoft.com/office/drawing/2016/5/13/chartex" xmlns:cx8="http://schemas.microsoft.com/office/drawing/2016/5/14/chartex" xmlns:mc="http://schemas.openxmlformats.org/markup-compatibility/2006" xmlns:aink="http://schemas.microsoft.com/office/drawing/2016/ink" xmlns:am3d="http://schemas.microsoft.com/office/drawing/2017/model3d" xmlns:o="urn:schemas-microsoft-com:office:office" xmlns:oel="http://schemas.microsoft.com/office/2019/extlst" xmlns:r="http://schemas.openxmlformats.org/officeDocument/2006/relationships" xmlns:m="http://schemas.openxmlformats.org/officeDocument/2006/math" xmlns:v="urn:schemas-microsoft-com:vml" xmlns:wp14="http://schemas.microsoft.com/office/word/2010/wordprocessingDrawing" xmlns:wp="http://schemas.openxmlformats.org/drawingml/2006/wordprocessingDrawing" xmlns:w10="urn:schemas-microsoft-com:office:word" xmlns:w="http://schemas.openxmlformats.org/wordprocessingml/2006/main" xmlns:w14="http://schemas.microsoft.com/office/word/2010/wordml" xmlns:w15="http://schemas.microsoft.com/office/word/2012/wordml" xmlns:w16cex="http://schemas.microsoft.com/office/word/2018/wordml/cex" xmlns:w16cid="http://schemas.microsoft.com/office/word/2016/wordml/cid" xmlns:w16="http://schemas.microsoft.com/office/word/2018/wordml" xmlns:w16du="http://schemas.microsoft.com/office/word/2023/wordml/word16du" xmlns:w16sdtdh="http://schemas.microsoft.com/office/word/2020/wordml/sdtdatahash" xmlns:w16sdtfl="http://schemas.microsoft.com/office/word/2024/wordml/sdtformatlock" xmlns:w16se="http://schemas.microsoft.com/office/word/2015/wordml/symex" xmlns:wpg="http://schemas.microsoft.com/office/word/2010/wordprocessingGroup" xmlns:wpi="http://schemas.microsoft.com/office/word/2010/wordprocessingInk" xmlns:wne="http://schemas.microsoft.com/office/word/2006/wordml" xmlns:wps="http://schemas.microsoft.com/office/word/2010/wordprocessingShape" mc:Ignorable="w14 w15 w16se w16cid w16 w16cex w16sdtdh w16sdtfl w16du wp14">
   <w:abstractNum w:abstractNumId="0" w15:restartNumberingAfterBreak="0">
+    <w:nsid w:val="020D6406"/>
+    <w:multiLevelType w:val="multilevel"/>
+    <w:tmpl w:val="EDB6DE3C"/>
+    <w:lvl w:ilvl="0">
+      <w:start w:val="1"/>
+      <w:numFmt w:val="bullet"/>
+      <w:lvlText w:val=""/>
+      <w:lvlJc w:val="left"/>
+      <w:pPr>
+        <w:tabs>
+          <w:tab w:val="num" w:pos="720"/>
+        </w:tabs>
+        <w:ind w:left="720" w:hanging="360"/>
+      </w:pPr>
+      <w:rPr>
+        <w:rFonts w:ascii="Symbol" w:hAnsi="Symbol" w:hint="default"/>
+        <w:sz w:val="20"/>
+      </w:rPr>
+    </w:lvl>
+    <w:lvl w:ilvl="1" w:tentative="1">
+      <w:start w:val="1"/>
+      <w:numFmt w:val="bullet"/>
+      <w:lvlText w:val="o"/>
+      <w:lvlJc w:val="left"/>
+      <w:pPr>
+        <w:tabs>
+          <w:tab w:val="num" w:pos="1440"/>
+        </w:tabs>
+        <w:ind w:left="1440" w:hanging="360"/>
+      </w:pPr>
+      <w:rPr>
+        <w:rFonts w:ascii="Courier New" w:hAnsi="Courier New" w:hint="default"/>
+        <w:sz w:val="20"/>
+      </w:rPr>
+    </w:lvl>
+    <w:lvl w:ilvl="2" w:tentative="1">
+      <w:start w:val="1"/>
+      <w:numFmt w:val="bullet"/>
+      <w:lvlText w:val=""/>
+      <w:lvlJc w:val="left"/>
+      <w:pPr>
+        <w:tabs>
+          <w:tab w:val="num" w:pos="2160"/>
+        </w:tabs>
+        <w:ind w:left="2160" w:hanging="360"/>
+      </w:pPr>
+      <w:rPr>
+        <w:rFonts w:ascii="Wingdings" w:hAnsi="Wingdings" w:hint="default"/>
+        <w:sz w:val="20"/>
+      </w:rPr>
+    </w:lvl>
+    <w:lvl w:ilvl="3" w:tentative="1">
+      <w:start w:val="1"/>
+      <w:numFmt w:val="bullet"/>
+      <w:lvlText w:val=""/>
+      <w:lvlJc w:val="left"/>
+      <w:pPr>
+        <w:tabs>
+          <w:tab w:val="num" w:pos="2880"/>
+        </w:tabs>
+        <w:ind w:left="2880" w:hanging="360"/>
+      </w:pPr>
+      <w:rPr>
+        <w:rFonts w:ascii="Wingdings" w:hAnsi="Wingdings" w:hint="default"/>
+        <w:sz w:val="20"/>
+      </w:rPr>
+    </w:lvl>
+    <w:lvl w:ilvl="4" w:tentative="1">
+      <w:start w:val="1"/>
+      <w:numFmt w:val="bullet"/>
+      <w:lvlText w:val=""/>
+      <w:lvlJc w:val="left"/>
+      <w:pPr>
+        <w:tabs>
+          <w:tab w:val="num" w:pos="3600"/>
+        </w:tabs>
+        <w:ind w:left="3600" w:hanging="360"/>
+      </w:pPr>
+      <w:rPr>
+        <w:rFonts w:ascii="Wingdings" w:hAnsi="Wingdings" w:hint="default"/>
+        <w:sz w:val="20"/>
+      </w:rPr>
+    </w:lvl>
+    <w:lvl w:ilvl="5" w:tentative="1">
+      <w:start w:val="1"/>
+      <w:numFmt w:val="bullet"/>
+      <w:lvlText w:val=""/>
+      <w:lvlJc w:val="left"/>
+      <w:pPr>
+        <w:tabs>
+          <w:tab w:val="num" w:pos="4320"/>
+        </w:tabs>
+        <w:ind w:left="4320" w:hanging="360"/>
+      </w:pPr>
+      <w:rPr>
+        <w:rFonts w:ascii="Wingdings" w:hAnsi="Wingdings" w:hint="default"/>
+        <w:sz w:val="20"/>
+      </w:rPr>
+    </w:lvl>
+    <w:lvl w:ilvl="6" w:tentative="1">
+      <w:start w:val="1"/>
+      <w:numFmt w:val="bullet"/>
+      <w:lvlText w:val=""/>
+      <w:lvlJc w:val="left"/>
+      <w:pPr>
+        <w:tabs>
+          <w:tab w:val="num" w:pos="5040"/>
+        </w:tabs>
+        <w:ind w:left="5040" w:hanging="360"/>
+      </w:pPr>
+      <w:rPr>
+        <w:rFonts w:ascii="Wingdings" w:hAnsi="Wingdings" w:hint="default"/>
+        <w:sz w:val="20"/>
+      </w:rPr>
+    </w:lvl>
+    <w:lvl w:ilvl="7" w:tentative="1">
+      <w:start w:val="1"/>
+      <w:numFmt w:val="bullet"/>
+      <w:lvlText w:val=""/>
+      <w:lvlJc w:val="left"/>
+      <w:pPr>
+        <w:tabs>
+          <w:tab w:val="num" w:pos="5760"/>
+        </w:tabs>
+        <w:ind w:left="5760" w:hanging="360"/>
+      </w:pPr>
+      <w:rPr>
+        <w:rFonts w:ascii="Wingdings" w:hAnsi="Wingdings" w:hint="default"/>
+        <w:sz w:val="20"/>
+      </w:rPr>
+    </w:lvl>
+    <w:lvl w:ilvl="8" w:tentative="1">
+      <w:start w:val="1"/>
+      <w:numFmt w:val="bullet"/>
+      <w:lvlText w:val=""/>
+      <w:lvlJc w:val="left"/>
+      <w:pPr>
+        <w:tabs>
+          <w:tab w:val="num" w:pos="6480"/>
+        </w:tabs>
+        <w:ind w:left="6480" w:hanging="360"/>
+      </w:pPr>
+      <w:rPr>
+        <w:rFonts w:ascii="Wingdings" w:hAnsi="Wingdings" w:hint="default"/>
+        <w:sz w:val="20"/>
+      </w:rPr>
+    </w:lvl>
+  </w:abstractNum>
+  <w:abstractNum w:abstractNumId="1" w15:restartNumberingAfterBreak="0">
+    <w:nsid w:val="05C57F31"/>
+    <w:multiLevelType w:val="multilevel"/>
+    <w:tmpl w:val="BFF21BDE"/>
+    <w:lvl w:ilvl="0">
+      <w:start w:val="1"/>
+      <w:numFmt w:val="bullet"/>
+      <w:lvlText w:val=""/>
+      <w:lvlJc w:val="left"/>
+      <w:pPr>
+        <w:tabs>
+          <w:tab w:val="num" w:pos="720"/>
+        </w:tabs>
+        <w:ind w:left="720" w:hanging="360"/>
+      </w:pPr>
+      <w:rPr>
+        <w:rFonts w:ascii="Symbol" w:hAnsi="Symbol" w:hint="default"/>
+        <w:sz w:val="20"/>
+      </w:rPr>
+    </w:lvl>
+    <w:lvl w:ilvl="1" w:tentative="1">
+      <w:start w:val="1"/>
+      <w:numFmt w:val="bullet"/>
+      <w:lvlText w:val="o"/>
+      <w:lvlJc w:val="left"/>
+      <w:pPr>
+        <w:tabs>
+          <w:tab w:val="num" w:pos="1440"/>
+        </w:tabs>
+        <w:ind w:left="1440" w:hanging="360"/>
+      </w:pPr>
+      <w:rPr>
+        <w:rFonts w:ascii="Courier New" w:hAnsi="Courier New" w:hint="default"/>
+        <w:sz w:val="20"/>
+      </w:rPr>
+    </w:lvl>
+    <w:lvl w:ilvl="2" w:tentative="1">
+      <w:start w:val="1"/>
+      <w:numFmt w:val="bullet"/>
+      <w:lvlText w:val=""/>
+      <w:lvlJc w:val="left"/>
+      <w:pPr>
+        <w:tabs>
+          <w:tab w:val="num" w:pos="2160"/>
+        </w:tabs>
+        <w:ind w:left="2160" w:hanging="360"/>
+      </w:pPr>
+      <w:rPr>
+        <w:rFonts w:ascii="Wingdings" w:hAnsi="Wingdings" w:hint="default"/>
+        <w:sz w:val="20"/>
+      </w:rPr>
+    </w:lvl>
+    <w:lvl w:ilvl="3" w:tentative="1">
+      <w:start w:val="1"/>
+      <w:numFmt w:val="bullet"/>
+      <w:lvlText w:val=""/>
+      <w:lvlJc w:val="left"/>
+      <w:pPr>
+        <w:tabs>
+          <w:tab w:val="num" w:pos="2880"/>
+        </w:tabs>
+        <w:ind w:left="2880" w:hanging="360"/>
+      </w:pPr>
+      <w:rPr>
+        <w:rFonts w:ascii="Wingdings" w:hAnsi="Wingdings" w:hint="default"/>
+        <w:sz w:val="20"/>
+      </w:rPr>
+    </w:lvl>
+    <w:lvl w:ilvl="4" w:tentative="1">
+      <w:start w:val="1"/>
+      <w:numFmt w:val="bullet"/>
+      <w:lvlText w:val=""/>
+      <w:lvlJc w:val="left"/>
+      <w:pPr>
+        <w:tabs>
+          <w:tab w:val="num" w:pos="3600"/>
+        </w:tabs>
+        <w:ind w:left="3600" w:hanging="360"/>
+      </w:pPr>
+      <w:rPr>
+        <w:rFonts w:ascii="Wingdings" w:hAnsi="Wingdings" w:hint="default"/>
+        <w:sz w:val="20"/>
+      </w:rPr>
+    </w:lvl>
+    <w:lvl w:ilvl="5" w:tentative="1">
+      <w:start w:val="1"/>
+      <w:numFmt w:val="bullet"/>
+      <w:lvlText w:val=""/>
+      <w:lvlJc w:val="left"/>
+      <w:pPr>
+        <w:tabs>
+          <w:tab w:val="num" w:pos="4320"/>
+        </w:tabs>
+        <w:ind w:left="4320" w:hanging="360"/>
+      </w:pPr>
+      <w:rPr>
+        <w:rFonts w:ascii="Wingdings" w:hAnsi="Wingdings" w:hint="default"/>
+        <w:sz w:val="20"/>
+      </w:rPr>
+    </w:lvl>
+    <w:lvl w:ilvl="6" w:tentative="1">
+      <w:start w:val="1"/>
+      <w:numFmt w:val="bullet"/>
+      <w:lvlText w:val=""/>
+      <w:lvlJc w:val="left"/>
+      <w:pPr>
+        <w:tabs>
+          <w:tab w:val="num" w:pos="5040"/>
+        </w:tabs>
+        <w:ind w:left="5040" w:hanging="360"/>
+      </w:pPr>
+      <w:rPr>
+        <w:rFonts w:ascii="Wingdings" w:hAnsi="Wingdings" w:hint="default"/>
+        <w:sz w:val="20"/>
+      </w:rPr>
+    </w:lvl>
+    <w:lvl w:ilvl="7" w:tentative="1">
+      <w:start w:val="1"/>
+      <w:numFmt w:val="bullet"/>
+      <w:lvlText w:val=""/>
+      <w:lvlJc w:val="left"/>
+      <w:pPr>
+        <w:tabs>
+          <w:tab w:val="num" w:pos="5760"/>
+        </w:tabs>
+        <w:ind w:left="5760" w:hanging="360"/>
+      </w:pPr>
+      <w:rPr>
+        <w:rFonts w:ascii="Wingdings" w:hAnsi="Wingdings" w:hint="default"/>
+        <w:sz w:val="20"/>
+      </w:rPr>
+    </w:lvl>
+    <w:lvl w:ilvl="8" w:tentative="1">
+      <w:start w:val="1"/>
+      <w:numFmt w:val="bullet"/>
+      <w:lvlText w:val=""/>
+      <w:lvlJc w:val="left"/>
+      <w:pPr>
+        <w:tabs>
+          <w:tab w:val="num" w:pos="6480"/>
+        </w:tabs>
+        <w:ind w:left="6480" w:hanging="360"/>
+      </w:pPr>
+      <w:rPr>
+        <w:rFonts w:ascii="Wingdings" w:hAnsi="Wingdings" w:hint="default"/>
+        <w:sz w:val="20"/>
+      </w:rPr>
+    </w:lvl>
+  </w:abstractNum>
+  <w:abstractNum w:abstractNumId="2" w15:restartNumberingAfterBreak="0">
     <w:nsid w:val="08CC2D07"/>
     <w:multiLevelType w:val="multilevel"/>
     <w:tmpl w:val="597EBD0A"/>
@@ -462,7 +4424,305 @@
       </w:rPr>
     </w:lvl>
   </w:abstractNum>
-  <w:abstractNum w:abstractNumId="1" w15:restartNumberingAfterBreak="0">
+  <w:abstractNum w:abstractNumId="3" w15:restartNumberingAfterBreak="0">
+    <w:nsid w:val="0A730A90"/>
+    <w:multiLevelType w:val="multilevel"/>
+    <w:tmpl w:val="AF18B396"/>
+    <w:lvl w:ilvl="0">
+      <w:start w:val="1"/>
+      <w:numFmt w:val="bullet"/>
+      <w:lvlText w:val=""/>
+      <w:lvlJc w:val="left"/>
+      <w:pPr>
+        <w:tabs>
+          <w:tab w:val="num" w:pos="720"/>
+        </w:tabs>
+        <w:ind w:left="720" w:hanging="360"/>
+      </w:pPr>
+      <w:rPr>
+        <w:rFonts w:ascii="Symbol" w:hAnsi="Symbol" w:hint="default"/>
+        <w:sz w:val="20"/>
+      </w:rPr>
+    </w:lvl>
+    <w:lvl w:ilvl="1" w:tentative="1">
+      <w:start w:val="1"/>
+      <w:numFmt w:val="bullet"/>
+      <w:lvlText w:val="o"/>
+      <w:lvlJc w:val="left"/>
+      <w:pPr>
+        <w:tabs>
+          <w:tab w:val="num" w:pos="1440"/>
+        </w:tabs>
+        <w:ind w:left="1440" w:hanging="360"/>
+      </w:pPr>
+      <w:rPr>
+        <w:rFonts w:ascii="Courier New" w:hAnsi="Courier New" w:hint="default"/>
+        <w:sz w:val="20"/>
+      </w:rPr>
+    </w:lvl>
+    <w:lvl w:ilvl="2" w:tentative="1">
+      <w:start w:val="1"/>
+      <w:numFmt w:val="bullet"/>
+      <w:lvlText w:val=""/>
+      <w:lvlJc w:val="left"/>
+      <w:pPr>
+        <w:tabs>
+          <w:tab w:val="num" w:pos="2160"/>
+        </w:tabs>
+        <w:ind w:left="2160" w:hanging="360"/>
+      </w:pPr>
+      <w:rPr>
+        <w:rFonts w:ascii="Wingdings" w:hAnsi="Wingdings" w:hint="default"/>
+        <w:sz w:val="20"/>
+      </w:rPr>
+    </w:lvl>
+    <w:lvl w:ilvl="3" w:tentative="1">
+      <w:start w:val="1"/>
+      <w:numFmt w:val="bullet"/>
+      <w:lvlText w:val=""/>
+      <w:lvlJc w:val="left"/>
+      <w:pPr>
+        <w:tabs>
+          <w:tab w:val="num" w:pos="2880"/>
+        </w:tabs>
+        <w:ind w:left="2880" w:hanging="360"/>
+      </w:pPr>
+      <w:rPr>
+        <w:rFonts w:ascii="Wingdings" w:hAnsi="Wingdings" w:hint="default"/>
+        <w:sz w:val="20"/>
+      </w:rPr>
+    </w:lvl>
+    <w:lvl w:ilvl="4" w:tentative="1">
+      <w:start w:val="1"/>
+      <w:numFmt w:val="bullet"/>
+      <w:lvlText w:val=""/>
+      <w:lvlJc w:val="left"/>
+      <w:pPr>
+        <w:tabs>
+          <w:tab w:val="num" w:pos="3600"/>
+        </w:tabs>
+        <w:ind w:left="3600" w:hanging="360"/>
+      </w:pPr>
+      <w:rPr>
+        <w:rFonts w:ascii="Wingdings" w:hAnsi="Wingdings" w:hint="default"/>
+        <w:sz w:val="20"/>
+      </w:rPr>
+    </w:lvl>
+    <w:lvl w:ilvl="5" w:tentative="1">
+      <w:start w:val="1"/>
+      <w:numFmt w:val="bullet"/>
+      <w:lvlText w:val=""/>
+      <w:lvlJc w:val="left"/>
+      <w:pPr>
+        <w:tabs>
+          <w:tab w:val="num" w:pos="4320"/>
+        </w:tabs>
+        <w:ind w:left="4320" w:hanging="360"/>
+      </w:pPr>
+      <w:rPr>
+        <w:rFonts w:ascii="Wingdings" w:hAnsi="Wingdings" w:hint="default"/>
+        <w:sz w:val="20"/>
+      </w:rPr>
+    </w:lvl>
+    <w:lvl w:ilvl="6" w:tentative="1">
+      <w:start w:val="1"/>
+      <w:numFmt w:val="bullet"/>
+      <w:lvlText w:val=""/>
+      <w:lvlJc w:val="left"/>
+      <w:pPr>
+        <w:tabs>
+          <w:tab w:val="num" w:pos="5040"/>
+        </w:tabs>
+        <w:ind w:left="5040" w:hanging="360"/>
+      </w:pPr>
+      <w:rPr>
+        <w:rFonts w:ascii="Wingdings" w:hAnsi="Wingdings" w:hint="default"/>
+        <w:sz w:val="20"/>
+      </w:rPr>
+    </w:lvl>
+    <w:lvl w:ilvl="7" w:tentative="1">
+      <w:start w:val="1"/>
+      <w:numFmt w:val="bullet"/>
+      <w:lvlText w:val=""/>
+      <w:lvlJc w:val="left"/>
+      <w:pPr>
+        <w:tabs>
+          <w:tab w:val="num" w:pos="5760"/>
+        </w:tabs>
+        <w:ind w:left="5760" w:hanging="360"/>
+      </w:pPr>
+      <w:rPr>
+        <w:rFonts w:ascii="Wingdings" w:hAnsi="Wingdings" w:hint="default"/>
+        <w:sz w:val="20"/>
+      </w:rPr>
+    </w:lvl>
+    <w:lvl w:ilvl="8" w:tentative="1">
+      <w:start w:val="1"/>
+      <w:numFmt w:val="bullet"/>
+      <w:lvlText w:val=""/>
+      <w:lvlJc w:val="left"/>
+      <w:pPr>
+        <w:tabs>
+          <w:tab w:val="num" w:pos="6480"/>
+        </w:tabs>
+        <w:ind w:left="6480" w:hanging="360"/>
+      </w:pPr>
+      <w:rPr>
+        <w:rFonts w:ascii="Wingdings" w:hAnsi="Wingdings" w:hint="default"/>
+        <w:sz w:val="20"/>
+      </w:rPr>
+    </w:lvl>
+  </w:abstractNum>
+  <w:abstractNum w:abstractNumId="4" w15:restartNumberingAfterBreak="0">
+    <w:nsid w:val="0AFA404A"/>
+    <w:multiLevelType w:val="multilevel"/>
+    <w:tmpl w:val="2D86DE9A"/>
+    <w:lvl w:ilvl="0">
+      <w:start w:val="1"/>
+      <w:numFmt w:val="bullet"/>
+      <w:lvlText w:val=""/>
+      <w:lvlJc w:val="left"/>
+      <w:pPr>
+        <w:tabs>
+          <w:tab w:val="num" w:pos="720"/>
+        </w:tabs>
+        <w:ind w:left="720" w:hanging="360"/>
+      </w:pPr>
+      <w:rPr>
+        <w:rFonts w:ascii="Symbol" w:hAnsi="Symbol" w:hint="default"/>
+        <w:sz w:val="20"/>
+      </w:rPr>
+    </w:lvl>
+    <w:lvl w:ilvl="1" w:tentative="1">
+      <w:start w:val="1"/>
+      <w:numFmt w:val="bullet"/>
+      <w:lvlText w:val="o"/>
+      <w:lvlJc w:val="left"/>
+      <w:pPr>
+        <w:tabs>
+          <w:tab w:val="num" w:pos="1440"/>
+        </w:tabs>
+        <w:ind w:left="1440" w:hanging="360"/>
+      </w:pPr>
+      <w:rPr>
+        <w:rFonts w:ascii="Courier New" w:hAnsi="Courier New" w:hint="default"/>
+        <w:sz w:val="20"/>
+      </w:rPr>
+    </w:lvl>
+    <w:lvl w:ilvl="2" w:tentative="1">
+      <w:start w:val="1"/>
+      <w:numFmt w:val="bullet"/>
+      <w:lvlText w:val=""/>
+      <w:lvlJc w:val="left"/>
+      <w:pPr>
+        <w:tabs>
+          <w:tab w:val="num" w:pos="2160"/>
+        </w:tabs>
+        <w:ind w:left="2160" w:hanging="360"/>
+      </w:pPr>
+      <w:rPr>
+        <w:rFonts w:ascii="Wingdings" w:hAnsi="Wingdings" w:hint="default"/>
+        <w:sz w:val="20"/>
+      </w:rPr>
+    </w:lvl>
+    <w:lvl w:ilvl="3" w:tentative="1">
+      <w:start w:val="1"/>
+      <w:numFmt w:val="bullet"/>
+      <w:lvlText w:val=""/>
+      <w:lvlJc w:val="left"/>
+      <w:pPr>
+        <w:tabs>
+          <w:tab w:val="num" w:pos="2880"/>
+        </w:tabs>
+        <w:ind w:left="2880" w:hanging="360"/>
+      </w:pPr>
+      <w:rPr>
+        <w:rFonts w:ascii="Wingdings" w:hAnsi="Wingdings" w:hint="default"/>
+        <w:sz w:val="20"/>
+      </w:rPr>
+    </w:lvl>
+    <w:lvl w:ilvl="4" w:tentative="1">
+      <w:start w:val="1"/>
+      <w:numFmt w:val="bullet"/>
+      <w:lvlText w:val=""/>
+      <w:lvlJc w:val="left"/>
+      <w:pPr>
+        <w:tabs>
+          <w:tab w:val="num" w:pos="3600"/>
+        </w:tabs>
+        <w:ind w:left="3600" w:hanging="360"/>
+      </w:pPr>
+      <w:rPr>
+        <w:rFonts w:ascii="Wingdings" w:hAnsi="Wingdings" w:hint="default"/>
+        <w:sz w:val="20"/>
+      </w:rPr>
+    </w:lvl>
+    <w:lvl w:ilvl="5" w:tentative="1">
+      <w:start w:val="1"/>
+      <w:numFmt w:val="bullet"/>
+      <w:lvlText w:val=""/>
+      <w:lvlJc w:val="left"/>
+      <w:pPr>
+        <w:tabs>
+          <w:tab w:val="num" w:pos="4320"/>
+        </w:tabs>
+        <w:ind w:left="4320" w:hanging="360"/>
+      </w:pPr>
+      <w:rPr>
+        <w:rFonts w:ascii="Wingdings" w:hAnsi="Wingdings" w:hint="default"/>
+        <w:sz w:val="20"/>
+      </w:rPr>
+    </w:lvl>
+    <w:lvl w:ilvl="6" w:tentative="1">
+      <w:start w:val="1"/>
+      <w:numFmt w:val="bullet"/>
+      <w:lvlText w:val=""/>
+      <w:lvlJc w:val="left"/>
+      <w:pPr>
+        <w:tabs>
+          <w:tab w:val="num" w:pos="5040"/>
+        </w:tabs>
+        <w:ind w:left="5040" w:hanging="360"/>
+      </w:pPr>
+      <w:rPr>
+        <w:rFonts w:ascii="Wingdings" w:hAnsi="Wingdings" w:hint="default"/>
+        <w:sz w:val="20"/>
+      </w:rPr>
+    </w:lvl>
+    <w:lvl w:ilvl="7" w:tentative="1">
+      <w:start w:val="1"/>
+      <w:numFmt w:val="bullet"/>
+      <w:lvlText w:val=""/>
+      <w:lvlJc w:val="left"/>
+      <w:pPr>
+        <w:tabs>
+          <w:tab w:val="num" w:pos="5760"/>
+        </w:tabs>
+        <w:ind w:left="5760" w:hanging="360"/>
+      </w:pPr>
+      <w:rPr>
+        <w:rFonts w:ascii="Wingdings" w:hAnsi="Wingdings" w:hint="default"/>
+        <w:sz w:val="20"/>
+      </w:rPr>
+    </w:lvl>
+    <w:lvl w:ilvl="8" w:tentative="1">
+      <w:start w:val="1"/>
+      <w:numFmt w:val="bullet"/>
+      <w:lvlText w:val=""/>
+      <w:lvlJc w:val="left"/>
+      <w:pPr>
+        <w:tabs>
+          <w:tab w:val="num" w:pos="6480"/>
+        </w:tabs>
+        <w:ind w:left="6480" w:hanging="360"/>
+      </w:pPr>
+      <w:rPr>
+        <w:rFonts w:ascii="Wingdings" w:hAnsi="Wingdings" w:hint="default"/>
+        <w:sz w:val="20"/>
+      </w:rPr>
+    </w:lvl>
+  </w:abstractNum>
+  <w:abstractNum w:abstractNumId="5" w15:restartNumberingAfterBreak="0">
     <w:nsid w:val="0BE753AA"/>
     <w:multiLevelType w:val="multilevel"/>
     <w:tmpl w:val="AF2CB21E"/>
@@ -611,7 +4871,7 @@
       </w:rPr>
     </w:lvl>
   </w:abstractNum>
-  <w:abstractNum w:abstractNumId="2" w15:restartNumberingAfterBreak="0">
+  <w:abstractNum w:abstractNumId="6" w15:restartNumberingAfterBreak="0">
     <w:nsid w:val="10EB2FFB"/>
     <w:multiLevelType w:val="multilevel"/>
     <w:tmpl w:val="B64C31D8"/>
@@ -760,7 +5020,156 @@
       </w:rPr>
     </w:lvl>
   </w:abstractNum>
-  <w:abstractNum w:abstractNumId="3" w15:restartNumberingAfterBreak="0">
+  <w:abstractNum w:abstractNumId="7" w15:restartNumberingAfterBreak="0">
+    <w:nsid w:val="17BC40CA"/>
+    <w:multiLevelType w:val="multilevel"/>
+    <w:tmpl w:val="9FB8EF7C"/>
+    <w:lvl w:ilvl="0">
+      <w:start w:val="1"/>
+      <w:numFmt w:val="bullet"/>
+      <w:lvlText w:val=""/>
+      <w:lvlJc w:val="left"/>
+      <w:pPr>
+        <w:tabs>
+          <w:tab w:val="num" w:pos="720"/>
+        </w:tabs>
+        <w:ind w:left="720" w:hanging="360"/>
+      </w:pPr>
+      <w:rPr>
+        <w:rFonts w:ascii="Symbol" w:hAnsi="Symbol" w:hint="default"/>
+        <w:sz w:val="20"/>
+      </w:rPr>
+    </w:lvl>
+    <w:lvl w:ilvl="1" w:tentative="1">
+      <w:start w:val="1"/>
+      <w:numFmt w:val="bullet"/>
+      <w:lvlText w:val="o"/>
+      <w:lvlJc w:val="left"/>
+      <w:pPr>
+        <w:tabs>
+          <w:tab w:val="num" w:pos="1440"/>
+        </w:tabs>
+        <w:ind w:left="1440" w:hanging="360"/>
+      </w:pPr>
+      <w:rPr>
+        <w:rFonts w:ascii="Courier New" w:hAnsi="Courier New" w:hint="default"/>
+        <w:sz w:val="20"/>
+      </w:rPr>
+    </w:lvl>
+    <w:lvl w:ilvl="2" w:tentative="1">
+      <w:start w:val="1"/>
+      <w:numFmt w:val="bullet"/>
+      <w:lvlText w:val=""/>
+      <w:lvlJc w:val="left"/>
+      <w:pPr>
+        <w:tabs>
+          <w:tab w:val="num" w:pos="2160"/>
+        </w:tabs>
+        <w:ind w:left="2160" w:hanging="360"/>
+      </w:pPr>
+      <w:rPr>
+        <w:rFonts w:ascii="Wingdings" w:hAnsi="Wingdings" w:hint="default"/>
+        <w:sz w:val="20"/>
+      </w:rPr>
+    </w:lvl>
+    <w:lvl w:ilvl="3" w:tentative="1">
+      <w:start w:val="1"/>
+      <w:numFmt w:val="bullet"/>
+      <w:lvlText w:val=""/>
+      <w:lvlJc w:val="left"/>
+      <w:pPr>
+        <w:tabs>
+          <w:tab w:val="num" w:pos="2880"/>
+        </w:tabs>
+        <w:ind w:left="2880" w:hanging="360"/>
+      </w:pPr>
+      <w:rPr>
+        <w:rFonts w:ascii="Wingdings" w:hAnsi="Wingdings" w:hint="default"/>
+        <w:sz w:val="20"/>
+      </w:rPr>
+    </w:lvl>
+    <w:lvl w:ilvl="4" w:tentative="1">
+      <w:start w:val="1"/>
+      <w:numFmt w:val="bullet"/>
+      <w:lvlText w:val=""/>
+      <w:lvlJc w:val="left"/>
+      <w:pPr>
+        <w:tabs>
+          <w:tab w:val="num" w:pos="3600"/>
+        </w:tabs>
+        <w:ind w:left="3600" w:hanging="360"/>
+      </w:pPr>
+      <w:rPr>
+        <w:rFonts w:ascii="Wingdings" w:hAnsi="Wingdings" w:hint="default"/>
+        <w:sz w:val="20"/>
+      </w:rPr>
+    </w:lvl>
+    <w:lvl w:ilvl="5" w:tentative="1">
+      <w:start w:val="1"/>
+      <w:numFmt w:val="bullet"/>
+      <w:lvlText w:val=""/>
+      <w:lvlJc w:val="left"/>
+      <w:pPr>
+        <w:tabs>
+          <w:tab w:val="num" w:pos="4320"/>
+        </w:tabs>
+        <w:ind w:left="4320" w:hanging="360"/>
+      </w:pPr>
+      <w:rPr>
+        <w:rFonts w:ascii="Wingdings" w:hAnsi="Wingdings" w:hint="default"/>
+        <w:sz w:val="20"/>
+      </w:rPr>
+    </w:lvl>
+    <w:lvl w:ilvl="6" w:tentative="1">
+      <w:start w:val="1"/>
+      <w:numFmt w:val="bullet"/>
+      <w:lvlText w:val=""/>
+      <w:lvlJc w:val="left"/>
+      <w:pPr>
+        <w:tabs>
+          <w:tab w:val="num" w:pos="5040"/>
+        </w:tabs>
+        <w:ind w:left="5040" w:hanging="360"/>
+      </w:pPr>
+      <w:rPr>
+        <w:rFonts w:ascii="Wingdings" w:hAnsi="Wingdings" w:hint="default"/>
+        <w:sz w:val="20"/>
+      </w:rPr>
+    </w:lvl>
+    <w:lvl w:ilvl="7" w:tentative="1">
+      <w:start w:val="1"/>
+      <w:numFmt w:val="bullet"/>
+      <w:lvlText w:val=""/>
+      <w:lvlJc w:val="left"/>
+      <w:pPr>
+        <w:tabs>
+          <w:tab w:val="num" w:pos="5760"/>
+        </w:tabs>
+        <w:ind w:left="5760" w:hanging="360"/>
+      </w:pPr>
+      <w:rPr>
+        <w:rFonts w:ascii="Wingdings" w:hAnsi="Wingdings" w:hint="default"/>
+        <w:sz w:val="20"/>
+      </w:rPr>
+    </w:lvl>
+    <w:lvl w:ilvl="8" w:tentative="1">
+      <w:start w:val="1"/>
+      <w:numFmt w:val="bullet"/>
+      <w:lvlText w:val=""/>
+      <w:lvlJc w:val="left"/>
+      <w:pPr>
+        <w:tabs>
+          <w:tab w:val="num" w:pos="6480"/>
+        </w:tabs>
+        <w:ind w:left="6480" w:hanging="360"/>
+      </w:pPr>
+      <w:rPr>
+        <w:rFonts w:ascii="Wingdings" w:hAnsi="Wingdings" w:hint="default"/>
+        <w:sz w:val="20"/>
+      </w:rPr>
+    </w:lvl>
+  </w:abstractNum>
+  <w:abstractNum w:abstractNumId="8" w15:restartNumberingAfterBreak="0">
     <w:nsid w:val="1C3F613F"/>
     <w:multiLevelType w:val="multilevel"/>
     <w:tmpl w:val="08A02E8E"/>
@@ -909,7 +5318,7 @@
       </w:rPr>
     </w:lvl>
   </w:abstractNum>
-  <w:abstractNum w:abstractNumId="4" w15:restartNumberingAfterBreak="0">
+  <w:abstractNum w:abstractNumId="9" w15:restartNumberingAfterBreak="0">
     <w:nsid w:val="1C8265C1"/>
     <w:multiLevelType w:val="multilevel"/>
     <w:tmpl w:val="CC22A872"/>
@@ -1058,7 +5467,7 @@
       </w:rPr>
     </w:lvl>
   </w:abstractNum>
-  <w:abstractNum w:abstractNumId="5" w15:restartNumberingAfterBreak="0">
+  <w:abstractNum w:abstractNumId="10" w15:restartNumberingAfterBreak="0">
     <w:nsid w:val="1D586C8D"/>
     <w:multiLevelType w:val="multilevel"/>
     <w:tmpl w:val="584E06F4"/>
@@ -1207,7 +5616,7 @@
       </w:rPr>
     </w:lvl>
   </w:abstractNum>
-  <w:abstractNum w:abstractNumId="6" w15:restartNumberingAfterBreak="0">
+  <w:abstractNum w:abstractNumId="11" w15:restartNumberingAfterBreak="0">
     <w:nsid w:val="1E5E2169"/>
     <w:multiLevelType w:val="multilevel"/>
     <w:tmpl w:val="FDF8CA86"/>
@@ -1356,7 +5765,7 @@
       </w:rPr>
     </w:lvl>
   </w:abstractNum>
-  <w:abstractNum w:abstractNumId="7" w15:restartNumberingAfterBreak="0">
+  <w:abstractNum w:abstractNumId="12" w15:restartNumberingAfterBreak="0">
     <w:nsid w:val="222115E7"/>
     <w:multiLevelType w:val="multilevel"/>
     <w:tmpl w:val="EFA64000"/>
@@ -1469,7 +5878,120 @@
       </w:pPr>
     </w:lvl>
   </w:abstractNum>
-  <w:abstractNum w:abstractNumId="8" w15:restartNumberingAfterBreak="0">
+  <w:abstractNum w:abstractNumId="13" w15:restartNumberingAfterBreak="0">
+    <w:nsid w:val="2333044E"/>
+    <w:multiLevelType w:val="multilevel"/>
+    <w:tmpl w:val="CAE43FD2"/>
+    <w:lvl w:ilvl="0">
+      <w:start w:val="1"/>
+      <w:numFmt w:val="decimal"/>
+      <w:lvlText w:val="%1."/>
+      <w:lvlJc w:val="left"/>
+      <w:pPr>
+        <w:tabs>
+          <w:tab w:val="num" w:pos="720"/>
+        </w:tabs>
+        <w:ind w:left="720" w:hanging="360"/>
+      </w:pPr>
+    </w:lvl>
+    <w:lvl w:ilvl="1" w:tentative="1">
+      <w:start w:val="1"/>
+      <w:numFmt w:val="decimal"/>
+      <w:lvlText w:val="%2."/>
+      <w:lvlJc w:val="left"/>
+      <w:pPr>
+        <w:tabs>
+          <w:tab w:val="num" w:pos="1440"/>
+        </w:tabs>
+        <w:ind w:left="1440" w:hanging="360"/>
+      </w:pPr>
+    </w:lvl>
+    <w:lvl w:ilvl="2" w:tentative="1">
+      <w:start w:val="1"/>
+      <w:numFmt w:val="decimal"/>
+      <w:lvlText w:val="%3."/>
+      <w:lvlJc w:val="left"/>
+      <w:pPr>
+        <w:tabs>
+          <w:tab w:val="num" w:pos="2160"/>
+        </w:tabs>
+        <w:ind w:left="2160" w:hanging="360"/>
+      </w:pPr>
+    </w:lvl>
+    <w:lvl w:ilvl="3" w:tentative="1">
+      <w:start w:val="1"/>
+      <w:numFmt w:val="decimal"/>
+      <w:lvlText w:val="%4."/>
+      <w:lvlJc w:val="left"/>
+      <w:pPr>
+        <w:tabs>
+          <w:tab w:val="num" w:pos="2880"/>
+        </w:tabs>
+        <w:ind w:left="2880" w:hanging="360"/>
+      </w:pPr>
+    </w:lvl>
+    <w:lvl w:ilvl="4" w:tentative="1">
+      <w:start w:val="1"/>
+      <w:numFmt w:val="decimal"/>
+      <w:lvlText w:val="%5."/>
+      <w:lvlJc w:val="left"/>
+      <w:pPr>
+        <w:tabs>
+          <w:tab w:val="num" w:pos="3600"/>
+        </w:tabs>
+        <w:ind w:left="3600" w:hanging="360"/>
+      </w:pPr>
+    </w:lvl>
+    <w:lvl w:ilvl="5" w:tentative="1">
+      <w:start w:val="1"/>
+      <w:numFmt w:val="decimal"/>
+      <w:lvlText w:val="%6."/>
+      <w:lvlJc w:val="left"/>
+      <w:pPr>
+        <w:tabs>
+          <w:tab w:val="num" w:pos="4320"/>
+        </w:tabs>
+        <w:ind w:left="4320" w:hanging="360"/>
+      </w:pPr>
+    </w:lvl>
+    <w:lvl w:ilvl="6" w:tentative="1">
+      <w:start w:val="1"/>
+      <w:numFmt w:val="decimal"/>
+      <w:lvlText w:val="%7."/>
+      <w:lvlJc w:val="left"/>
+      <w:pPr>
+        <w:tabs>
+          <w:tab w:val="num" w:pos="5040"/>
+        </w:tabs>
+        <w:ind w:left="5040" w:hanging="360"/>
+      </w:pPr>
+    </w:lvl>
+    <w:lvl w:ilvl="7" w:tentative="1">
+      <w:start w:val="1"/>
+      <w:numFmt w:val="decimal"/>
+      <w:lvlText w:val="%8."/>
+      <w:lvlJc w:val="left"/>
+      <w:pPr>
+        <w:tabs>
+          <w:tab w:val="num" w:pos="5760"/>
+        </w:tabs>
+        <w:ind w:left="5760" w:hanging="360"/>
+      </w:pPr>
+    </w:lvl>
+    <w:lvl w:ilvl="8" w:tentative="1">
+      <w:start w:val="1"/>
+      <w:numFmt w:val="decimal"/>
+      <w:lvlText w:val="%9."/>
+      <w:lvlJc w:val="left"/>
+      <w:pPr>
+        <w:tabs>
+          <w:tab w:val="num" w:pos="6480"/>
+        </w:tabs>
+        <w:ind w:left="6480" w:hanging="360"/>
+      </w:pPr>
+    </w:lvl>
+  </w:abstractNum>
+  <w:abstractNum w:abstractNumId="14" w15:restartNumberingAfterBreak="0">
     <w:nsid w:val="27871835"/>
     <w:multiLevelType w:val="multilevel"/>
     <w:tmpl w:val="B1C0A6AC"/>
@@ -1618,7 +6140,156 @@
       </w:rPr>
     </w:lvl>
   </w:abstractNum>
-  <w:abstractNum w:abstractNumId="9" w15:restartNumberingAfterBreak="0">
+  <w:abstractNum w:abstractNumId="15" w15:restartNumberingAfterBreak="0">
+    <w:nsid w:val="2B4C4A90"/>
+    <w:multiLevelType w:val="multilevel"/>
+    <w:tmpl w:val="921E2B9E"/>
+    <w:lvl w:ilvl="0">
+      <w:start w:val="1"/>
+      <w:numFmt w:val="bullet"/>
+      <w:lvlText w:val=""/>
+      <w:lvlJc w:val="left"/>
+      <w:pPr>
+        <w:tabs>
+          <w:tab w:val="num" w:pos="720"/>
+        </w:tabs>
+        <w:ind w:left="720" w:hanging="360"/>
+      </w:pPr>
+      <w:rPr>
+        <w:rFonts w:ascii="Symbol" w:hAnsi="Symbol" w:hint="default"/>
+        <w:sz w:val="20"/>
+      </w:rPr>
+    </w:lvl>
+    <w:lvl w:ilvl="1" w:tentative="1">
+      <w:start w:val="1"/>
+      <w:numFmt w:val="bullet"/>
+      <w:lvlText w:val="o"/>
+      <w:lvlJc w:val="left"/>
+      <w:pPr>
+        <w:tabs>
+          <w:tab w:val="num" w:pos="1440"/>
+        </w:tabs>
+        <w:ind w:left="1440" w:hanging="360"/>
+      </w:pPr>
+      <w:rPr>
+        <w:rFonts w:ascii="Courier New" w:hAnsi="Courier New" w:hint="default"/>
+        <w:sz w:val="20"/>
+      </w:rPr>
+    </w:lvl>
+    <w:lvl w:ilvl="2" w:tentative="1">
+      <w:start w:val="1"/>
+      <w:numFmt w:val="bullet"/>
+      <w:lvlText w:val=""/>
+      <w:lvlJc w:val="left"/>
+      <w:pPr>
+        <w:tabs>
+          <w:tab w:val="num" w:pos="2160"/>
+        </w:tabs>
+        <w:ind w:left="2160" w:hanging="360"/>
+      </w:pPr>
+      <w:rPr>
+        <w:rFonts w:ascii="Wingdings" w:hAnsi="Wingdings" w:hint="default"/>
+        <w:sz w:val="20"/>
+      </w:rPr>
+    </w:lvl>
+    <w:lvl w:ilvl="3" w:tentative="1">
+      <w:start w:val="1"/>
+      <w:numFmt w:val="bullet"/>
+      <w:lvlText w:val=""/>
+      <w:lvlJc w:val="left"/>
+      <w:pPr>
+        <w:tabs>
+          <w:tab w:val="num" w:pos="2880"/>
+        </w:tabs>
+        <w:ind w:left="2880" w:hanging="360"/>
+      </w:pPr>
+      <w:rPr>
+        <w:rFonts w:ascii="Wingdings" w:hAnsi="Wingdings" w:hint="default"/>
+        <w:sz w:val="20"/>
+      </w:rPr>
+    </w:lvl>
+    <w:lvl w:ilvl="4" w:tentative="1">
+      <w:start w:val="1"/>
+      <w:numFmt w:val="bullet"/>
+      <w:lvlText w:val=""/>
+      <w:lvlJc w:val="left"/>
+      <w:pPr>
+        <w:tabs>
+          <w:tab w:val="num" w:pos="3600"/>
+        </w:tabs>
+        <w:ind w:left="3600" w:hanging="360"/>
+      </w:pPr>
+      <w:rPr>
+        <w:rFonts w:ascii="Wingdings" w:hAnsi="Wingdings" w:hint="default"/>
+        <w:sz w:val="20"/>
+      </w:rPr>
+    </w:lvl>
+    <w:lvl w:ilvl="5" w:tentative="1">
+      <w:start w:val="1"/>
+      <w:numFmt w:val="bullet"/>
+      <w:lvlText w:val=""/>
+      <w:lvlJc w:val="left"/>
+      <w:pPr>
+        <w:tabs>
+          <w:tab w:val="num" w:pos="4320"/>
+        </w:tabs>
+        <w:ind w:left="4320" w:hanging="360"/>
+      </w:pPr>
+      <w:rPr>
+        <w:rFonts w:ascii="Wingdings" w:hAnsi="Wingdings" w:hint="default"/>
+        <w:sz w:val="20"/>
+      </w:rPr>
+    </w:lvl>
+    <w:lvl w:ilvl="6" w:tentative="1">
+      <w:start w:val="1"/>
+      <w:numFmt w:val="bullet"/>
+      <w:lvlText w:val=""/>
+      <w:lvlJc w:val="left"/>
+      <w:pPr>
+        <w:tabs>
+          <w:tab w:val="num" w:pos="5040"/>
+        </w:tabs>
+        <w:ind w:left="5040" w:hanging="360"/>
+      </w:pPr>
+      <w:rPr>
+        <w:rFonts w:ascii="Wingdings" w:hAnsi="Wingdings" w:hint="default"/>
+        <w:sz w:val="20"/>
+      </w:rPr>
+    </w:lvl>
+    <w:lvl w:ilvl="7" w:tentative="1">
+      <w:start w:val="1"/>
+      <w:numFmt w:val="bullet"/>
+      <w:lvlText w:val=""/>
+      <w:lvlJc w:val="left"/>
+      <w:pPr>
+        <w:tabs>
+          <w:tab w:val="num" w:pos="5760"/>
+        </w:tabs>
+        <w:ind w:left="5760" w:hanging="360"/>
+      </w:pPr>
+      <w:rPr>
+        <w:rFonts w:ascii="Wingdings" w:hAnsi="Wingdings" w:hint="default"/>
+        <w:sz w:val="20"/>
+      </w:rPr>
+    </w:lvl>
+    <w:lvl w:ilvl="8" w:tentative="1">
+      <w:start w:val="1"/>
+      <w:numFmt w:val="bullet"/>
+      <w:lvlText w:val=""/>
+      <w:lvlJc w:val="left"/>
+      <w:pPr>
+        <w:tabs>
+          <w:tab w:val="num" w:pos="6480"/>
+        </w:tabs>
+        <w:ind w:left="6480" w:hanging="360"/>
+      </w:pPr>
+      <w:rPr>
+        <w:rFonts w:ascii="Wingdings" w:hAnsi="Wingdings" w:hint="default"/>
+        <w:sz w:val="20"/>
+      </w:rPr>
+    </w:lvl>
+  </w:abstractNum>
+  <w:abstractNum w:abstractNumId="16" w15:restartNumberingAfterBreak="0">
     <w:nsid w:val="2E0D726F"/>
     <w:multiLevelType w:val="multilevel"/>
     <w:tmpl w:val="BCBAA4C6"/>
@@ -1767,7 +6438,7 @@
       </w:rPr>
     </w:lvl>
   </w:abstractNum>
-  <w:abstractNum w:abstractNumId="10" w15:restartNumberingAfterBreak="0">
+  <w:abstractNum w:abstractNumId="17" w15:restartNumberingAfterBreak="0">
     <w:nsid w:val="307839E7"/>
     <w:multiLevelType w:val="multilevel"/>
     <w:tmpl w:val="48042B08"/>
@@ -1916,7 +6587,7 @@
       </w:rPr>
     </w:lvl>
   </w:abstractNum>
-  <w:abstractNum w:abstractNumId="11" w15:restartNumberingAfterBreak="0">
+  <w:abstractNum w:abstractNumId="18" w15:restartNumberingAfterBreak="0">
     <w:nsid w:val="31751E80"/>
     <w:multiLevelType w:val="multilevel"/>
     <w:tmpl w:val="A2B8FDD4"/>
@@ -2065,7 +6736,7 @@
       </w:rPr>
     </w:lvl>
   </w:abstractNum>
-  <w:abstractNum w:abstractNumId="12" w15:restartNumberingAfterBreak="0">
+  <w:abstractNum w:abstractNumId="19" w15:restartNumberingAfterBreak="0">
     <w:nsid w:val="31CA53AE"/>
     <w:multiLevelType w:val="multilevel"/>
     <w:tmpl w:val="06AC7310"/>
@@ -2214,7 +6885,7 @@
       </w:rPr>
     </w:lvl>
   </w:abstractNum>
-  <w:abstractNum w:abstractNumId="13" w15:restartNumberingAfterBreak="0">
+  <w:abstractNum w:abstractNumId="20" w15:restartNumberingAfterBreak="0">
     <w:nsid w:val="36A478A8"/>
     <w:multiLevelType w:val="multilevel"/>
     <w:tmpl w:val="3A427C7A"/>
@@ -2363,7 +7034,7 @@
       </w:rPr>
     </w:lvl>
   </w:abstractNum>
-  <w:abstractNum w:abstractNumId="14" w15:restartNumberingAfterBreak="0">
+  <w:abstractNum w:abstractNumId="21" w15:restartNumberingAfterBreak="0">
     <w:nsid w:val="3D0106B3"/>
     <w:multiLevelType w:val="multilevel"/>
     <w:tmpl w:val="8660B3FE"/>
@@ -2512,7 +7183,7 @@
       </w:rPr>
     </w:lvl>
   </w:abstractNum>
-  <w:abstractNum w:abstractNumId="15" w15:restartNumberingAfterBreak="0">
+  <w:abstractNum w:abstractNumId="22" w15:restartNumberingAfterBreak="0">
     <w:nsid w:val="4C7F6057"/>
     <w:multiLevelType w:val="multilevel"/>
     <w:tmpl w:val="55F64A1C"/>
@@ -2661,7 +7332,7 @@
       </w:rPr>
     </w:lvl>
   </w:abstractNum>
-  <w:abstractNum w:abstractNumId="16" w15:restartNumberingAfterBreak="0">
+  <w:abstractNum w:abstractNumId="23" w15:restartNumberingAfterBreak="0">
     <w:nsid w:val="5093531B"/>
     <w:multiLevelType w:val="multilevel"/>
     <w:tmpl w:val="100C1798"/>
@@ -2810,7 +7481,7 @@
       </w:rPr>
     </w:lvl>
   </w:abstractNum>
-  <w:abstractNum w:abstractNumId="17" w15:restartNumberingAfterBreak="0">
+  <w:abstractNum w:abstractNumId="24" w15:restartNumberingAfterBreak="0">
     <w:nsid w:val="53B5058D"/>
     <w:multiLevelType w:val="multilevel"/>
     <w:tmpl w:val="22B620B6"/>
@@ -2959,7 +7630,156 @@
       </w:rPr>
     </w:lvl>
   </w:abstractNum>
-  <w:abstractNum w:abstractNumId="18" w15:restartNumberingAfterBreak="0">
+  <w:abstractNum w:abstractNumId="25" w15:restartNumberingAfterBreak="0">
+    <w:nsid w:val="562632BF"/>
+    <w:multiLevelType w:val="multilevel"/>
+    <w:tmpl w:val="05DC4248"/>
+    <w:lvl w:ilvl="0">
+      <w:start w:val="1"/>
+      <w:numFmt w:val="bullet"/>
+      <w:lvlText w:val=""/>
+      <w:lvlJc w:val="left"/>
+      <w:pPr>
+        <w:tabs>
+          <w:tab w:val="num" w:pos="720"/>
+        </w:tabs>
+        <w:ind w:left="720" w:hanging="360"/>
+      </w:pPr>
+      <w:rPr>
+        <w:rFonts w:ascii="Symbol" w:hAnsi="Symbol" w:hint="default"/>
+        <w:sz w:val="20"/>
+      </w:rPr>
+    </w:lvl>
+    <w:lvl w:ilvl="1" w:tentative="1">
+      <w:start w:val="1"/>
+      <w:numFmt w:val="bullet"/>
+      <w:lvlText w:val="o"/>
+      <w:lvlJc w:val="left"/>
+      <w:pPr>
+        <w:tabs>
+          <w:tab w:val="num" w:pos="1440"/>
+        </w:tabs>
+        <w:ind w:left="1440" w:hanging="360"/>
+      </w:pPr>
+      <w:rPr>
+        <w:rFonts w:ascii="Courier New" w:hAnsi="Courier New" w:hint="default"/>
+        <w:sz w:val="20"/>
+      </w:rPr>
+    </w:lvl>
+    <w:lvl w:ilvl="2" w:tentative="1">
+      <w:start w:val="1"/>
+      <w:numFmt w:val="bullet"/>
+      <w:lvlText w:val=""/>
+      <w:lvlJc w:val="left"/>
+      <w:pPr>
+        <w:tabs>
+          <w:tab w:val="num" w:pos="2160"/>
+        </w:tabs>
+        <w:ind w:left="2160" w:hanging="360"/>
+      </w:pPr>
+      <w:rPr>
+        <w:rFonts w:ascii="Wingdings" w:hAnsi="Wingdings" w:hint="default"/>
+        <w:sz w:val="20"/>
+      </w:rPr>
+    </w:lvl>
+    <w:lvl w:ilvl="3" w:tentative="1">
+      <w:start w:val="1"/>
+      <w:numFmt w:val="bullet"/>
+      <w:lvlText w:val=""/>
+      <w:lvlJc w:val="left"/>
+      <w:pPr>
+        <w:tabs>
+          <w:tab w:val="num" w:pos="2880"/>
+        </w:tabs>
+        <w:ind w:left="2880" w:hanging="360"/>
+      </w:pPr>
+      <w:rPr>
+        <w:rFonts w:ascii="Wingdings" w:hAnsi="Wingdings" w:hint="default"/>
+        <w:sz w:val="20"/>
+      </w:rPr>
+    </w:lvl>
+    <w:lvl w:ilvl="4" w:tentative="1">
+      <w:start w:val="1"/>
+      <w:numFmt w:val="bullet"/>
+      <w:lvlText w:val=""/>
+      <w:lvlJc w:val="left"/>
+      <w:pPr>
+        <w:tabs>
+          <w:tab w:val="num" w:pos="3600"/>
+        </w:tabs>
+        <w:ind w:left="3600" w:hanging="360"/>
+      </w:pPr>
+      <w:rPr>
+        <w:rFonts w:ascii="Wingdings" w:hAnsi="Wingdings" w:hint="default"/>
+        <w:sz w:val="20"/>
+      </w:rPr>
+    </w:lvl>
+    <w:lvl w:ilvl="5" w:tentative="1">
+      <w:start w:val="1"/>
+      <w:numFmt w:val="bullet"/>
+      <w:lvlText w:val=""/>
+      <w:lvlJc w:val="left"/>
+      <w:pPr>
+        <w:tabs>
+          <w:tab w:val="num" w:pos="4320"/>
+        </w:tabs>
+        <w:ind w:left="4320" w:hanging="360"/>
+      </w:pPr>
+      <w:rPr>
+        <w:rFonts w:ascii="Wingdings" w:hAnsi="Wingdings" w:hint="default"/>
+        <w:sz w:val="20"/>
+      </w:rPr>
+    </w:lvl>
+    <w:lvl w:ilvl="6" w:tentative="1">
+      <w:start w:val="1"/>
+      <w:numFmt w:val="bullet"/>
+      <w:lvlText w:val=""/>
+      <w:lvlJc w:val="left"/>
+      <w:pPr>
+        <w:tabs>
+          <w:tab w:val="num" w:pos="5040"/>
+        </w:tabs>
+        <w:ind w:left="5040" w:hanging="360"/>
+      </w:pPr>
+      <w:rPr>
+        <w:rFonts w:ascii="Wingdings" w:hAnsi="Wingdings" w:hint="default"/>
+        <w:sz w:val="20"/>
+      </w:rPr>
+    </w:lvl>
+    <w:lvl w:ilvl="7" w:tentative="1">
+      <w:start w:val="1"/>
+      <w:numFmt w:val="bullet"/>
+      <w:lvlText w:val=""/>
+      <w:lvlJc w:val="left"/>
+      <w:pPr>
+        <w:tabs>
+          <w:tab w:val="num" w:pos="5760"/>
+        </w:tabs>
+        <w:ind w:left="5760" w:hanging="360"/>
+      </w:pPr>
+      <w:rPr>
+        <w:rFonts w:ascii="Wingdings" w:hAnsi="Wingdings" w:hint="default"/>
+        <w:sz w:val="20"/>
+      </w:rPr>
+    </w:lvl>
+    <w:lvl w:ilvl="8" w:tentative="1">
+      <w:start w:val="1"/>
+      <w:numFmt w:val="bullet"/>
+      <w:lvlText w:val=""/>
+      <w:lvlJc w:val="left"/>
+      <w:pPr>
+        <w:tabs>
+          <w:tab w:val="num" w:pos="6480"/>
+        </w:tabs>
+        <w:ind w:left="6480" w:hanging="360"/>
+      </w:pPr>
+      <w:rPr>
+        <w:rFonts w:ascii="Wingdings" w:hAnsi="Wingdings" w:hint="default"/>
+        <w:sz w:val="20"/>
+      </w:rPr>
+    </w:lvl>
+  </w:abstractNum>
+  <w:abstractNum w:abstractNumId="26" w15:restartNumberingAfterBreak="0">
     <w:nsid w:val="569E2995"/>
     <w:multiLevelType w:val="multilevel"/>
     <w:tmpl w:val="CFD0D7AA"/>
@@ -3108,7 +7928,156 @@
       </w:rPr>
     </w:lvl>
   </w:abstractNum>
-  <w:abstractNum w:abstractNumId="19" w15:restartNumberingAfterBreak="0">
+  <w:abstractNum w:abstractNumId="27" w15:restartNumberingAfterBreak="0">
+    <w:nsid w:val="5C277E84"/>
+    <w:multiLevelType w:val="multilevel"/>
+    <w:tmpl w:val="E018BE0C"/>
+    <w:lvl w:ilvl="0">
+      <w:start w:val="1"/>
+      <w:numFmt w:val="bullet"/>
+      <w:lvlText w:val=""/>
+      <w:lvlJc w:val="left"/>
+      <w:pPr>
+        <w:tabs>
+          <w:tab w:val="num" w:pos="720"/>
+        </w:tabs>
+        <w:ind w:left="720" w:hanging="360"/>
+      </w:pPr>
+      <w:rPr>
+        <w:rFonts w:ascii="Symbol" w:hAnsi="Symbol" w:hint="default"/>
+        <w:sz w:val="20"/>
+      </w:rPr>
+    </w:lvl>
+    <w:lvl w:ilvl="1" w:tentative="1">
+      <w:start w:val="1"/>
+      <w:numFmt w:val="bullet"/>
+      <w:lvlText w:val="o"/>
+      <w:lvlJc w:val="left"/>
+      <w:pPr>
+        <w:tabs>
+          <w:tab w:val="num" w:pos="1440"/>
+        </w:tabs>
+        <w:ind w:left="1440" w:hanging="360"/>
+      </w:pPr>
+      <w:rPr>
+        <w:rFonts w:ascii="Courier New" w:hAnsi="Courier New" w:hint="default"/>
+        <w:sz w:val="20"/>
+      </w:rPr>
+    </w:lvl>
+    <w:lvl w:ilvl="2" w:tentative="1">
+      <w:start w:val="1"/>
+      <w:numFmt w:val="bullet"/>
+      <w:lvlText w:val=""/>
+      <w:lvlJc w:val="left"/>
+      <w:pPr>
+        <w:tabs>
+          <w:tab w:val="num" w:pos="2160"/>
+        </w:tabs>
+        <w:ind w:left="2160" w:hanging="360"/>
+      </w:pPr>
+      <w:rPr>
+        <w:rFonts w:ascii="Wingdings" w:hAnsi="Wingdings" w:hint="default"/>
+        <w:sz w:val="20"/>
+      </w:rPr>
+    </w:lvl>
+    <w:lvl w:ilvl="3" w:tentative="1">
+      <w:start w:val="1"/>
+      <w:numFmt w:val="bullet"/>
+      <w:lvlText w:val=""/>
+      <w:lvlJc w:val="left"/>
+      <w:pPr>
+        <w:tabs>
+          <w:tab w:val="num" w:pos="2880"/>
+        </w:tabs>
+        <w:ind w:left="2880" w:hanging="360"/>
+      </w:pPr>
+      <w:rPr>
+        <w:rFonts w:ascii="Wingdings" w:hAnsi="Wingdings" w:hint="default"/>
+        <w:sz w:val="20"/>
+      </w:rPr>
+    </w:lvl>
+    <w:lvl w:ilvl="4" w:tentative="1">
+      <w:start w:val="1"/>
+      <w:numFmt w:val="bullet"/>
+      <w:lvlText w:val=""/>
+      <w:lvlJc w:val="left"/>
+      <w:pPr>
+        <w:tabs>
+          <w:tab w:val="num" w:pos="3600"/>
+        </w:tabs>
+        <w:ind w:left="3600" w:hanging="360"/>
+      </w:pPr>
+      <w:rPr>
+        <w:rFonts w:ascii="Wingdings" w:hAnsi="Wingdings" w:hint="default"/>
+        <w:sz w:val="20"/>
+      </w:rPr>
+    </w:lvl>
+    <w:lvl w:ilvl="5" w:tentative="1">
+      <w:start w:val="1"/>
+      <w:numFmt w:val="bullet"/>
+      <w:lvlText w:val=""/>
+      <w:lvlJc w:val="left"/>
+      <w:pPr>
+        <w:tabs>
+          <w:tab w:val="num" w:pos="4320"/>
+        </w:tabs>
+        <w:ind w:left="4320" w:hanging="360"/>
+      </w:pPr>
+      <w:rPr>
+        <w:rFonts w:ascii="Wingdings" w:hAnsi="Wingdings" w:hint="default"/>
+        <w:sz w:val="20"/>
+      </w:rPr>
+    </w:lvl>
+    <w:lvl w:ilvl="6" w:tentative="1">
+      <w:start w:val="1"/>
+      <w:numFmt w:val="bullet"/>
+      <w:lvlText w:val=""/>
+      <w:lvlJc w:val="left"/>
+      <w:pPr>
+        <w:tabs>
+          <w:tab w:val="num" w:pos="5040"/>
+        </w:tabs>
+        <w:ind w:left="5040" w:hanging="360"/>
+      </w:pPr>
+      <w:rPr>
+        <w:rFonts w:ascii="Wingdings" w:hAnsi="Wingdings" w:hint="default"/>
+        <w:sz w:val="20"/>
+      </w:rPr>
+    </w:lvl>
+    <w:lvl w:ilvl="7" w:tentative="1">
+      <w:start w:val="1"/>
+      <w:numFmt w:val="bullet"/>
+      <w:lvlText w:val=""/>
+      <w:lvlJc w:val="left"/>
+      <w:pPr>
+        <w:tabs>
+          <w:tab w:val="num" w:pos="5760"/>
+        </w:tabs>
+        <w:ind w:left="5760" w:hanging="360"/>
+      </w:pPr>
+      <w:rPr>
+        <w:rFonts w:ascii="Wingdings" w:hAnsi="Wingdings" w:hint="default"/>
+        <w:sz w:val="20"/>
+      </w:rPr>
+    </w:lvl>
+    <w:lvl w:ilvl="8" w:tentative="1">
+      <w:start w:val="1"/>
+      <w:numFmt w:val="bullet"/>
+      <w:lvlText w:val=""/>
+      <w:lvlJc w:val="left"/>
+      <w:pPr>
+        <w:tabs>
+          <w:tab w:val="num" w:pos="6480"/>
+        </w:tabs>
+        <w:ind w:left="6480" w:hanging="360"/>
+      </w:pPr>
+      <w:rPr>
+        <w:rFonts w:ascii="Wingdings" w:hAnsi="Wingdings" w:hint="default"/>
+        <w:sz w:val="20"/>
+      </w:rPr>
+    </w:lvl>
+  </w:abstractNum>
+  <w:abstractNum w:abstractNumId="28" w15:restartNumberingAfterBreak="0">
     <w:nsid w:val="60501A14"/>
     <w:multiLevelType w:val="multilevel"/>
     <w:tmpl w:val="62361BC2"/>
@@ -3257,7 +8226,7 @@
       </w:rPr>
     </w:lvl>
   </w:abstractNum>
-  <w:abstractNum w:abstractNumId="20" w15:restartNumberingAfterBreak="0">
+  <w:abstractNum w:abstractNumId="29" w15:restartNumberingAfterBreak="0">
     <w:nsid w:val="61CD3ED2"/>
     <w:multiLevelType w:val="multilevel"/>
     <w:tmpl w:val="77EAD356"/>
@@ -3406,7 +8375,156 @@
       </w:rPr>
     </w:lvl>
   </w:abstractNum>
-  <w:abstractNum w:abstractNumId="21" w15:restartNumberingAfterBreak="0">
+  <w:abstractNum w:abstractNumId="30" w15:restartNumberingAfterBreak="0">
+    <w:nsid w:val="627B58E2"/>
+    <w:multiLevelType w:val="multilevel"/>
+    <w:tmpl w:val="3E107AA0"/>
+    <w:lvl w:ilvl="0">
+      <w:start w:val="1"/>
+      <w:numFmt w:val="bullet"/>
+      <w:lvlText w:val=""/>
+      <w:lvlJc w:val="left"/>
+      <w:pPr>
+        <w:tabs>
+          <w:tab w:val="num" w:pos="720"/>
+        </w:tabs>
+        <w:ind w:left="720" w:hanging="360"/>
+      </w:pPr>
+      <w:rPr>
+        <w:rFonts w:ascii="Symbol" w:hAnsi="Symbol" w:hint="default"/>
+        <w:sz w:val="20"/>
+      </w:rPr>
+    </w:lvl>
+    <w:lvl w:ilvl="1" w:tentative="1">
+      <w:start w:val="1"/>
+      <w:numFmt w:val="bullet"/>
+      <w:lvlText w:val="o"/>
+      <w:lvlJc w:val="left"/>
+      <w:pPr>
+        <w:tabs>
+          <w:tab w:val="num" w:pos="1440"/>
+        </w:tabs>
+        <w:ind w:left="1440" w:hanging="360"/>
+      </w:pPr>
+      <w:rPr>
+        <w:rFonts w:ascii="Courier New" w:hAnsi="Courier New" w:hint="default"/>
+        <w:sz w:val="20"/>
+      </w:rPr>
+    </w:lvl>
+    <w:lvl w:ilvl="2" w:tentative="1">
+      <w:start w:val="1"/>
+      <w:numFmt w:val="bullet"/>
+      <w:lvlText w:val=""/>
+      <w:lvlJc w:val="left"/>
+      <w:pPr>
+        <w:tabs>
+          <w:tab w:val="num" w:pos="2160"/>
+        </w:tabs>
+        <w:ind w:left="2160" w:hanging="360"/>
+      </w:pPr>
+      <w:rPr>
+        <w:rFonts w:ascii="Wingdings" w:hAnsi="Wingdings" w:hint="default"/>
+        <w:sz w:val="20"/>
+      </w:rPr>
+    </w:lvl>
+    <w:lvl w:ilvl="3" w:tentative="1">
+      <w:start w:val="1"/>
+      <w:numFmt w:val="bullet"/>
+      <w:lvlText w:val=""/>
+      <w:lvlJc w:val="left"/>
+      <w:pPr>
+        <w:tabs>
+          <w:tab w:val="num" w:pos="2880"/>
+        </w:tabs>
+        <w:ind w:left="2880" w:hanging="360"/>
+      </w:pPr>
+      <w:rPr>
+        <w:rFonts w:ascii="Wingdings" w:hAnsi="Wingdings" w:hint="default"/>
+        <w:sz w:val="20"/>
+      </w:rPr>
+    </w:lvl>
+    <w:lvl w:ilvl="4" w:tentative="1">
+      <w:start w:val="1"/>
+      <w:numFmt w:val="bullet"/>
+      <w:lvlText w:val=""/>
+      <w:lvlJc w:val="left"/>
+      <w:pPr>
+        <w:tabs>
+          <w:tab w:val="num" w:pos="3600"/>
+        </w:tabs>
+        <w:ind w:left="3600" w:hanging="360"/>
+      </w:pPr>
+      <w:rPr>
+        <w:rFonts w:ascii="Wingdings" w:hAnsi="Wingdings" w:hint="default"/>
+        <w:sz w:val="20"/>
+      </w:rPr>
+    </w:lvl>
+    <w:lvl w:ilvl="5" w:tentative="1">
+      <w:start w:val="1"/>
+      <w:numFmt w:val="bullet"/>
+      <w:lvlText w:val=""/>
+      <w:lvlJc w:val="left"/>
+      <w:pPr>
+        <w:tabs>
+          <w:tab w:val="num" w:pos="4320"/>
+        </w:tabs>
+        <w:ind w:left="4320" w:hanging="360"/>
+      </w:pPr>
+      <w:rPr>
+        <w:rFonts w:ascii="Wingdings" w:hAnsi="Wingdings" w:hint="default"/>
+        <w:sz w:val="20"/>
+      </w:rPr>
+    </w:lvl>
+    <w:lvl w:ilvl="6" w:tentative="1">
+      <w:start w:val="1"/>
+      <w:numFmt w:val="bullet"/>
+      <w:lvlText w:val=""/>
+      <w:lvlJc w:val="left"/>
+      <w:pPr>
+        <w:tabs>
+          <w:tab w:val="num" w:pos="5040"/>
+        </w:tabs>
+        <w:ind w:left="5040" w:hanging="360"/>
+      </w:pPr>
+      <w:rPr>
+        <w:rFonts w:ascii="Wingdings" w:hAnsi="Wingdings" w:hint="default"/>
+        <w:sz w:val="20"/>
+      </w:rPr>
+    </w:lvl>
+    <w:lvl w:ilvl="7" w:tentative="1">
+      <w:start w:val="1"/>
+      <w:numFmt w:val="bullet"/>
+      <w:lvlText w:val=""/>
+      <w:lvlJc w:val="left"/>
+      <w:pPr>
+        <w:tabs>
+          <w:tab w:val="num" w:pos="5760"/>
+        </w:tabs>
+        <w:ind w:left="5760" w:hanging="360"/>
+      </w:pPr>
+      <w:rPr>
+        <w:rFonts w:ascii="Wingdings" w:hAnsi="Wingdings" w:hint="default"/>
+        <w:sz w:val="20"/>
+      </w:rPr>
+    </w:lvl>
+    <w:lvl w:ilvl="8" w:tentative="1">
+      <w:start w:val="1"/>
+      <w:numFmt w:val="bullet"/>
+      <w:lvlText w:val=""/>
+      <w:lvlJc w:val="left"/>
+      <w:pPr>
+        <w:tabs>
+          <w:tab w:val="num" w:pos="6480"/>
+        </w:tabs>
+        <w:ind w:left="6480" w:hanging="360"/>
+      </w:pPr>
+      <w:rPr>
+        <w:rFonts w:ascii="Wingdings" w:hAnsi="Wingdings" w:hint="default"/>
+        <w:sz w:val="20"/>
+      </w:rPr>
+    </w:lvl>
+  </w:abstractNum>
+  <w:abstractNum w:abstractNumId="31" w15:restartNumberingAfterBreak="0">
     <w:nsid w:val="64D63B67"/>
     <w:multiLevelType w:val="multilevel"/>
     <w:tmpl w:val="54048138"/>
@@ -3555,7 +8673,7 @@
       </w:rPr>
     </w:lvl>
   </w:abstractNum>
-  <w:abstractNum w:abstractNumId="22" w15:restartNumberingAfterBreak="0">
+  <w:abstractNum w:abstractNumId="32" w15:restartNumberingAfterBreak="0">
     <w:nsid w:val="69A35D72"/>
     <w:multiLevelType w:val="multilevel"/>
     <w:tmpl w:val="7292AC80"/>
@@ -3704,7 +8822,7 @@
       </w:rPr>
     </w:lvl>
   </w:abstractNum>
-  <w:abstractNum w:abstractNumId="23" w15:restartNumberingAfterBreak="0">
+  <w:abstractNum w:abstractNumId="33" w15:restartNumberingAfterBreak="0">
     <w:nsid w:val="6BE171FB"/>
     <w:multiLevelType w:val="multilevel"/>
     <w:tmpl w:val="0AFEF704"/>
@@ -3817,7 +8935,156 @@
       </w:pPr>
     </w:lvl>
   </w:abstractNum>
-  <w:abstractNum w:abstractNumId="24" w15:restartNumberingAfterBreak="0">
+  <w:abstractNum w:abstractNumId="34" w15:restartNumberingAfterBreak="0">
+    <w:nsid w:val="720C199D"/>
+    <w:multiLevelType w:val="multilevel"/>
+    <w:tmpl w:val="7DFE029E"/>
+    <w:lvl w:ilvl="0">
+      <w:start w:val="1"/>
+      <w:numFmt w:val="bullet"/>
+      <w:lvlText w:val=""/>
+      <w:lvlJc w:val="left"/>
+      <w:pPr>
+        <w:tabs>
+          <w:tab w:val="num" w:pos="720"/>
+        </w:tabs>
+        <w:ind w:left="720" w:hanging="360"/>
+      </w:pPr>
+      <w:rPr>
+        <w:rFonts w:ascii="Symbol" w:hAnsi="Symbol" w:hint="default"/>
+        <w:sz w:val="20"/>
+      </w:rPr>
+    </w:lvl>
+    <w:lvl w:ilvl="1" w:tentative="1">
+      <w:start w:val="1"/>
+      <w:numFmt w:val="bullet"/>
+      <w:lvlText w:val="o"/>
+      <w:lvlJc w:val="left"/>
+      <w:pPr>
+        <w:tabs>
+          <w:tab w:val="num" w:pos="1440"/>
+        </w:tabs>
+        <w:ind w:left="1440" w:hanging="360"/>
+      </w:pPr>
+      <w:rPr>
+        <w:rFonts w:ascii="Courier New" w:hAnsi="Courier New" w:hint="default"/>
+        <w:sz w:val="20"/>
+      </w:rPr>
+    </w:lvl>
+    <w:lvl w:ilvl="2" w:tentative="1">
+      <w:start w:val="1"/>
+      <w:numFmt w:val="bullet"/>
+      <w:lvlText w:val=""/>
+      <w:lvlJc w:val="left"/>
+      <w:pPr>
+        <w:tabs>
+          <w:tab w:val="num" w:pos="2160"/>
+        </w:tabs>
+        <w:ind w:left="2160" w:hanging="360"/>
+      </w:pPr>
+      <w:rPr>
+        <w:rFonts w:ascii="Wingdings" w:hAnsi="Wingdings" w:hint="default"/>
+        <w:sz w:val="20"/>
+      </w:rPr>
+    </w:lvl>
+    <w:lvl w:ilvl="3" w:tentative="1">
+      <w:start w:val="1"/>
+      <w:numFmt w:val="bullet"/>
+      <w:lvlText w:val=""/>
+      <w:lvlJc w:val="left"/>
+      <w:pPr>
+        <w:tabs>
+          <w:tab w:val="num" w:pos="2880"/>
+        </w:tabs>
+        <w:ind w:left="2880" w:hanging="360"/>
+      </w:pPr>
+      <w:rPr>
+        <w:rFonts w:ascii="Wingdings" w:hAnsi="Wingdings" w:hint="default"/>
+        <w:sz w:val="20"/>
+      </w:rPr>
+    </w:lvl>
+    <w:lvl w:ilvl="4" w:tentative="1">
+      <w:start w:val="1"/>
+      <w:numFmt w:val="bullet"/>
+      <w:lvlText w:val=""/>
+      <w:lvlJc w:val="left"/>
+      <w:pPr>
+        <w:tabs>
+          <w:tab w:val="num" w:pos="3600"/>
+        </w:tabs>
+        <w:ind w:left="3600" w:hanging="360"/>
+      </w:pPr>
+      <w:rPr>
+        <w:rFonts w:ascii="Wingdings" w:hAnsi="Wingdings" w:hint="default"/>
+        <w:sz w:val="20"/>
+      </w:rPr>
+    </w:lvl>
+    <w:lvl w:ilvl="5" w:tentative="1">
+      <w:start w:val="1"/>
+      <w:numFmt w:val="bullet"/>
+      <w:lvlText w:val=""/>
+      <w:lvlJc w:val="left"/>
+      <w:pPr>
+        <w:tabs>
+          <w:tab w:val="num" w:pos="4320"/>
+        </w:tabs>
+        <w:ind w:left="4320" w:hanging="360"/>
+      </w:pPr>
+      <w:rPr>
+        <w:rFonts w:ascii="Wingdings" w:hAnsi="Wingdings" w:hint="default"/>
+        <w:sz w:val="20"/>
+      </w:rPr>
+    </w:lvl>
+    <w:lvl w:ilvl="6" w:tentative="1">
+      <w:start w:val="1"/>
+      <w:numFmt w:val="bullet"/>
+      <w:lvlText w:val=""/>
+      <w:lvlJc w:val="left"/>
+      <w:pPr>
+        <w:tabs>
+          <w:tab w:val="num" w:pos="5040"/>
+        </w:tabs>
+        <w:ind w:left="5040" w:hanging="360"/>
+      </w:pPr>
+      <w:rPr>
+        <w:rFonts w:ascii="Wingdings" w:hAnsi="Wingdings" w:hint="default"/>
+        <w:sz w:val="20"/>
+      </w:rPr>
+    </w:lvl>
+    <w:lvl w:ilvl="7" w:tentative="1">
+      <w:start w:val="1"/>
+      <w:numFmt w:val="bullet"/>
+      <w:lvlText w:val=""/>
+      <w:lvlJc w:val="left"/>
+      <w:pPr>
+        <w:tabs>
+          <w:tab w:val="num" w:pos="5760"/>
+        </w:tabs>
+        <w:ind w:left="5760" w:hanging="360"/>
+      </w:pPr>
+      <w:rPr>
+        <w:rFonts w:ascii="Wingdings" w:hAnsi="Wingdings" w:hint="default"/>
+        <w:sz w:val="20"/>
+      </w:rPr>
+    </w:lvl>
+    <w:lvl w:ilvl="8" w:tentative="1">
+      <w:start w:val="1"/>
+      <w:numFmt w:val="bullet"/>
+      <w:lvlText w:val=""/>
+      <w:lvlJc w:val="left"/>
+      <w:pPr>
+        <w:tabs>
+          <w:tab w:val="num" w:pos="6480"/>
+        </w:tabs>
+        <w:ind w:left="6480" w:hanging="360"/>
+      </w:pPr>
+      <w:rPr>
+        <w:rFonts w:ascii="Wingdings" w:hAnsi="Wingdings" w:hint="default"/>
+        <w:sz w:val="20"/>
+      </w:rPr>
+    </w:lvl>
+  </w:abstractNum>
+  <w:abstractNum w:abstractNumId="35" w15:restartNumberingAfterBreak="0">
     <w:nsid w:val="7DB43AAB"/>
     <w:multiLevelType w:val="multilevel"/>
     <w:tmpl w:val="C0424DE2"/>
@@ -3967,79 +9234,112 @@
     </w:lvl>
   </w:abstractNum>
   <w:num w:numId="1" w16cid:durableId="1134719451">
+    <w:abstractNumId w:val="2"/>
+  </w:num>
+  <w:num w:numId="2" w16cid:durableId="1005984525">
+    <w:abstractNumId w:val="22"/>
+  </w:num>
+  <w:num w:numId="3" w16cid:durableId="1870870204">
+    <w:abstractNumId w:val="18"/>
+  </w:num>
+  <w:num w:numId="4" w16cid:durableId="1945183461">
+    <w:abstractNumId w:val="21"/>
+  </w:num>
+  <w:num w:numId="5" w16cid:durableId="1723603402">
+    <w:abstractNumId w:val="31"/>
+  </w:num>
+  <w:num w:numId="6" w16cid:durableId="1458647594">
+    <w:abstractNumId w:val="29"/>
+  </w:num>
+  <w:num w:numId="7" w16cid:durableId="200561175">
+    <w:abstractNumId w:val="5"/>
+  </w:num>
+  <w:num w:numId="8" w16cid:durableId="1040088531">
+    <w:abstractNumId w:val="23"/>
+  </w:num>
+  <w:num w:numId="9" w16cid:durableId="983781624">
+    <w:abstractNumId w:val="17"/>
+  </w:num>
+  <w:num w:numId="10" w16cid:durableId="1724020460">
+    <w:abstractNumId w:val="10"/>
+  </w:num>
+  <w:num w:numId="11" w16cid:durableId="93938859">
+    <w:abstractNumId w:val="8"/>
+  </w:num>
+  <w:num w:numId="12" w16cid:durableId="1601716506">
+    <w:abstractNumId w:val="14"/>
+  </w:num>
+  <w:num w:numId="13" w16cid:durableId="978026054">
+    <w:abstractNumId w:val="26"/>
+  </w:num>
+  <w:num w:numId="14" w16cid:durableId="2140488967">
+    <w:abstractNumId w:val="35"/>
+  </w:num>
+  <w:num w:numId="15" w16cid:durableId="1974673638">
+    <w:abstractNumId w:val="20"/>
+  </w:num>
+  <w:num w:numId="16" w16cid:durableId="1156916380">
+    <w:abstractNumId w:val="32"/>
+  </w:num>
+  <w:num w:numId="17" w16cid:durableId="1359117985">
+    <w:abstractNumId w:val="11"/>
+  </w:num>
+  <w:num w:numId="18" w16cid:durableId="1715351629">
+    <w:abstractNumId w:val="6"/>
+  </w:num>
+  <w:num w:numId="19" w16cid:durableId="1301302341">
+    <w:abstractNumId w:val="24"/>
+  </w:num>
+  <w:num w:numId="20" w16cid:durableId="33506461">
+    <w:abstractNumId w:val="12"/>
+  </w:num>
+  <w:num w:numId="21" w16cid:durableId="2038768493">
+    <w:abstractNumId w:val="28"/>
+  </w:num>
+  <w:num w:numId="22" w16cid:durableId="1092702200">
+    <w:abstractNumId w:val="9"/>
+  </w:num>
+  <w:num w:numId="23" w16cid:durableId="549656610">
+    <w:abstractNumId w:val="16"/>
+  </w:num>
+  <w:num w:numId="24" w16cid:durableId="1924685070">
+    <w:abstractNumId w:val="33"/>
+  </w:num>
+  <w:num w:numId="25" w16cid:durableId="1227256568">
+    <w:abstractNumId w:val="19"/>
+  </w:num>
+  <w:num w:numId="26" w16cid:durableId="689137554">
     <w:abstractNumId w:val="0"/>
   </w:num>
-  <w:num w:numId="2" w16cid:durableId="1005984525">
-    <w:abstractNumId w:val="15"/>
+  <w:num w:numId="27" w16cid:durableId="497380708">
+    <w:abstractNumId w:val="4"/>
   </w:num>
-  <w:num w:numId="3" w16cid:durableId="1870870204">
-    <w:abstractNumId w:val="11"/>
+  <w:num w:numId="28" w16cid:durableId="663167524">
+    <w:abstractNumId w:val="25"/>
   </w:num>
-  <w:num w:numId="4" w16cid:durableId="1945183461">
-    <w:abstractNumId w:val="14"/>
-  </w:num>
-  <w:num w:numId="5" w16cid:durableId="1723603402">
-    <w:abstractNumId w:val="21"/>
-  </w:num>
-  <w:num w:numId="6" w16cid:durableId="1458647594">
-    <w:abstractNumId w:val="20"/>
-  </w:num>
-  <w:num w:numId="7" w16cid:durableId="200561175">
+  <w:num w:numId="29" w16cid:durableId="1222330583">
     <w:abstractNumId w:val="1"/>
   </w:num>
-  <w:num w:numId="8" w16cid:durableId="1040088531">
-    <w:abstractNumId w:val="16"/>
+  <w:num w:numId="30" w16cid:durableId="2092047551">
+    <w:abstractNumId w:val="7"/>
   </w:num>
-  <w:num w:numId="9" w16cid:durableId="983781624">
-    <w:abstractNumId w:val="10"/>
+  <w:num w:numId="31" w16cid:durableId="1707103203">
+    <w:abstractNumId w:val="34"/>
   </w:num>
-  <w:num w:numId="10" w16cid:durableId="1724020460">
-    <w:abstractNumId w:val="5"/>
+  <w:num w:numId="32" w16cid:durableId="1689065660">
+    <w:abstractNumId w:val="30"/>
   </w:num>
-  <w:num w:numId="11" w16cid:durableId="93938859">
+  <w:num w:numId="33" w16cid:durableId="2117865619">
     <w:abstractNumId w:val="3"/>
   </w:num>
-  <w:num w:numId="12" w16cid:durableId="1601716506">
-    <w:abstractNumId w:val="8"/>
-  </w:num>
-  <w:num w:numId="13" w16cid:durableId="978026054">
-    <w:abstractNumId w:val="18"/>
-  </w:num>
-  <w:num w:numId="14" w16cid:durableId="2140488967">
-    <w:abstractNumId w:val="24"/>
-  </w:num>
-  <w:num w:numId="15" w16cid:durableId="1974673638">
+  <w:num w:numId="34" w16cid:durableId="1496988988">
     <w:abstractNumId w:val="13"/>
   </w:num>
-  <w:num w:numId="16" w16cid:durableId="1156916380">
-    <w:abstractNumId w:val="22"/>
+  <w:num w:numId="35" w16cid:durableId="691538888">
+    <w:abstractNumId w:val="27"/>
   </w:num>
-  <w:num w:numId="17" w16cid:durableId="1359117985">
-    <w:abstractNumId w:val="6"/>
-  </w:num>
-  <w:num w:numId="18" w16cid:durableId="1715351629">
-    <w:abstractNumId w:val="2"/>
-  </w:num>
-  <w:num w:numId="19" w16cid:durableId="1301302341">
-    <w:abstractNumId w:val="17"/>
-  </w:num>
-  <w:num w:numId="20" w16cid:durableId="33506461">
-    <w:abstractNumId w:val="7"/>
-  </w:num>
-  <w:num w:numId="21" w16cid:durableId="2038768493">
-    <w:abstractNumId w:val="19"/>
-  </w:num>
-  <w:num w:numId="22" w16cid:durableId="1092702200">
-    <w:abstractNumId w:val="4"/>
-  </w:num>
-  <w:num w:numId="23" w16cid:durableId="549656610">
-    <w:abstractNumId w:val="9"/>
-  </w:num>
-  <w:num w:numId="24" w16cid:durableId="1924685070">
-    <w:abstractNumId w:val="23"/>
-  </w:num>
-  <w:num w:numId="25" w16cid:durableId="1227256568">
-    <w:abstractNumId w:val="12"/>
+  <w:num w:numId="36" w16cid:durableId="1531143790">
+    <w:abstractNumId w:val="15"/>
   </w:num>
 </w:numbering>
 </file>
